--- a/output/manuscript_arthrodesis_brazil.docx
+++ b/output/manuscript_arthrodesis_brazil.docx
@@ -860,7 +860,7 @@
           <w:sz w:val="24"/>
           <w:szCs w:val="24"/>
         </w:rPr>
-        <w:t xml:space="preserve">Inter-state patient flow was quantified by comparing each patient’s state of residence (res_SIGLA_UF) with the state where surgery was performed (int_SIGLA_UF). Net flow balance, percentage of imported caseload, and top flow corridors were computed. Geographic flow arrows and micropoint density maps were generated to visualize referral patterns.</w:t>
+        <w:t xml:space="preserve">Inter-state patient flow was quantified by comparing each patient’s state of residence with the state where surgery was performed, as recorded in the SIH/SUS administrative fields. Net flow balance, percentage of imported caseload, and top flow corridors were computed. Geographic flow arrows and micropoint density maps were generated to visualize referral patterns.</w:t>
       </w:r>
     </w:p>
     <w:p>
@@ -1673,7 +1673,7 @@
           <w:sz w:val="24"/>
           <w:szCs w:val="24"/>
         </w:rPr>
-        <w:t xml:space="preserve">Table 3. Weinstein-Style Variation Metrics: Brazil vs. United States</w:t>
+        <w:t xml:space="preserve">Table 1. Arthrodesis Procedures by State: Volume, Rate, and Outcomes (Top 15 States)</w:t>
       </w:r>
     </w:p>
     <w:tbl>
@@ -1689,16 +1689,19 @@
         </w:tblBorders>
       </w:tblPr>
       <w:tblGrid>
-        <w:gridCol w:w="2200"/>
-        <w:gridCol w:w="1800"/>
-        <w:gridCol w:w="1800"/>
-        <w:gridCol w:w="1800"/>
-        <w:gridCol w:w="1760"/>
+        <w:gridCol w:w="900"/>
+        <w:gridCol w:w="1200"/>
+        <w:gridCol w:w="1100"/>
+        <w:gridCol w:w="1300"/>
+        <w:gridCol w:w="1200"/>
+        <w:gridCol w:w="1100"/>
+        <w:gridCol w:w="1100"/>
+        <w:gridCol w:w="1460"/>
       </w:tblGrid>
       <w:tr>
         <w:tc>
           <w:tcPr>
-            <w:tcW w:type="dxa" w:w="2200"/>
+            <w:tcW w:type="dxa" w:w="900"/>
             <w:tcBorders>
               <w:top w:val="single" w:color="000000" w:sz="1"/>
               <w:left w:val="none"/>
@@ -1721,13 +1724,13 @@
                 <w:sz w:val="20"/>
                 <w:szCs w:val="20"/>
               </w:rPr>
-              <w:t xml:space="preserve">Metric</w:t>
-            </w:r>
-          </w:p>
-        </w:tc>
-        <w:tc>
-          <w:tcPr>
-            <w:tcW w:type="dxa" w:w="1800"/>
+              <w:t xml:space="preserve">State</w:t>
+            </w:r>
+          </w:p>
+        </w:tc>
+        <w:tc>
+          <w:tcPr>
+            <w:tcW w:type="dxa" w:w="1200"/>
             <w:tcBorders>
               <w:top w:val="single" w:color="000000" w:sz="1"/>
               <w:left w:val="none"/>
@@ -1750,6 +1753,4996 @@
                 <w:sz w:val="20"/>
                 <w:szCs w:val="20"/>
               </w:rPr>
+              <w:t xml:space="preserve">Region</w:t>
+            </w:r>
+          </w:p>
+        </w:tc>
+        <w:tc>
+          <w:tcPr>
+            <w:tcW w:type="dxa" w:w="1100"/>
+            <w:tcBorders>
+              <w:top w:val="single" w:color="000000" w:sz="1"/>
+              <w:left w:val="none"/>
+              <w:bottom w:val="single" w:color="000000" w:sz="1"/>
+              <w:right w:val="none"/>
+            </w:tcBorders>
+            <w:shd w:fill="FFFFFF" w:val="clear"/>
+            <w:vAlign w:val="center"/>
+          </w:tcPr>
+          <w:p>
+            <w:pPr>
+              <w:spacing w:before="40" w:after="40" w:line="276"/>
+              <w:jc w:val="center"/>
+            </w:pPr>
+            <w:r>
+              <w:rPr>
+                <w:rFonts w:ascii="Times New Roman" w:cs="Times New Roman" w:eastAsia="Times New Roman" w:hAnsi="Times New Roman"/>
+                <w:b/>
+                <w:bCs/>
+                <w:sz w:val="20"/>
+                <w:szCs w:val="20"/>
+              </w:rPr>
+              <w:t xml:space="preserve">N</w:t>
+            </w:r>
+          </w:p>
+        </w:tc>
+        <w:tc>
+          <w:tcPr>
+            <w:tcW w:type="dxa" w:w="1300"/>
+            <w:tcBorders>
+              <w:top w:val="single" w:color="000000" w:sz="1"/>
+              <w:left w:val="none"/>
+              <w:bottom w:val="single" w:color="000000" w:sz="1"/>
+              <w:right w:val="none"/>
+            </w:tcBorders>
+            <w:shd w:fill="FFFFFF" w:val="clear"/>
+            <w:vAlign w:val="center"/>
+          </w:tcPr>
+          <w:p>
+            <w:pPr>
+              <w:spacing w:before="40" w:after="40" w:line="276"/>
+              <w:jc w:val="center"/>
+            </w:pPr>
+            <w:r>
+              <w:rPr>
+                <w:rFonts w:ascii="Times New Roman" w:cs="Times New Roman" w:eastAsia="Times New Roman" w:hAnsi="Times New Roman"/>
+                <w:b/>
+                <w:bCs/>
+                <w:sz w:val="20"/>
+                <w:szCs w:val="20"/>
+              </w:rPr>
+              <w:t xml:space="preserve">Rate/100k</w:t>
+            </w:r>
+          </w:p>
+        </w:tc>
+        <w:tc>
+          <w:tcPr>
+            <w:tcW w:type="dxa" w:w="1200"/>
+            <w:tcBorders>
+              <w:top w:val="single" w:color="000000" w:sz="1"/>
+              <w:left w:val="none"/>
+              <w:bottom w:val="single" w:color="000000" w:sz="1"/>
+              <w:right w:val="none"/>
+            </w:tcBorders>
+            <w:shd w:fill="FFFFFF" w:val="clear"/>
+            <w:vAlign w:val="center"/>
+          </w:tcPr>
+          <w:p>
+            <w:pPr>
+              <w:spacing w:before="40" w:after="40" w:line="276"/>
+              <w:jc w:val="center"/>
+            </w:pPr>
+            <w:r>
+              <w:rPr>
+                <w:rFonts w:ascii="Times New Roman" w:cs="Times New Roman" w:eastAsia="Times New Roman" w:hAnsi="Times New Roman"/>
+                <w:b/>
+                <w:bCs/>
+                <w:sz w:val="20"/>
+                <w:szCs w:val="20"/>
+              </w:rPr>
+              <w:t xml:space="preserve">Mortality (%)</w:t>
+            </w:r>
+          </w:p>
+        </w:tc>
+        <w:tc>
+          <w:tcPr>
+            <w:tcW w:type="dxa" w:w="1100"/>
+            <w:tcBorders>
+              <w:top w:val="single" w:color="000000" w:sz="1"/>
+              <w:left w:val="none"/>
+              <w:bottom w:val="single" w:color="000000" w:sz="1"/>
+              <w:right w:val="none"/>
+            </w:tcBorders>
+            <w:shd w:fill="FFFFFF" w:val="clear"/>
+            <w:vAlign w:val="center"/>
+          </w:tcPr>
+          <w:p>
+            <w:pPr>
+              <w:spacing w:before="40" w:after="40" w:line="276"/>
+              <w:jc w:val="center"/>
+            </w:pPr>
+            <w:r>
+              <w:rPr>
+                <w:rFonts w:ascii="Times New Roman" w:cs="Times New Roman" w:eastAsia="Times New Roman" w:hAnsi="Times New Roman"/>
+                <w:b/>
+                <w:bCs/>
+                <w:sz w:val="20"/>
+                <w:szCs w:val="20"/>
+              </w:rPr>
+              <w:t xml:space="preserve">Mean LOS</w:t>
+            </w:r>
+          </w:p>
+        </w:tc>
+        <w:tc>
+          <w:tcPr>
+            <w:tcW w:type="dxa" w:w="1100"/>
+            <w:tcBorders>
+              <w:top w:val="single" w:color="000000" w:sz="1"/>
+              <w:left w:val="none"/>
+              <w:bottom w:val="single" w:color="000000" w:sz="1"/>
+              <w:right w:val="none"/>
+            </w:tcBorders>
+            <w:shd w:fill="FFFFFF" w:val="clear"/>
+            <w:vAlign w:val="center"/>
+          </w:tcPr>
+          <w:p>
+            <w:pPr>
+              <w:spacing w:before="40" w:after="40" w:line="276"/>
+              <w:jc w:val="center"/>
+            </w:pPr>
+            <w:r>
+              <w:rPr>
+                <w:rFonts w:ascii="Times New Roman" w:cs="Times New Roman" w:eastAsia="Times New Roman" w:hAnsi="Times New Roman"/>
+                <w:b/>
+                <w:bCs/>
+                <w:sz w:val="20"/>
+                <w:szCs w:val="20"/>
+              </w:rPr>
+              <w:t xml:space="preserve">Mean Cost (BRL)</w:t>
+            </w:r>
+          </w:p>
+        </w:tc>
+        <w:tc>
+          <w:tcPr>
+            <w:tcW w:type="dxa" w:w="1460"/>
+            <w:tcBorders>
+              <w:top w:val="single" w:color="000000" w:sz="1"/>
+              <w:left w:val="none"/>
+              <w:bottom w:val="single" w:color="000000" w:sz="1"/>
+              <w:right w:val="none"/>
+            </w:tcBorders>
+            <w:shd w:fill="FFFFFF" w:val="clear"/>
+            <w:vAlign w:val="center"/>
+          </w:tcPr>
+          <w:p>
+            <w:pPr>
+              <w:spacing w:before="40" w:after="40" w:line="276"/>
+              <w:jc w:val="center"/>
+            </w:pPr>
+            <w:r>
+              <w:rPr>
+                <w:rFonts w:ascii="Times New Roman" w:cs="Times New Roman" w:eastAsia="Times New Roman" w:hAnsi="Times New Roman"/>
+                <w:b/>
+                <w:bCs/>
+                <w:sz w:val="20"/>
+                <w:szCs w:val="20"/>
+              </w:rPr>
+              <w:t xml:space="preserve">SDR</w:t>
+            </w:r>
+          </w:p>
+        </w:tc>
+      </w:tr>
+      <w:tr>
+        <w:tc>
+          <w:tcPr>
+            <w:tcW w:type="dxa" w:w="900"/>
+            <w:tcBorders>
+              <w:top w:val="single" w:color="000000" w:sz="1"/>
+              <w:left w:val="none"/>
+              <w:bottom w:val="single" w:color="000000" w:sz="1"/>
+              <w:right w:val="none"/>
+            </w:tcBorders>
+            <w:shd w:fill="FFFFFF" w:val="clear"/>
+            <w:vAlign w:val="center"/>
+          </w:tcPr>
+          <w:p>
+            <w:pPr>
+              <w:spacing w:before="40" w:after="40" w:line="276"/>
+              <w:jc w:val="left"/>
+            </w:pPr>
+            <w:r>
+              <w:rPr>
+                <w:rFonts w:ascii="Times New Roman" w:cs="Times New Roman" w:eastAsia="Times New Roman" w:hAnsi="Times New Roman"/>
+                <w:sz w:val="20"/>
+                <w:szCs w:val="20"/>
+              </w:rPr>
+              <w:t xml:space="preserve">PR</w:t>
+            </w:r>
+          </w:p>
+        </w:tc>
+        <w:tc>
+          <w:tcPr>
+            <w:tcW w:type="dxa" w:w="1200"/>
+            <w:tcBorders>
+              <w:top w:val="single" w:color="000000" w:sz="1"/>
+              <w:left w:val="none"/>
+              <w:bottom w:val="single" w:color="000000" w:sz="1"/>
+              <w:right w:val="none"/>
+            </w:tcBorders>
+            <w:shd w:fill="FFFFFF" w:val="clear"/>
+            <w:vAlign w:val="center"/>
+          </w:tcPr>
+          <w:p>
+            <w:pPr>
+              <w:spacing w:before="40" w:after="40" w:line="276"/>
+              <w:jc w:val="center"/>
+            </w:pPr>
+            <w:r>
+              <w:rPr>
+                <w:rFonts w:ascii="Times New Roman" w:cs="Times New Roman" w:eastAsia="Times New Roman" w:hAnsi="Times New Roman"/>
+                <w:sz w:val="20"/>
+                <w:szCs w:val="20"/>
+              </w:rPr>
+              <w:t xml:space="preserve">South</w:t>
+            </w:r>
+          </w:p>
+        </w:tc>
+        <w:tc>
+          <w:tcPr>
+            <w:tcW w:type="dxa" w:w="1100"/>
+            <w:tcBorders>
+              <w:top w:val="single" w:color="000000" w:sz="1"/>
+              <w:left w:val="none"/>
+              <w:bottom w:val="single" w:color="000000" w:sz="1"/>
+              <w:right w:val="none"/>
+            </w:tcBorders>
+            <w:shd w:fill="FFFFFF" w:val="clear"/>
+            <w:vAlign w:val="center"/>
+          </w:tcPr>
+          <w:p>
+            <w:pPr>
+              <w:spacing w:before="40" w:after="40" w:line="276"/>
+              <w:jc w:val="center"/>
+            </w:pPr>
+            <w:r>
+              <w:rPr>
+                <w:rFonts w:ascii="Times New Roman" w:cs="Times New Roman" w:eastAsia="Times New Roman" w:hAnsi="Times New Roman"/>
+                <w:sz w:val="20"/>
+                <w:szCs w:val="20"/>
+              </w:rPr>
+              <w:t xml:space="preserve">10,038</w:t>
+            </w:r>
+          </w:p>
+        </w:tc>
+        <w:tc>
+          <w:tcPr>
+            <w:tcW w:type="dxa" w:w="1300"/>
+            <w:tcBorders>
+              <w:top w:val="single" w:color="000000" w:sz="1"/>
+              <w:left w:val="none"/>
+              <w:bottom w:val="single" w:color="000000" w:sz="1"/>
+              <w:right w:val="none"/>
+            </w:tcBorders>
+            <w:shd w:fill="FFFFFF" w:val="clear"/>
+            <w:vAlign w:val="center"/>
+          </w:tcPr>
+          <w:p>
+            <w:pPr>
+              <w:spacing w:before="40" w:after="40" w:line="276"/>
+              <w:jc w:val="center"/>
+            </w:pPr>
+            <w:r>
+              <w:rPr>
+                <w:rFonts w:ascii="Times New Roman" w:cs="Times New Roman" w:eastAsia="Times New Roman" w:hAnsi="Times New Roman"/>
+                <w:sz w:val="20"/>
+                <w:szCs w:val="20"/>
+              </w:rPr>
+              <w:t xml:space="preserve">87.8</w:t>
+            </w:r>
+          </w:p>
+        </w:tc>
+        <w:tc>
+          <w:tcPr>
+            <w:tcW w:type="dxa" w:w="1200"/>
+            <w:tcBorders>
+              <w:top w:val="single" w:color="000000" w:sz="1"/>
+              <w:left w:val="none"/>
+              <w:bottom w:val="single" w:color="000000" w:sz="1"/>
+              <w:right w:val="none"/>
+            </w:tcBorders>
+            <w:shd w:fill="FFFFFF" w:val="clear"/>
+            <w:vAlign w:val="center"/>
+          </w:tcPr>
+          <w:p>
+            <w:pPr>
+              <w:spacing w:before="40" w:after="40" w:line="276"/>
+              <w:jc w:val="center"/>
+            </w:pPr>
+            <w:r>
+              <w:rPr>
+                <w:rFonts w:ascii="Times New Roman" w:cs="Times New Roman" w:eastAsia="Times New Roman" w:hAnsi="Times New Roman"/>
+                <w:sz w:val="20"/>
+                <w:szCs w:val="20"/>
+              </w:rPr>
+              <w:t xml:space="preserve">1.16</w:t>
+            </w:r>
+          </w:p>
+        </w:tc>
+        <w:tc>
+          <w:tcPr>
+            <w:tcW w:type="dxa" w:w="1100"/>
+            <w:tcBorders>
+              <w:top w:val="single" w:color="000000" w:sz="1"/>
+              <w:left w:val="none"/>
+              <w:bottom w:val="single" w:color="000000" w:sz="1"/>
+              <w:right w:val="none"/>
+            </w:tcBorders>
+            <w:shd w:fill="FFFFFF" w:val="clear"/>
+            <w:vAlign w:val="center"/>
+          </w:tcPr>
+          <w:p>
+            <w:pPr>
+              <w:spacing w:before="40" w:after="40" w:line="276"/>
+              <w:jc w:val="center"/>
+            </w:pPr>
+            <w:r>
+              <w:rPr>
+                <w:rFonts w:ascii="Times New Roman" w:cs="Times New Roman" w:eastAsia="Times New Roman" w:hAnsi="Times New Roman"/>
+                <w:sz w:val="20"/>
+                <w:szCs w:val="20"/>
+              </w:rPr>
+              <w:t xml:space="preserve">5.2</w:t>
+            </w:r>
+          </w:p>
+        </w:tc>
+        <w:tc>
+          <w:tcPr>
+            <w:tcW w:type="dxa" w:w="1100"/>
+            <w:tcBorders>
+              <w:top w:val="single" w:color="000000" w:sz="1"/>
+              <w:left w:val="none"/>
+              <w:bottom w:val="single" w:color="000000" w:sz="1"/>
+              <w:right w:val="none"/>
+            </w:tcBorders>
+            <w:shd w:fill="FFFFFF" w:val="clear"/>
+            <w:vAlign w:val="center"/>
+          </w:tcPr>
+          <w:p>
+            <w:pPr>
+              <w:spacing w:before="40" w:after="40" w:line="276"/>
+              <w:jc w:val="center"/>
+            </w:pPr>
+            <w:r>
+              <w:rPr>
+                <w:rFonts w:ascii="Times New Roman" w:cs="Times New Roman" w:eastAsia="Times New Roman" w:hAnsi="Times New Roman"/>
+                <w:sz w:val="20"/>
+                <w:szCs w:val="20"/>
+              </w:rPr>
+              <w:t xml:space="preserve">11,924</w:t>
+            </w:r>
+          </w:p>
+        </w:tc>
+        <w:tc>
+          <w:tcPr>
+            <w:tcW w:type="dxa" w:w="1460"/>
+            <w:tcBorders>
+              <w:top w:val="single" w:color="000000" w:sz="1"/>
+              <w:left w:val="none"/>
+              <w:bottom w:val="single" w:color="000000" w:sz="1"/>
+              <w:right w:val="none"/>
+            </w:tcBorders>
+            <w:shd w:fill="FFFFFF" w:val="clear"/>
+            <w:vAlign w:val="center"/>
+          </w:tcPr>
+          <w:p>
+            <w:pPr>
+              <w:spacing w:before="40" w:after="40" w:line="276"/>
+              <w:jc w:val="center"/>
+            </w:pPr>
+            <w:r>
+              <w:rPr>
+                <w:rFonts w:ascii="Times New Roman" w:cs="Times New Roman" w:eastAsia="Times New Roman" w:hAnsi="Times New Roman"/>
+                <w:sz w:val="20"/>
+                <w:szCs w:val="20"/>
+              </w:rPr>
+              <w:t xml:space="preserve">2.87</w:t>
+            </w:r>
+          </w:p>
+        </w:tc>
+      </w:tr>
+      <w:tr>
+        <w:tc>
+          <w:tcPr>
+            <w:tcW w:type="dxa" w:w="900"/>
+            <w:tcBorders>
+              <w:top w:val="single" w:color="000000" w:sz="1"/>
+              <w:left w:val="none"/>
+              <w:bottom w:val="single" w:color="000000" w:sz="1"/>
+              <w:right w:val="none"/>
+            </w:tcBorders>
+            <w:shd w:fill="FFFFFF" w:val="clear"/>
+            <w:vAlign w:val="center"/>
+          </w:tcPr>
+          <w:p>
+            <w:pPr>
+              <w:spacing w:before="40" w:after="40" w:line="276"/>
+              <w:jc w:val="left"/>
+            </w:pPr>
+            <w:r>
+              <w:rPr>
+                <w:rFonts w:ascii="Times New Roman" w:cs="Times New Roman" w:eastAsia="Times New Roman" w:hAnsi="Times New Roman"/>
+                <w:sz w:val="20"/>
+                <w:szCs w:val="20"/>
+              </w:rPr>
+              <w:t xml:space="preserve">GO</w:t>
+            </w:r>
+          </w:p>
+        </w:tc>
+        <w:tc>
+          <w:tcPr>
+            <w:tcW w:type="dxa" w:w="1200"/>
+            <w:tcBorders>
+              <w:top w:val="single" w:color="000000" w:sz="1"/>
+              <w:left w:val="none"/>
+              <w:bottom w:val="single" w:color="000000" w:sz="1"/>
+              <w:right w:val="none"/>
+            </w:tcBorders>
+            <w:shd w:fill="FFFFFF" w:val="clear"/>
+            <w:vAlign w:val="center"/>
+          </w:tcPr>
+          <w:p>
+            <w:pPr>
+              <w:spacing w:before="40" w:after="40" w:line="276"/>
+              <w:jc w:val="center"/>
+            </w:pPr>
+            <w:r>
+              <w:rPr>
+                <w:rFonts w:ascii="Times New Roman" w:cs="Times New Roman" w:eastAsia="Times New Roman" w:hAnsi="Times New Roman"/>
+                <w:sz w:val="20"/>
+                <w:szCs w:val="20"/>
+              </w:rPr>
+              <w:t xml:space="preserve">Center-West</w:t>
+            </w:r>
+          </w:p>
+        </w:tc>
+        <w:tc>
+          <w:tcPr>
+            <w:tcW w:type="dxa" w:w="1100"/>
+            <w:tcBorders>
+              <w:top w:val="single" w:color="000000" w:sz="1"/>
+              <w:left w:val="none"/>
+              <w:bottom w:val="single" w:color="000000" w:sz="1"/>
+              <w:right w:val="none"/>
+            </w:tcBorders>
+            <w:shd w:fill="FFFFFF" w:val="clear"/>
+            <w:vAlign w:val="center"/>
+          </w:tcPr>
+          <w:p>
+            <w:pPr>
+              <w:spacing w:before="40" w:after="40" w:line="276"/>
+              <w:jc w:val="center"/>
+            </w:pPr>
+            <w:r>
+              <w:rPr>
+                <w:rFonts w:ascii="Times New Roman" w:cs="Times New Roman" w:eastAsia="Times New Roman" w:hAnsi="Times New Roman"/>
+                <w:sz w:val="20"/>
+                <w:szCs w:val="20"/>
+              </w:rPr>
+              <w:t xml:space="preserve">4,710</w:t>
+            </w:r>
+          </w:p>
+        </w:tc>
+        <w:tc>
+          <w:tcPr>
+            <w:tcW w:type="dxa" w:w="1300"/>
+            <w:tcBorders>
+              <w:top w:val="single" w:color="000000" w:sz="1"/>
+              <w:left w:val="none"/>
+              <w:bottom w:val="single" w:color="000000" w:sz="1"/>
+              <w:right w:val="none"/>
+            </w:tcBorders>
+            <w:shd w:fill="FFFFFF" w:val="clear"/>
+            <w:vAlign w:val="center"/>
+          </w:tcPr>
+          <w:p>
+            <w:pPr>
+              <w:spacing w:before="40" w:after="40" w:line="276"/>
+              <w:jc w:val="center"/>
+            </w:pPr>
+            <w:r>
+              <w:rPr>
+                <w:rFonts w:ascii="Times New Roman" w:cs="Times New Roman" w:eastAsia="Times New Roman" w:hAnsi="Times New Roman"/>
+                <w:sz w:val="20"/>
+                <w:szCs w:val="20"/>
+              </w:rPr>
+              <w:t xml:space="preserve">67.1</w:t>
+            </w:r>
+          </w:p>
+        </w:tc>
+        <w:tc>
+          <w:tcPr>
+            <w:tcW w:type="dxa" w:w="1200"/>
+            <w:tcBorders>
+              <w:top w:val="single" w:color="000000" w:sz="1"/>
+              <w:left w:val="none"/>
+              <w:bottom w:val="single" w:color="000000" w:sz="1"/>
+              <w:right w:val="none"/>
+            </w:tcBorders>
+            <w:shd w:fill="FFFFFF" w:val="clear"/>
+            <w:vAlign w:val="center"/>
+          </w:tcPr>
+          <w:p>
+            <w:pPr>
+              <w:spacing w:before="40" w:after="40" w:line="276"/>
+              <w:jc w:val="center"/>
+            </w:pPr>
+            <w:r>
+              <w:rPr>
+                <w:rFonts w:ascii="Times New Roman" w:cs="Times New Roman" w:eastAsia="Times New Roman" w:hAnsi="Times New Roman"/>
+                <w:sz w:val="20"/>
+                <w:szCs w:val="20"/>
+              </w:rPr>
+              <w:t xml:space="preserve">0.40</w:t>
+            </w:r>
+          </w:p>
+        </w:tc>
+        <w:tc>
+          <w:tcPr>
+            <w:tcW w:type="dxa" w:w="1100"/>
+            <w:tcBorders>
+              <w:top w:val="single" w:color="000000" w:sz="1"/>
+              <w:left w:val="none"/>
+              <w:bottom w:val="single" w:color="000000" w:sz="1"/>
+              <w:right w:val="none"/>
+            </w:tcBorders>
+            <w:shd w:fill="FFFFFF" w:val="clear"/>
+            <w:vAlign w:val="center"/>
+          </w:tcPr>
+          <w:p>
+            <w:pPr>
+              <w:spacing w:before="40" w:after="40" w:line="276"/>
+              <w:jc w:val="center"/>
+            </w:pPr>
+            <w:r>
+              <w:rPr>
+                <w:rFonts w:ascii="Times New Roman" w:cs="Times New Roman" w:eastAsia="Times New Roman" w:hAnsi="Times New Roman"/>
+                <w:sz w:val="20"/>
+                <w:szCs w:val="20"/>
+              </w:rPr>
+              <w:t xml:space="preserve">5.3</w:t>
+            </w:r>
+          </w:p>
+        </w:tc>
+        <w:tc>
+          <w:tcPr>
+            <w:tcW w:type="dxa" w:w="1100"/>
+            <w:tcBorders>
+              <w:top w:val="single" w:color="000000" w:sz="1"/>
+              <w:left w:val="none"/>
+              <w:bottom w:val="single" w:color="000000" w:sz="1"/>
+              <w:right w:val="none"/>
+            </w:tcBorders>
+            <w:shd w:fill="FFFFFF" w:val="clear"/>
+            <w:vAlign w:val="center"/>
+          </w:tcPr>
+          <w:p>
+            <w:pPr>
+              <w:spacing w:before="40" w:after="40" w:line="276"/>
+              <w:jc w:val="center"/>
+            </w:pPr>
+            <w:r>
+              <w:rPr>
+                <w:rFonts w:ascii="Times New Roman" w:cs="Times New Roman" w:eastAsia="Times New Roman" w:hAnsi="Times New Roman"/>
+                <w:sz w:val="20"/>
+                <w:szCs w:val="20"/>
+              </w:rPr>
+              <w:t xml:space="preserve">12,849</w:t>
+            </w:r>
+          </w:p>
+        </w:tc>
+        <w:tc>
+          <w:tcPr>
+            <w:tcW w:type="dxa" w:w="1460"/>
+            <w:tcBorders>
+              <w:top w:val="single" w:color="000000" w:sz="1"/>
+              <w:left w:val="none"/>
+              <w:bottom w:val="single" w:color="000000" w:sz="1"/>
+              <w:right w:val="none"/>
+            </w:tcBorders>
+            <w:shd w:fill="FFFFFF" w:val="clear"/>
+            <w:vAlign w:val="center"/>
+          </w:tcPr>
+          <w:p>
+            <w:pPr>
+              <w:spacing w:before="40" w:after="40" w:line="276"/>
+              <w:jc w:val="center"/>
+            </w:pPr>
+            <w:r>
+              <w:rPr>
+                <w:rFonts w:ascii="Times New Roman" w:cs="Times New Roman" w:eastAsia="Times New Roman" w:hAnsi="Times New Roman"/>
+                <w:sz w:val="20"/>
+                <w:szCs w:val="20"/>
+              </w:rPr>
+              <w:t xml:space="preserve">2.19</w:t>
+            </w:r>
+          </w:p>
+        </w:tc>
+      </w:tr>
+      <w:tr>
+        <w:tc>
+          <w:tcPr>
+            <w:tcW w:type="dxa" w:w="900"/>
+            <w:tcBorders>
+              <w:top w:val="single" w:color="000000" w:sz="1"/>
+              <w:left w:val="none"/>
+              <w:bottom w:val="single" w:color="000000" w:sz="1"/>
+              <w:right w:val="none"/>
+            </w:tcBorders>
+            <w:shd w:fill="FFFFFF" w:val="clear"/>
+            <w:vAlign w:val="center"/>
+          </w:tcPr>
+          <w:p>
+            <w:pPr>
+              <w:spacing w:before="40" w:after="40" w:line="276"/>
+              <w:jc w:val="left"/>
+            </w:pPr>
+            <w:r>
+              <w:rPr>
+                <w:rFonts w:ascii="Times New Roman" w:cs="Times New Roman" w:eastAsia="Times New Roman" w:hAnsi="Times New Roman"/>
+                <w:sz w:val="20"/>
+                <w:szCs w:val="20"/>
+              </w:rPr>
+              <w:t xml:space="preserve">RS</w:t>
+            </w:r>
+          </w:p>
+        </w:tc>
+        <w:tc>
+          <w:tcPr>
+            <w:tcW w:type="dxa" w:w="1200"/>
+            <w:tcBorders>
+              <w:top w:val="single" w:color="000000" w:sz="1"/>
+              <w:left w:val="none"/>
+              <w:bottom w:val="single" w:color="000000" w:sz="1"/>
+              <w:right w:val="none"/>
+            </w:tcBorders>
+            <w:shd w:fill="FFFFFF" w:val="clear"/>
+            <w:vAlign w:val="center"/>
+          </w:tcPr>
+          <w:p>
+            <w:pPr>
+              <w:spacing w:before="40" w:after="40" w:line="276"/>
+              <w:jc w:val="center"/>
+            </w:pPr>
+            <w:r>
+              <w:rPr>
+                <w:rFonts w:ascii="Times New Roman" w:cs="Times New Roman" w:eastAsia="Times New Roman" w:hAnsi="Times New Roman"/>
+                <w:sz w:val="20"/>
+                <w:szCs w:val="20"/>
+              </w:rPr>
+              <w:t xml:space="preserve">South</w:t>
+            </w:r>
+          </w:p>
+        </w:tc>
+        <w:tc>
+          <w:tcPr>
+            <w:tcW w:type="dxa" w:w="1100"/>
+            <w:tcBorders>
+              <w:top w:val="single" w:color="000000" w:sz="1"/>
+              <w:left w:val="none"/>
+              <w:bottom w:val="single" w:color="000000" w:sz="1"/>
+              <w:right w:val="none"/>
+            </w:tcBorders>
+            <w:shd w:fill="FFFFFF" w:val="clear"/>
+            <w:vAlign w:val="center"/>
+          </w:tcPr>
+          <w:p>
+            <w:pPr>
+              <w:spacing w:before="40" w:after="40" w:line="276"/>
+              <w:jc w:val="center"/>
+            </w:pPr>
+            <w:r>
+              <w:rPr>
+                <w:rFonts w:ascii="Times New Roman" w:cs="Times New Roman" w:eastAsia="Times New Roman" w:hAnsi="Times New Roman"/>
+                <w:sz w:val="20"/>
+                <w:szCs w:val="20"/>
+              </w:rPr>
+              <w:t xml:space="preserve">6,259</w:t>
+            </w:r>
+          </w:p>
+        </w:tc>
+        <w:tc>
+          <w:tcPr>
+            <w:tcW w:type="dxa" w:w="1300"/>
+            <w:tcBorders>
+              <w:top w:val="single" w:color="000000" w:sz="1"/>
+              <w:left w:val="none"/>
+              <w:bottom w:val="single" w:color="000000" w:sz="1"/>
+              <w:right w:val="none"/>
+            </w:tcBorders>
+            <w:shd w:fill="FFFFFF" w:val="clear"/>
+            <w:vAlign w:val="center"/>
+          </w:tcPr>
+          <w:p>
+            <w:pPr>
+              <w:spacing w:before="40" w:after="40" w:line="276"/>
+              <w:jc w:val="center"/>
+            </w:pPr>
+            <w:r>
+              <w:rPr>
+                <w:rFonts w:ascii="Times New Roman" w:cs="Times New Roman" w:eastAsia="Times New Roman" w:hAnsi="Times New Roman"/>
+                <w:sz w:val="20"/>
+                <w:szCs w:val="20"/>
+              </w:rPr>
+              <w:t xml:space="preserve">55.0</w:t>
+            </w:r>
+          </w:p>
+        </w:tc>
+        <w:tc>
+          <w:tcPr>
+            <w:tcW w:type="dxa" w:w="1200"/>
+            <w:tcBorders>
+              <w:top w:val="single" w:color="000000" w:sz="1"/>
+              <w:left w:val="none"/>
+              <w:bottom w:val="single" w:color="000000" w:sz="1"/>
+              <w:right w:val="none"/>
+            </w:tcBorders>
+            <w:shd w:fill="FFFFFF" w:val="clear"/>
+            <w:vAlign w:val="center"/>
+          </w:tcPr>
+          <w:p>
+            <w:pPr>
+              <w:spacing w:before="40" w:after="40" w:line="276"/>
+              <w:jc w:val="center"/>
+            </w:pPr>
+            <w:r>
+              <w:rPr>
+                <w:rFonts w:ascii="Times New Roman" w:cs="Times New Roman" w:eastAsia="Times New Roman" w:hAnsi="Times New Roman"/>
+                <w:sz w:val="20"/>
+                <w:szCs w:val="20"/>
+              </w:rPr>
+              <w:t xml:space="preserve">1.05</w:t>
+            </w:r>
+          </w:p>
+        </w:tc>
+        <w:tc>
+          <w:tcPr>
+            <w:tcW w:type="dxa" w:w="1100"/>
+            <w:tcBorders>
+              <w:top w:val="single" w:color="000000" w:sz="1"/>
+              <w:left w:val="none"/>
+              <w:bottom w:val="single" w:color="000000" w:sz="1"/>
+              <w:right w:val="none"/>
+            </w:tcBorders>
+            <w:shd w:fill="FFFFFF" w:val="clear"/>
+            <w:vAlign w:val="center"/>
+          </w:tcPr>
+          <w:p>
+            <w:pPr>
+              <w:spacing w:before="40" w:after="40" w:line="276"/>
+              <w:jc w:val="center"/>
+            </w:pPr>
+            <w:r>
+              <w:rPr>
+                <w:rFonts w:ascii="Times New Roman" w:cs="Times New Roman" w:eastAsia="Times New Roman" w:hAnsi="Times New Roman"/>
+                <w:sz w:val="20"/>
+                <w:szCs w:val="20"/>
+              </w:rPr>
+              <w:t xml:space="preserve">8.9</w:t>
+            </w:r>
+          </w:p>
+        </w:tc>
+        <w:tc>
+          <w:tcPr>
+            <w:tcW w:type="dxa" w:w="1100"/>
+            <w:tcBorders>
+              <w:top w:val="single" w:color="000000" w:sz="1"/>
+              <w:left w:val="none"/>
+              <w:bottom w:val="single" w:color="000000" w:sz="1"/>
+              <w:right w:val="none"/>
+            </w:tcBorders>
+            <w:shd w:fill="FFFFFF" w:val="clear"/>
+            <w:vAlign w:val="center"/>
+          </w:tcPr>
+          <w:p>
+            <w:pPr>
+              <w:spacing w:before="40" w:after="40" w:line="276"/>
+              <w:jc w:val="center"/>
+            </w:pPr>
+            <w:r>
+              <w:rPr>
+                <w:rFonts w:ascii="Times New Roman" w:cs="Times New Roman" w:eastAsia="Times New Roman" w:hAnsi="Times New Roman"/>
+                <w:sz w:val="20"/>
+                <w:szCs w:val="20"/>
+              </w:rPr>
+              <w:t xml:space="preserve">11,818</w:t>
+            </w:r>
+          </w:p>
+        </w:tc>
+        <w:tc>
+          <w:tcPr>
+            <w:tcW w:type="dxa" w:w="1460"/>
+            <w:tcBorders>
+              <w:top w:val="single" w:color="000000" w:sz="1"/>
+              <w:left w:val="none"/>
+              <w:bottom w:val="single" w:color="000000" w:sz="1"/>
+              <w:right w:val="none"/>
+            </w:tcBorders>
+            <w:shd w:fill="FFFFFF" w:val="clear"/>
+            <w:vAlign w:val="center"/>
+          </w:tcPr>
+          <w:p>
+            <w:pPr>
+              <w:spacing w:before="40" w:after="40" w:line="276"/>
+              <w:jc w:val="center"/>
+            </w:pPr>
+            <w:r>
+              <w:rPr>
+                <w:rFonts w:ascii="Times New Roman" w:cs="Times New Roman" w:eastAsia="Times New Roman" w:hAnsi="Times New Roman"/>
+                <w:sz w:val="20"/>
+                <w:szCs w:val="20"/>
+              </w:rPr>
+              <w:t xml:space="preserve">1.80</w:t>
+            </w:r>
+          </w:p>
+        </w:tc>
+      </w:tr>
+      <w:tr>
+        <w:tc>
+          <w:tcPr>
+            <w:tcW w:type="dxa" w:w="900"/>
+            <w:tcBorders>
+              <w:top w:val="single" w:color="000000" w:sz="1"/>
+              <w:left w:val="none"/>
+              <w:bottom w:val="single" w:color="000000" w:sz="1"/>
+              <w:right w:val="none"/>
+            </w:tcBorders>
+            <w:shd w:fill="FFFFFF" w:val="clear"/>
+            <w:vAlign w:val="center"/>
+          </w:tcPr>
+          <w:p>
+            <w:pPr>
+              <w:spacing w:before="40" w:after="40" w:line="276"/>
+              <w:jc w:val="left"/>
+            </w:pPr>
+            <w:r>
+              <w:rPr>
+                <w:rFonts w:ascii="Times New Roman" w:cs="Times New Roman" w:eastAsia="Times New Roman" w:hAnsi="Times New Roman"/>
+                <w:sz w:val="20"/>
+                <w:szCs w:val="20"/>
+              </w:rPr>
+              <w:t xml:space="preserve">SC</w:t>
+            </w:r>
+          </w:p>
+        </w:tc>
+        <w:tc>
+          <w:tcPr>
+            <w:tcW w:type="dxa" w:w="1200"/>
+            <w:tcBorders>
+              <w:top w:val="single" w:color="000000" w:sz="1"/>
+              <w:left w:val="none"/>
+              <w:bottom w:val="single" w:color="000000" w:sz="1"/>
+              <w:right w:val="none"/>
+            </w:tcBorders>
+            <w:shd w:fill="FFFFFF" w:val="clear"/>
+            <w:vAlign w:val="center"/>
+          </w:tcPr>
+          <w:p>
+            <w:pPr>
+              <w:spacing w:before="40" w:after="40" w:line="276"/>
+              <w:jc w:val="center"/>
+            </w:pPr>
+            <w:r>
+              <w:rPr>
+                <w:rFonts w:ascii="Times New Roman" w:cs="Times New Roman" w:eastAsia="Times New Roman" w:hAnsi="Times New Roman"/>
+                <w:sz w:val="20"/>
+                <w:szCs w:val="20"/>
+              </w:rPr>
+              <w:t xml:space="preserve">South</w:t>
+            </w:r>
+          </w:p>
+        </w:tc>
+        <w:tc>
+          <w:tcPr>
+            <w:tcW w:type="dxa" w:w="1100"/>
+            <w:tcBorders>
+              <w:top w:val="single" w:color="000000" w:sz="1"/>
+              <w:left w:val="none"/>
+              <w:bottom w:val="single" w:color="000000" w:sz="1"/>
+              <w:right w:val="none"/>
+            </w:tcBorders>
+            <w:shd w:fill="FFFFFF" w:val="clear"/>
+            <w:vAlign w:val="center"/>
+          </w:tcPr>
+          <w:p>
+            <w:pPr>
+              <w:spacing w:before="40" w:after="40" w:line="276"/>
+              <w:jc w:val="center"/>
+            </w:pPr>
+            <w:r>
+              <w:rPr>
+                <w:rFonts w:ascii="Times New Roman" w:cs="Times New Roman" w:eastAsia="Times New Roman" w:hAnsi="Times New Roman"/>
+                <w:sz w:val="20"/>
+                <w:szCs w:val="20"/>
+              </w:rPr>
+              <w:t xml:space="preserve">3,146</w:t>
+            </w:r>
+          </w:p>
+        </w:tc>
+        <w:tc>
+          <w:tcPr>
+            <w:tcW w:type="dxa" w:w="1300"/>
+            <w:tcBorders>
+              <w:top w:val="single" w:color="000000" w:sz="1"/>
+              <w:left w:val="none"/>
+              <w:bottom w:val="single" w:color="000000" w:sz="1"/>
+              <w:right w:val="none"/>
+            </w:tcBorders>
+            <w:shd w:fill="FFFFFF" w:val="clear"/>
+            <w:vAlign w:val="center"/>
+          </w:tcPr>
+          <w:p>
+            <w:pPr>
+              <w:spacing w:before="40" w:after="40" w:line="276"/>
+              <w:jc w:val="center"/>
+            </w:pPr>
+            <w:r>
+              <w:rPr>
+                <w:rFonts w:ascii="Times New Roman" w:cs="Times New Roman" w:eastAsia="Times New Roman" w:hAnsi="Times New Roman"/>
+                <w:sz w:val="20"/>
+                <w:szCs w:val="20"/>
+              </w:rPr>
+              <w:t xml:space="preserve">43.9</w:t>
+            </w:r>
+          </w:p>
+        </w:tc>
+        <w:tc>
+          <w:tcPr>
+            <w:tcW w:type="dxa" w:w="1200"/>
+            <w:tcBorders>
+              <w:top w:val="single" w:color="000000" w:sz="1"/>
+              <w:left w:val="none"/>
+              <w:bottom w:val="single" w:color="000000" w:sz="1"/>
+              <w:right w:val="none"/>
+            </w:tcBorders>
+            <w:shd w:fill="FFFFFF" w:val="clear"/>
+            <w:vAlign w:val="center"/>
+          </w:tcPr>
+          <w:p>
+            <w:pPr>
+              <w:spacing w:before="40" w:after="40" w:line="276"/>
+              <w:jc w:val="center"/>
+            </w:pPr>
+            <w:r>
+              <w:rPr>
+                <w:rFonts w:ascii="Times New Roman" w:cs="Times New Roman" w:eastAsia="Times New Roman" w:hAnsi="Times New Roman"/>
+                <w:sz w:val="20"/>
+                <w:szCs w:val="20"/>
+              </w:rPr>
+              <w:t xml:space="preserve">0.89</w:t>
+            </w:r>
+          </w:p>
+        </w:tc>
+        <w:tc>
+          <w:tcPr>
+            <w:tcW w:type="dxa" w:w="1100"/>
+            <w:tcBorders>
+              <w:top w:val="single" w:color="000000" w:sz="1"/>
+              <w:left w:val="none"/>
+              <w:bottom w:val="single" w:color="000000" w:sz="1"/>
+              <w:right w:val="none"/>
+            </w:tcBorders>
+            <w:shd w:fill="FFFFFF" w:val="clear"/>
+            <w:vAlign w:val="center"/>
+          </w:tcPr>
+          <w:p>
+            <w:pPr>
+              <w:spacing w:before="40" w:after="40" w:line="276"/>
+              <w:jc w:val="center"/>
+            </w:pPr>
+            <w:r>
+              <w:rPr>
+                <w:rFonts w:ascii="Times New Roman" w:cs="Times New Roman" w:eastAsia="Times New Roman" w:hAnsi="Times New Roman"/>
+                <w:sz w:val="20"/>
+                <w:szCs w:val="20"/>
+              </w:rPr>
+              <w:t xml:space="preserve">7.3</w:t>
+            </w:r>
+          </w:p>
+        </w:tc>
+        <w:tc>
+          <w:tcPr>
+            <w:tcW w:type="dxa" w:w="1100"/>
+            <w:tcBorders>
+              <w:top w:val="single" w:color="000000" w:sz="1"/>
+              <w:left w:val="none"/>
+              <w:bottom w:val="single" w:color="000000" w:sz="1"/>
+              <w:right w:val="none"/>
+            </w:tcBorders>
+            <w:shd w:fill="FFFFFF" w:val="clear"/>
+            <w:vAlign w:val="center"/>
+          </w:tcPr>
+          <w:p>
+            <w:pPr>
+              <w:spacing w:before="40" w:after="40" w:line="276"/>
+              <w:jc w:val="center"/>
+            </w:pPr>
+            <w:r>
+              <w:rPr>
+                <w:rFonts w:ascii="Times New Roman" w:cs="Times New Roman" w:eastAsia="Times New Roman" w:hAnsi="Times New Roman"/>
+                <w:sz w:val="20"/>
+                <w:szCs w:val="20"/>
+              </w:rPr>
+              <w:t xml:space="preserve">11,136</w:t>
+            </w:r>
+          </w:p>
+        </w:tc>
+        <w:tc>
+          <w:tcPr>
+            <w:tcW w:type="dxa" w:w="1460"/>
+            <w:tcBorders>
+              <w:top w:val="single" w:color="000000" w:sz="1"/>
+              <w:left w:val="none"/>
+              <w:bottom w:val="single" w:color="000000" w:sz="1"/>
+              <w:right w:val="none"/>
+            </w:tcBorders>
+            <w:shd w:fill="FFFFFF" w:val="clear"/>
+            <w:vAlign w:val="center"/>
+          </w:tcPr>
+          <w:p>
+            <w:pPr>
+              <w:spacing w:before="40" w:after="40" w:line="276"/>
+              <w:jc w:val="center"/>
+            </w:pPr>
+            <w:r>
+              <w:rPr>
+                <w:rFonts w:ascii="Times New Roman" w:cs="Times New Roman" w:eastAsia="Times New Roman" w:hAnsi="Times New Roman"/>
+                <w:sz w:val="20"/>
+                <w:szCs w:val="20"/>
+              </w:rPr>
+              <w:t xml:space="preserve">1.44</w:t>
+            </w:r>
+          </w:p>
+        </w:tc>
+      </w:tr>
+      <w:tr>
+        <w:tc>
+          <w:tcPr>
+            <w:tcW w:type="dxa" w:w="900"/>
+            <w:tcBorders>
+              <w:top w:val="single" w:color="000000" w:sz="1"/>
+              <w:left w:val="none"/>
+              <w:bottom w:val="single" w:color="000000" w:sz="1"/>
+              <w:right w:val="none"/>
+            </w:tcBorders>
+            <w:shd w:fill="FFFFFF" w:val="clear"/>
+            <w:vAlign w:val="center"/>
+          </w:tcPr>
+          <w:p>
+            <w:pPr>
+              <w:spacing w:before="40" w:after="40" w:line="276"/>
+              <w:jc w:val="left"/>
+            </w:pPr>
+            <w:r>
+              <w:rPr>
+                <w:rFonts w:ascii="Times New Roman" w:cs="Times New Roman" w:eastAsia="Times New Roman" w:hAnsi="Times New Roman"/>
+                <w:sz w:val="20"/>
+                <w:szCs w:val="20"/>
+              </w:rPr>
+              <w:t xml:space="preserve">MG</w:t>
+            </w:r>
+          </w:p>
+        </w:tc>
+        <w:tc>
+          <w:tcPr>
+            <w:tcW w:type="dxa" w:w="1200"/>
+            <w:tcBorders>
+              <w:top w:val="single" w:color="000000" w:sz="1"/>
+              <w:left w:val="none"/>
+              <w:bottom w:val="single" w:color="000000" w:sz="1"/>
+              <w:right w:val="none"/>
+            </w:tcBorders>
+            <w:shd w:fill="FFFFFF" w:val="clear"/>
+            <w:vAlign w:val="center"/>
+          </w:tcPr>
+          <w:p>
+            <w:pPr>
+              <w:spacing w:before="40" w:after="40" w:line="276"/>
+              <w:jc w:val="center"/>
+            </w:pPr>
+            <w:r>
+              <w:rPr>
+                <w:rFonts w:ascii="Times New Roman" w:cs="Times New Roman" w:eastAsia="Times New Roman" w:hAnsi="Times New Roman"/>
+                <w:sz w:val="20"/>
+                <w:szCs w:val="20"/>
+              </w:rPr>
+              <w:t xml:space="preserve">Southeast</w:t>
+            </w:r>
+          </w:p>
+        </w:tc>
+        <w:tc>
+          <w:tcPr>
+            <w:tcW w:type="dxa" w:w="1100"/>
+            <w:tcBorders>
+              <w:top w:val="single" w:color="000000" w:sz="1"/>
+              <w:left w:val="none"/>
+              <w:bottom w:val="single" w:color="000000" w:sz="1"/>
+              <w:right w:val="none"/>
+            </w:tcBorders>
+            <w:shd w:fill="FFFFFF" w:val="clear"/>
+            <w:vAlign w:val="center"/>
+          </w:tcPr>
+          <w:p>
+            <w:pPr>
+              <w:spacing w:before="40" w:after="40" w:line="276"/>
+              <w:jc w:val="center"/>
+            </w:pPr>
+            <w:r>
+              <w:rPr>
+                <w:rFonts w:ascii="Times New Roman" w:cs="Times New Roman" w:eastAsia="Times New Roman" w:hAnsi="Times New Roman"/>
+                <w:sz w:val="20"/>
+                <w:szCs w:val="20"/>
+              </w:rPr>
+              <w:t xml:space="preserve">7,113</w:t>
+            </w:r>
+          </w:p>
+        </w:tc>
+        <w:tc>
+          <w:tcPr>
+            <w:tcW w:type="dxa" w:w="1300"/>
+            <w:tcBorders>
+              <w:top w:val="single" w:color="000000" w:sz="1"/>
+              <w:left w:val="none"/>
+              <w:bottom w:val="single" w:color="000000" w:sz="1"/>
+              <w:right w:val="none"/>
+            </w:tcBorders>
+            <w:shd w:fill="FFFFFF" w:val="clear"/>
+            <w:vAlign w:val="center"/>
+          </w:tcPr>
+          <w:p>
+            <w:pPr>
+              <w:spacing w:before="40" w:after="40" w:line="276"/>
+              <w:jc w:val="center"/>
+            </w:pPr>
+            <w:r>
+              <w:rPr>
+                <w:rFonts w:ascii="Times New Roman" w:cs="Times New Roman" w:eastAsia="Times New Roman" w:hAnsi="Times New Roman"/>
+                <w:sz w:val="20"/>
+                <w:szCs w:val="20"/>
+              </w:rPr>
+              <w:t xml:space="preserve">33.6</w:t>
+            </w:r>
+          </w:p>
+        </w:tc>
+        <w:tc>
+          <w:tcPr>
+            <w:tcW w:type="dxa" w:w="1200"/>
+            <w:tcBorders>
+              <w:top w:val="single" w:color="000000" w:sz="1"/>
+              <w:left w:val="none"/>
+              <w:bottom w:val="single" w:color="000000" w:sz="1"/>
+              <w:right w:val="none"/>
+            </w:tcBorders>
+            <w:shd w:fill="FFFFFF" w:val="clear"/>
+            <w:vAlign w:val="center"/>
+          </w:tcPr>
+          <w:p>
+            <w:pPr>
+              <w:spacing w:before="40" w:after="40" w:line="276"/>
+              <w:jc w:val="center"/>
+            </w:pPr>
+            <w:r>
+              <w:rPr>
+                <w:rFonts w:ascii="Times New Roman" w:cs="Times New Roman" w:eastAsia="Times New Roman" w:hAnsi="Times New Roman"/>
+                <w:sz w:val="20"/>
+                <w:szCs w:val="20"/>
+              </w:rPr>
+              <w:t xml:space="preserve">1.45</w:t>
+            </w:r>
+          </w:p>
+        </w:tc>
+        <w:tc>
+          <w:tcPr>
+            <w:tcW w:type="dxa" w:w="1100"/>
+            <w:tcBorders>
+              <w:top w:val="single" w:color="000000" w:sz="1"/>
+              <w:left w:val="none"/>
+              <w:bottom w:val="single" w:color="000000" w:sz="1"/>
+              <w:right w:val="none"/>
+            </w:tcBorders>
+            <w:shd w:fill="FFFFFF" w:val="clear"/>
+            <w:vAlign w:val="center"/>
+          </w:tcPr>
+          <w:p>
+            <w:pPr>
+              <w:spacing w:before="40" w:after="40" w:line="276"/>
+              <w:jc w:val="center"/>
+            </w:pPr>
+            <w:r>
+              <w:rPr>
+                <w:rFonts w:ascii="Times New Roman" w:cs="Times New Roman" w:eastAsia="Times New Roman" w:hAnsi="Times New Roman"/>
+                <w:sz w:val="20"/>
+                <w:szCs w:val="20"/>
+              </w:rPr>
+              <w:t xml:space="preserve">8.5</w:t>
+            </w:r>
+          </w:p>
+        </w:tc>
+        <w:tc>
+          <w:tcPr>
+            <w:tcW w:type="dxa" w:w="1100"/>
+            <w:tcBorders>
+              <w:top w:val="single" w:color="000000" w:sz="1"/>
+              <w:left w:val="none"/>
+              <w:bottom w:val="single" w:color="000000" w:sz="1"/>
+              <w:right w:val="none"/>
+            </w:tcBorders>
+            <w:shd w:fill="FFFFFF" w:val="clear"/>
+            <w:vAlign w:val="center"/>
+          </w:tcPr>
+          <w:p>
+            <w:pPr>
+              <w:spacing w:before="40" w:after="40" w:line="276"/>
+              <w:jc w:val="center"/>
+            </w:pPr>
+            <w:r>
+              <w:rPr>
+                <w:rFonts w:ascii="Times New Roman" w:cs="Times New Roman" w:eastAsia="Times New Roman" w:hAnsi="Times New Roman"/>
+                <w:sz w:val="20"/>
+                <w:szCs w:val="20"/>
+              </w:rPr>
+              <w:t xml:space="preserve">11,911</w:t>
+            </w:r>
+          </w:p>
+        </w:tc>
+        <w:tc>
+          <w:tcPr>
+            <w:tcW w:type="dxa" w:w="1460"/>
+            <w:tcBorders>
+              <w:top w:val="single" w:color="000000" w:sz="1"/>
+              <w:left w:val="none"/>
+              <w:bottom w:val="single" w:color="000000" w:sz="1"/>
+              <w:right w:val="none"/>
+            </w:tcBorders>
+            <w:shd w:fill="FFFFFF" w:val="clear"/>
+            <w:vAlign w:val="center"/>
+          </w:tcPr>
+          <w:p>
+            <w:pPr>
+              <w:spacing w:before="40" w:after="40" w:line="276"/>
+              <w:jc w:val="center"/>
+            </w:pPr>
+            <w:r>
+              <w:rPr>
+                <w:rFonts w:ascii="Times New Roman" w:cs="Times New Roman" w:eastAsia="Times New Roman" w:hAnsi="Times New Roman"/>
+                <w:sz w:val="20"/>
+                <w:szCs w:val="20"/>
+              </w:rPr>
+              <w:t xml:space="preserve">1.10</w:t>
+            </w:r>
+          </w:p>
+        </w:tc>
+      </w:tr>
+      <w:tr>
+        <w:tc>
+          <w:tcPr>
+            <w:tcW w:type="dxa" w:w="900"/>
+            <w:tcBorders>
+              <w:top w:val="single" w:color="000000" w:sz="1"/>
+              <w:left w:val="none"/>
+              <w:bottom w:val="single" w:color="000000" w:sz="1"/>
+              <w:right w:val="none"/>
+            </w:tcBorders>
+            <w:shd w:fill="FFFFFF" w:val="clear"/>
+            <w:vAlign w:val="center"/>
+          </w:tcPr>
+          <w:p>
+            <w:pPr>
+              <w:spacing w:before="40" w:after="40" w:line="276"/>
+              <w:jc w:val="left"/>
+            </w:pPr>
+            <w:r>
+              <w:rPr>
+                <w:rFonts w:ascii="Times New Roman" w:cs="Times New Roman" w:eastAsia="Times New Roman" w:hAnsi="Times New Roman"/>
+                <w:sz w:val="20"/>
+                <w:szCs w:val="20"/>
+              </w:rPr>
+              <w:t xml:space="preserve">DF</w:t>
+            </w:r>
+          </w:p>
+        </w:tc>
+        <w:tc>
+          <w:tcPr>
+            <w:tcW w:type="dxa" w:w="1200"/>
+            <w:tcBorders>
+              <w:top w:val="single" w:color="000000" w:sz="1"/>
+              <w:left w:val="none"/>
+              <w:bottom w:val="single" w:color="000000" w:sz="1"/>
+              <w:right w:val="none"/>
+            </w:tcBorders>
+            <w:shd w:fill="FFFFFF" w:val="clear"/>
+            <w:vAlign w:val="center"/>
+          </w:tcPr>
+          <w:p>
+            <w:pPr>
+              <w:spacing w:before="40" w:after="40" w:line="276"/>
+              <w:jc w:val="center"/>
+            </w:pPr>
+            <w:r>
+              <w:rPr>
+                <w:rFonts w:ascii="Times New Roman" w:cs="Times New Roman" w:eastAsia="Times New Roman" w:hAnsi="Times New Roman"/>
+                <w:sz w:val="20"/>
+                <w:szCs w:val="20"/>
+              </w:rPr>
+              <w:t xml:space="preserve">Center-West</w:t>
+            </w:r>
+          </w:p>
+        </w:tc>
+        <w:tc>
+          <w:tcPr>
+            <w:tcW w:type="dxa" w:w="1100"/>
+            <w:tcBorders>
+              <w:top w:val="single" w:color="000000" w:sz="1"/>
+              <w:left w:val="none"/>
+              <w:bottom w:val="single" w:color="000000" w:sz="1"/>
+              <w:right w:val="none"/>
+            </w:tcBorders>
+            <w:shd w:fill="FFFFFF" w:val="clear"/>
+            <w:vAlign w:val="center"/>
+          </w:tcPr>
+          <w:p>
+            <w:pPr>
+              <w:spacing w:before="40" w:after="40" w:line="276"/>
+              <w:jc w:val="center"/>
+            </w:pPr>
+            <w:r>
+              <w:rPr>
+                <w:rFonts w:ascii="Times New Roman" w:cs="Times New Roman" w:eastAsia="Times New Roman" w:hAnsi="Times New Roman"/>
+                <w:sz w:val="20"/>
+                <w:szCs w:val="20"/>
+              </w:rPr>
+              <w:t xml:space="preserve">984</w:t>
+            </w:r>
+          </w:p>
+        </w:tc>
+        <w:tc>
+          <w:tcPr>
+            <w:tcW w:type="dxa" w:w="1300"/>
+            <w:tcBorders>
+              <w:top w:val="single" w:color="000000" w:sz="1"/>
+              <w:left w:val="none"/>
+              <w:bottom w:val="single" w:color="000000" w:sz="1"/>
+              <w:right w:val="none"/>
+            </w:tcBorders>
+            <w:shd w:fill="FFFFFF" w:val="clear"/>
+            <w:vAlign w:val="center"/>
+          </w:tcPr>
+          <w:p>
+            <w:pPr>
+              <w:spacing w:before="40" w:after="40" w:line="276"/>
+              <w:jc w:val="center"/>
+            </w:pPr>
+            <w:r>
+              <w:rPr>
+                <w:rFonts w:ascii="Times New Roman" w:cs="Times New Roman" w:eastAsia="Times New Roman" w:hAnsi="Times New Roman"/>
+                <w:sz w:val="20"/>
+                <w:szCs w:val="20"/>
+              </w:rPr>
+              <w:t xml:space="preserve">32.6</w:t>
+            </w:r>
+          </w:p>
+        </w:tc>
+        <w:tc>
+          <w:tcPr>
+            <w:tcW w:type="dxa" w:w="1200"/>
+            <w:tcBorders>
+              <w:top w:val="single" w:color="000000" w:sz="1"/>
+              <w:left w:val="none"/>
+              <w:bottom w:val="single" w:color="000000" w:sz="1"/>
+              <w:right w:val="none"/>
+            </w:tcBorders>
+            <w:shd w:fill="FFFFFF" w:val="clear"/>
+            <w:vAlign w:val="center"/>
+          </w:tcPr>
+          <w:p>
+            <w:pPr>
+              <w:spacing w:before="40" w:after="40" w:line="276"/>
+              <w:jc w:val="center"/>
+            </w:pPr>
+            <w:r>
+              <w:rPr>
+                <w:rFonts w:ascii="Times New Roman" w:cs="Times New Roman" w:eastAsia="Times New Roman" w:hAnsi="Times New Roman"/>
+                <w:sz w:val="20"/>
+                <w:szCs w:val="20"/>
+              </w:rPr>
+              <w:t xml:space="preserve">1.02</w:t>
+            </w:r>
+          </w:p>
+        </w:tc>
+        <w:tc>
+          <w:tcPr>
+            <w:tcW w:type="dxa" w:w="1100"/>
+            <w:tcBorders>
+              <w:top w:val="single" w:color="000000" w:sz="1"/>
+              <w:left w:val="none"/>
+              <w:bottom w:val="single" w:color="000000" w:sz="1"/>
+              <w:right w:val="none"/>
+            </w:tcBorders>
+            <w:shd w:fill="FFFFFF" w:val="clear"/>
+            <w:vAlign w:val="center"/>
+          </w:tcPr>
+          <w:p>
+            <w:pPr>
+              <w:spacing w:before="40" w:after="40" w:line="276"/>
+              <w:jc w:val="center"/>
+            </w:pPr>
+            <w:r>
+              <w:rPr>
+                <w:rFonts w:ascii="Times New Roman" w:cs="Times New Roman" w:eastAsia="Times New Roman" w:hAnsi="Times New Roman"/>
+                <w:sz w:val="20"/>
+                <w:szCs w:val="20"/>
+              </w:rPr>
+              <w:t xml:space="preserve">12.4</w:t>
+            </w:r>
+          </w:p>
+        </w:tc>
+        <w:tc>
+          <w:tcPr>
+            <w:tcW w:type="dxa" w:w="1100"/>
+            <w:tcBorders>
+              <w:top w:val="single" w:color="000000" w:sz="1"/>
+              <w:left w:val="none"/>
+              <w:bottom w:val="single" w:color="000000" w:sz="1"/>
+              <w:right w:val="none"/>
+            </w:tcBorders>
+            <w:shd w:fill="FFFFFF" w:val="clear"/>
+            <w:vAlign w:val="center"/>
+          </w:tcPr>
+          <w:p>
+            <w:pPr>
+              <w:spacing w:before="40" w:after="40" w:line="276"/>
+              <w:jc w:val="center"/>
+            </w:pPr>
+            <w:r>
+              <w:rPr>
+                <w:rFonts w:ascii="Times New Roman" w:cs="Times New Roman" w:eastAsia="Times New Roman" w:hAnsi="Times New Roman"/>
+                <w:sz w:val="20"/>
+                <w:szCs w:val="20"/>
+              </w:rPr>
+              <w:t xml:space="preserve">9,476</w:t>
+            </w:r>
+          </w:p>
+        </w:tc>
+        <w:tc>
+          <w:tcPr>
+            <w:tcW w:type="dxa" w:w="1460"/>
+            <w:tcBorders>
+              <w:top w:val="single" w:color="000000" w:sz="1"/>
+              <w:left w:val="none"/>
+              <w:bottom w:val="single" w:color="000000" w:sz="1"/>
+              <w:right w:val="none"/>
+            </w:tcBorders>
+            <w:shd w:fill="FFFFFF" w:val="clear"/>
+            <w:vAlign w:val="center"/>
+          </w:tcPr>
+          <w:p>
+            <w:pPr>
+              <w:spacing w:before="40" w:after="40" w:line="276"/>
+              <w:jc w:val="center"/>
+            </w:pPr>
+            <w:r>
+              <w:rPr>
+                <w:rFonts w:ascii="Times New Roman" w:cs="Times New Roman" w:eastAsia="Times New Roman" w:hAnsi="Times New Roman"/>
+                <w:sz w:val="20"/>
+                <w:szCs w:val="20"/>
+              </w:rPr>
+              <w:t xml:space="preserve">1.07</w:t>
+            </w:r>
+          </w:p>
+        </w:tc>
+      </w:tr>
+      <w:tr>
+        <w:tc>
+          <w:tcPr>
+            <w:tcW w:type="dxa" w:w="900"/>
+            <w:tcBorders>
+              <w:top w:val="single" w:color="000000" w:sz="1"/>
+              <w:left w:val="none"/>
+              <w:bottom w:val="single" w:color="000000" w:sz="1"/>
+              <w:right w:val="none"/>
+            </w:tcBorders>
+            <w:shd w:fill="FFFFFF" w:val="clear"/>
+            <w:vAlign w:val="center"/>
+          </w:tcPr>
+          <w:p>
+            <w:pPr>
+              <w:spacing w:before="40" w:after="40" w:line="276"/>
+              <w:jc w:val="left"/>
+            </w:pPr>
+            <w:r>
+              <w:rPr>
+                <w:rFonts w:ascii="Times New Roman" w:cs="Times New Roman" w:eastAsia="Times New Roman" w:hAnsi="Times New Roman"/>
+                <w:sz w:val="20"/>
+                <w:szCs w:val="20"/>
+              </w:rPr>
+              <w:t xml:space="preserve">ES</w:t>
+            </w:r>
+          </w:p>
+        </w:tc>
+        <w:tc>
+          <w:tcPr>
+            <w:tcW w:type="dxa" w:w="1200"/>
+            <w:tcBorders>
+              <w:top w:val="single" w:color="000000" w:sz="1"/>
+              <w:left w:val="none"/>
+              <w:bottom w:val="single" w:color="000000" w:sz="1"/>
+              <w:right w:val="none"/>
+            </w:tcBorders>
+            <w:shd w:fill="FFFFFF" w:val="clear"/>
+            <w:vAlign w:val="center"/>
+          </w:tcPr>
+          <w:p>
+            <w:pPr>
+              <w:spacing w:before="40" w:after="40" w:line="276"/>
+              <w:jc w:val="center"/>
+            </w:pPr>
+            <w:r>
+              <w:rPr>
+                <w:rFonts w:ascii="Times New Roman" w:cs="Times New Roman" w:eastAsia="Times New Roman" w:hAnsi="Times New Roman"/>
+                <w:sz w:val="20"/>
+                <w:szCs w:val="20"/>
+              </w:rPr>
+              <w:t xml:space="preserve">Southeast</w:t>
+            </w:r>
+          </w:p>
+        </w:tc>
+        <w:tc>
+          <w:tcPr>
+            <w:tcW w:type="dxa" w:w="1100"/>
+            <w:tcBorders>
+              <w:top w:val="single" w:color="000000" w:sz="1"/>
+              <w:left w:val="none"/>
+              <w:bottom w:val="single" w:color="000000" w:sz="1"/>
+              <w:right w:val="none"/>
+            </w:tcBorders>
+            <w:shd w:fill="FFFFFF" w:val="clear"/>
+            <w:vAlign w:val="center"/>
+          </w:tcPr>
+          <w:p>
+            <w:pPr>
+              <w:spacing w:before="40" w:after="40" w:line="276"/>
+              <w:jc w:val="center"/>
+            </w:pPr>
+            <w:r>
+              <w:rPr>
+                <w:rFonts w:ascii="Times New Roman" w:cs="Times New Roman" w:eastAsia="Times New Roman" w:hAnsi="Times New Roman"/>
+                <w:sz w:val="20"/>
+                <w:szCs w:val="20"/>
+              </w:rPr>
+              <w:t xml:space="preserve">1,217</w:t>
+            </w:r>
+          </w:p>
+        </w:tc>
+        <w:tc>
+          <w:tcPr>
+            <w:tcW w:type="dxa" w:w="1300"/>
+            <w:tcBorders>
+              <w:top w:val="single" w:color="000000" w:sz="1"/>
+              <w:left w:val="none"/>
+              <w:bottom w:val="single" w:color="000000" w:sz="1"/>
+              <w:right w:val="none"/>
+            </w:tcBorders>
+            <w:shd w:fill="FFFFFF" w:val="clear"/>
+            <w:vAlign w:val="center"/>
+          </w:tcPr>
+          <w:p>
+            <w:pPr>
+              <w:spacing w:before="40" w:after="40" w:line="276"/>
+              <w:jc w:val="center"/>
+            </w:pPr>
+            <w:r>
+              <w:rPr>
+                <w:rFonts w:ascii="Times New Roman" w:cs="Times New Roman" w:eastAsia="Times New Roman" w:hAnsi="Times New Roman"/>
+                <w:sz w:val="20"/>
+                <w:szCs w:val="20"/>
+              </w:rPr>
+              <w:t xml:space="preserve">30.3</w:t>
+            </w:r>
+          </w:p>
+        </w:tc>
+        <w:tc>
+          <w:tcPr>
+            <w:tcW w:type="dxa" w:w="1200"/>
+            <w:tcBorders>
+              <w:top w:val="single" w:color="000000" w:sz="1"/>
+              <w:left w:val="none"/>
+              <w:bottom w:val="single" w:color="000000" w:sz="1"/>
+              <w:right w:val="none"/>
+            </w:tcBorders>
+            <w:shd w:fill="FFFFFF" w:val="clear"/>
+            <w:vAlign w:val="center"/>
+          </w:tcPr>
+          <w:p>
+            <w:pPr>
+              <w:spacing w:before="40" w:after="40" w:line="276"/>
+              <w:jc w:val="center"/>
+            </w:pPr>
+            <w:r>
+              <w:rPr>
+                <w:rFonts w:ascii="Times New Roman" w:cs="Times New Roman" w:eastAsia="Times New Roman" w:hAnsi="Times New Roman"/>
+                <w:sz w:val="20"/>
+                <w:szCs w:val="20"/>
+              </w:rPr>
+              <w:t xml:space="preserve">0.74</w:t>
+            </w:r>
+          </w:p>
+        </w:tc>
+        <w:tc>
+          <w:tcPr>
+            <w:tcW w:type="dxa" w:w="1100"/>
+            <w:tcBorders>
+              <w:top w:val="single" w:color="000000" w:sz="1"/>
+              <w:left w:val="none"/>
+              <w:bottom w:val="single" w:color="000000" w:sz="1"/>
+              <w:right w:val="none"/>
+            </w:tcBorders>
+            <w:shd w:fill="FFFFFF" w:val="clear"/>
+            <w:vAlign w:val="center"/>
+          </w:tcPr>
+          <w:p>
+            <w:pPr>
+              <w:spacing w:before="40" w:after="40" w:line="276"/>
+              <w:jc w:val="center"/>
+            </w:pPr>
+            <w:r>
+              <w:rPr>
+                <w:rFonts w:ascii="Times New Roman" w:cs="Times New Roman" w:eastAsia="Times New Roman" w:hAnsi="Times New Roman"/>
+                <w:sz w:val="20"/>
+                <w:szCs w:val="20"/>
+              </w:rPr>
+              <w:t xml:space="preserve">8.3</w:t>
+            </w:r>
+          </w:p>
+        </w:tc>
+        <w:tc>
+          <w:tcPr>
+            <w:tcW w:type="dxa" w:w="1100"/>
+            <w:tcBorders>
+              <w:top w:val="single" w:color="000000" w:sz="1"/>
+              <w:left w:val="none"/>
+              <w:bottom w:val="single" w:color="000000" w:sz="1"/>
+              <w:right w:val="none"/>
+            </w:tcBorders>
+            <w:shd w:fill="FFFFFF" w:val="clear"/>
+            <w:vAlign w:val="center"/>
+          </w:tcPr>
+          <w:p>
+            <w:pPr>
+              <w:spacing w:before="40" w:after="40" w:line="276"/>
+              <w:jc w:val="center"/>
+            </w:pPr>
+            <w:r>
+              <w:rPr>
+                <w:rFonts w:ascii="Times New Roman" w:cs="Times New Roman" w:eastAsia="Times New Roman" w:hAnsi="Times New Roman"/>
+                <w:sz w:val="20"/>
+                <w:szCs w:val="20"/>
+              </w:rPr>
+              <w:t xml:space="preserve">9,074</w:t>
+            </w:r>
+          </w:p>
+        </w:tc>
+        <w:tc>
+          <w:tcPr>
+            <w:tcW w:type="dxa" w:w="1460"/>
+            <w:tcBorders>
+              <w:top w:val="single" w:color="000000" w:sz="1"/>
+              <w:left w:val="none"/>
+              <w:bottom w:val="single" w:color="000000" w:sz="1"/>
+              <w:right w:val="none"/>
+            </w:tcBorders>
+            <w:shd w:fill="FFFFFF" w:val="clear"/>
+            <w:vAlign w:val="center"/>
+          </w:tcPr>
+          <w:p>
+            <w:pPr>
+              <w:spacing w:before="40" w:after="40" w:line="276"/>
+              <w:jc w:val="center"/>
+            </w:pPr>
+            <w:r>
+              <w:rPr>
+                <w:rFonts w:ascii="Times New Roman" w:cs="Times New Roman" w:eastAsia="Times New Roman" w:hAnsi="Times New Roman"/>
+                <w:sz w:val="20"/>
+                <w:szCs w:val="20"/>
+              </w:rPr>
+              <w:t xml:space="preserve">0.99</w:t>
+            </w:r>
+          </w:p>
+        </w:tc>
+      </w:tr>
+      <w:tr>
+        <w:tc>
+          <w:tcPr>
+            <w:tcW w:type="dxa" w:w="900"/>
+            <w:tcBorders>
+              <w:top w:val="single" w:color="000000" w:sz="1"/>
+              <w:left w:val="none"/>
+              <w:bottom w:val="single" w:color="000000" w:sz="1"/>
+              <w:right w:val="none"/>
+            </w:tcBorders>
+            <w:shd w:fill="FFFFFF" w:val="clear"/>
+            <w:vAlign w:val="center"/>
+          </w:tcPr>
+          <w:p>
+            <w:pPr>
+              <w:spacing w:before="40" w:after="40" w:line="276"/>
+              <w:jc w:val="left"/>
+            </w:pPr>
+            <w:r>
+              <w:rPr>
+                <w:rFonts w:ascii="Times New Roman" w:cs="Times New Roman" w:eastAsia="Times New Roman" w:hAnsi="Times New Roman"/>
+                <w:sz w:val="20"/>
+                <w:szCs w:val="20"/>
+              </w:rPr>
+              <w:t xml:space="preserve">MS</w:t>
+            </w:r>
+          </w:p>
+        </w:tc>
+        <w:tc>
+          <w:tcPr>
+            <w:tcW w:type="dxa" w:w="1200"/>
+            <w:tcBorders>
+              <w:top w:val="single" w:color="000000" w:sz="1"/>
+              <w:left w:val="none"/>
+              <w:bottom w:val="single" w:color="000000" w:sz="1"/>
+              <w:right w:val="none"/>
+            </w:tcBorders>
+            <w:shd w:fill="FFFFFF" w:val="clear"/>
+            <w:vAlign w:val="center"/>
+          </w:tcPr>
+          <w:p>
+            <w:pPr>
+              <w:spacing w:before="40" w:after="40" w:line="276"/>
+              <w:jc w:val="center"/>
+            </w:pPr>
+            <w:r>
+              <w:rPr>
+                <w:rFonts w:ascii="Times New Roman" w:cs="Times New Roman" w:eastAsia="Times New Roman" w:hAnsi="Times New Roman"/>
+                <w:sz w:val="20"/>
+                <w:szCs w:val="20"/>
+              </w:rPr>
+              <w:t xml:space="preserve">Center-West</w:t>
+            </w:r>
+          </w:p>
+        </w:tc>
+        <w:tc>
+          <w:tcPr>
+            <w:tcW w:type="dxa" w:w="1100"/>
+            <w:tcBorders>
+              <w:top w:val="single" w:color="000000" w:sz="1"/>
+              <w:left w:val="none"/>
+              <w:bottom w:val="single" w:color="000000" w:sz="1"/>
+              <w:right w:val="none"/>
+            </w:tcBorders>
+            <w:shd w:fill="FFFFFF" w:val="clear"/>
+            <w:vAlign w:val="center"/>
+          </w:tcPr>
+          <w:p>
+            <w:pPr>
+              <w:spacing w:before="40" w:after="40" w:line="276"/>
+              <w:jc w:val="center"/>
+            </w:pPr>
+            <w:r>
+              <w:rPr>
+                <w:rFonts w:ascii="Times New Roman" w:cs="Times New Roman" w:eastAsia="Times New Roman" w:hAnsi="Times New Roman"/>
+                <w:sz w:val="20"/>
+                <w:szCs w:val="20"/>
+              </w:rPr>
+              <w:t xml:space="preserve">747</w:t>
+            </w:r>
+          </w:p>
+        </w:tc>
+        <w:tc>
+          <w:tcPr>
+            <w:tcW w:type="dxa" w:w="1300"/>
+            <w:tcBorders>
+              <w:top w:val="single" w:color="000000" w:sz="1"/>
+              <w:left w:val="none"/>
+              <w:bottom w:val="single" w:color="000000" w:sz="1"/>
+              <w:right w:val="none"/>
+            </w:tcBorders>
+            <w:shd w:fill="FFFFFF" w:val="clear"/>
+            <w:vAlign w:val="center"/>
+          </w:tcPr>
+          <w:p>
+            <w:pPr>
+              <w:spacing w:before="40" w:after="40" w:line="276"/>
+              <w:jc w:val="center"/>
+            </w:pPr>
+            <w:r>
+              <w:rPr>
+                <w:rFonts w:ascii="Times New Roman" w:cs="Times New Roman" w:eastAsia="Times New Roman" w:hAnsi="Times New Roman"/>
+                <w:sz w:val="20"/>
+                <w:szCs w:val="20"/>
+              </w:rPr>
+              <w:t xml:space="preserve">26.9</w:t>
+            </w:r>
+          </w:p>
+        </w:tc>
+        <w:tc>
+          <w:tcPr>
+            <w:tcW w:type="dxa" w:w="1200"/>
+            <w:tcBorders>
+              <w:top w:val="single" w:color="000000" w:sz="1"/>
+              <w:left w:val="none"/>
+              <w:bottom w:val="single" w:color="000000" w:sz="1"/>
+              <w:right w:val="none"/>
+            </w:tcBorders>
+            <w:shd w:fill="FFFFFF" w:val="clear"/>
+            <w:vAlign w:val="center"/>
+          </w:tcPr>
+          <w:p>
+            <w:pPr>
+              <w:spacing w:before="40" w:after="40" w:line="276"/>
+              <w:jc w:val="center"/>
+            </w:pPr>
+            <w:r>
+              <w:rPr>
+                <w:rFonts w:ascii="Times New Roman" w:cs="Times New Roman" w:eastAsia="Times New Roman" w:hAnsi="Times New Roman"/>
+                <w:sz w:val="20"/>
+                <w:szCs w:val="20"/>
+              </w:rPr>
+              <w:t xml:space="preserve">0.94</w:t>
+            </w:r>
+          </w:p>
+        </w:tc>
+        <w:tc>
+          <w:tcPr>
+            <w:tcW w:type="dxa" w:w="1100"/>
+            <w:tcBorders>
+              <w:top w:val="single" w:color="000000" w:sz="1"/>
+              <w:left w:val="none"/>
+              <w:bottom w:val="single" w:color="000000" w:sz="1"/>
+              <w:right w:val="none"/>
+            </w:tcBorders>
+            <w:shd w:fill="FFFFFF" w:val="clear"/>
+            <w:vAlign w:val="center"/>
+          </w:tcPr>
+          <w:p>
+            <w:pPr>
+              <w:spacing w:before="40" w:after="40" w:line="276"/>
+              <w:jc w:val="center"/>
+            </w:pPr>
+            <w:r>
+              <w:rPr>
+                <w:rFonts w:ascii="Times New Roman" w:cs="Times New Roman" w:eastAsia="Times New Roman" w:hAnsi="Times New Roman"/>
+                <w:sz w:val="20"/>
+                <w:szCs w:val="20"/>
+              </w:rPr>
+              <w:t xml:space="preserve">12.5</w:t>
+            </w:r>
+          </w:p>
+        </w:tc>
+        <w:tc>
+          <w:tcPr>
+            <w:tcW w:type="dxa" w:w="1100"/>
+            <w:tcBorders>
+              <w:top w:val="single" w:color="000000" w:sz="1"/>
+              <w:left w:val="none"/>
+              <w:bottom w:val="single" w:color="000000" w:sz="1"/>
+              <w:right w:val="none"/>
+            </w:tcBorders>
+            <w:shd w:fill="FFFFFF" w:val="clear"/>
+            <w:vAlign w:val="center"/>
+          </w:tcPr>
+          <w:p>
+            <w:pPr>
+              <w:spacing w:before="40" w:after="40" w:line="276"/>
+              <w:jc w:val="center"/>
+            </w:pPr>
+            <w:r>
+              <w:rPr>
+                <w:rFonts w:ascii="Times New Roman" w:cs="Times New Roman" w:eastAsia="Times New Roman" w:hAnsi="Times New Roman"/>
+                <w:sz w:val="20"/>
+                <w:szCs w:val="20"/>
+              </w:rPr>
+              <w:t xml:space="preserve">10,927</w:t>
+            </w:r>
+          </w:p>
+        </w:tc>
+        <w:tc>
+          <w:tcPr>
+            <w:tcW w:type="dxa" w:w="1460"/>
+            <w:tcBorders>
+              <w:top w:val="single" w:color="000000" w:sz="1"/>
+              <w:left w:val="none"/>
+              <w:bottom w:val="single" w:color="000000" w:sz="1"/>
+              <w:right w:val="none"/>
+            </w:tcBorders>
+            <w:shd w:fill="FFFFFF" w:val="clear"/>
+            <w:vAlign w:val="center"/>
+          </w:tcPr>
+          <w:p>
+            <w:pPr>
+              <w:spacing w:before="40" w:after="40" w:line="276"/>
+              <w:jc w:val="center"/>
+            </w:pPr>
+            <w:r>
+              <w:rPr>
+                <w:rFonts w:ascii="Times New Roman" w:cs="Times New Roman" w:eastAsia="Times New Roman" w:hAnsi="Times New Roman"/>
+                <w:sz w:val="20"/>
+                <w:szCs w:val="20"/>
+              </w:rPr>
+              <w:t xml:space="preserve">0.88</w:t>
+            </w:r>
+          </w:p>
+        </w:tc>
+      </w:tr>
+      <w:tr>
+        <w:tc>
+          <w:tcPr>
+            <w:tcW w:type="dxa" w:w="900"/>
+            <w:tcBorders>
+              <w:top w:val="single" w:color="000000" w:sz="1"/>
+              <w:left w:val="none"/>
+              <w:bottom w:val="single" w:color="000000" w:sz="1"/>
+              <w:right w:val="none"/>
+            </w:tcBorders>
+            <w:shd w:fill="FFFFFF" w:val="clear"/>
+            <w:vAlign w:val="center"/>
+          </w:tcPr>
+          <w:p>
+            <w:pPr>
+              <w:spacing w:before="40" w:after="40" w:line="276"/>
+              <w:jc w:val="left"/>
+            </w:pPr>
+            <w:r>
+              <w:rPr>
+                <w:rFonts w:ascii="Times New Roman" w:cs="Times New Roman" w:eastAsia="Times New Roman" w:hAnsi="Times New Roman"/>
+                <w:sz w:val="20"/>
+                <w:szCs w:val="20"/>
+              </w:rPr>
+              <w:t xml:space="preserve">SP</w:t>
+            </w:r>
+          </w:p>
+        </w:tc>
+        <w:tc>
+          <w:tcPr>
+            <w:tcW w:type="dxa" w:w="1200"/>
+            <w:tcBorders>
+              <w:top w:val="single" w:color="000000" w:sz="1"/>
+              <w:left w:val="none"/>
+              <w:bottom w:val="single" w:color="000000" w:sz="1"/>
+              <w:right w:val="none"/>
+            </w:tcBorders>
+            <w:shd w:fill="FFFFFF" w:val="clear"/>
+            <w:vAlign w:val="center"/>
+          </w:tcPr>
+          <w:p>
+            <w:pPr>
+              <w:spacing w:before="40" w:after="40" w:line="276"/>
+              <w:jc w:val="center"/>
+            </w:pPr>
+            <w:r>
+              <w:rPr>
+                <w:rFonts w:ascii="Times New Roman" w:cs="Times New Roman" w:eastAsia="Times New Roman" w:hAnsi="Times New Roman"/>
+                <w:sz w:val="20"/>
+                <w:szCs w:val="20"/>
+              </w:rPr>
+              <w:t xml:space="preserve">Southeast</w:t>
+            </w:r>
+          </w:p>
+        </w:tc>
+        <w:tc>
+          <w:tcPr>
+            <w:tcW w:type="dxa" w:w="1100"/>
+            <w:tcBorders>
+              <w:top w:val="single" w:color="000000" w:sz="1"/>
+              <w:left w:val="none"/>
+              <w:bottom w:val="single" w:color="000000" w:sz="1"/>
+              <w:right w:val="none"/>
+            </w:tcBorders>
+            <w:shd w:fill="FFFFFF" w:val="clear"/>
+            <w:vAlign w:val="center"/>
+          </w:tcPr>
+          <w:p>
+            <w:pPr>
+              <w:spacing w:before="40" w:after="40" w:line="276"/>
+              <w:jc w:val="center"/>
+            </w:pPr>
+            <w:r>
+              <w:rPr>
+                <w:rFonts w:ascii="Times New Roman" w:cs="Times New Roman" w:eastAsia="Times New Roman" w:hAnsi="Times New Roman"/>
+                <w:sz w:val="20"/>
+                <w:szCs w:val="20"/>
+              </w:rPr>
+              <w:t xml:space="preserve">11,298</w:t>
+            </w:r>
+          </w:p>
+        </w:tc>
+        <w:tc>
+          <w:tcPr>
+            <w:tcW w:type="dxa" w:w="1300"/>
+            <w:tcBorders>
+              <w:top w:val="single" w:color="000000" w:sz="1"/>
+              <w:left w:val="none"/>
+              <w:bottom w:val="single" w:color="000000" w:sz="1"/>
+              <w:right w:val="none"/>
+            </w:tcBorders>
+            <w:shd w:fill="FFFFFF" w:val="clear"/>
+            <w:vAlign w:val="center"/>
+          </w:tcPr>
+          <w:p>
+            <w:pPr>
+              <w:spacing w:before="40" w:after="40" w:line="276"/>
+              <w:jc w:val="center"/>
+            </w:pPr>
+            <w:r>
+              <w:rPr>
+                <w:rFonts w:ascii="Times New Roman" w:cs="Times New Roman" w:eastAsia="Times New Roman" w:hAnsi="Times New Roman"/>
+                <w:sz w:val="20"/>
+                <w:szCs w:val="20"/>
+              </w:rPr>
+              <w:t xml:space="preserve">24.6</w:t>
+            </w:r>
+          </w:p>
+        </w:tc>
+        <w:tc>
+          <w:tcPr>
+            <w:tcW w:type="dxa" w:w="1200"/>
+            <w:tcBorders>
+              <w:top w:val="single" w:color="000000" w:sz="1"/>
+              <w:left w:val="none"/>
+              <w:bottom w:val="single" w:color="000000" w:sz="1"/>
+              <w:right w:val="none"/>
+            </w:tcBorders>
+            <w:shd w:fill="FFFFFF" w:val="clear"/>
+            <w:vAlign w:val="center"/>
+          </w:tcPr>
+          <w:p>
+            <w:pPr>
+              <w:spacing w:before="40" w:after="40" w:line="276"/>
+              <w:jc w:val="center"/>
+            </w:pPr>
+            <w:r>
+              <w:rPr>
+                <w:rFonts w:ascii="Times New Roman" w:cs="Times New Roman" w:eastAsia="Times New Roman" w:hAnsi="Times New Roman"/>
+                <w:sz w:val="20"/>
+                <w:szCs w:val="20"/>
+              </w:rPr>
+              <w:t xml:space="preserve">1.88</w:t>
+            </w:r>
+          </w:p>
+        </w:tc>
+        <w:tc>
+          <w:tcPr>
+            <w:tcW w:type="dxa" w:w="1100"/>
+            <w:tcBorders>
+              <w:top w:val="single" w:color="000000" w:sz="1"/>
+              <w:left w:val="none"/>
+              <w:bottom w:val="single" w:color="000000" w:sz="1"/>
+              <w:right w:val="none"/>
+            </w:tcBorders>
+            <w:shd w:fill="FFFFFF" w:val="clear"/>
+            <w:vAlign w:val="center"/>
+          </w:tcPr>
+          <w:p>
+            <w:pPr>
+              <w:spacing w:before="40" w:after="40" w:line="276"/>
+              <w:jc w:val="center"/>
+            </w:pPr>
+            <w:r>
+              <w:rPr>
+                <w:rFonts w:ascii="Times New Roman" w:cs="Times New Roman" w:eastAsia="Times New Roman" w:hAnsi="Times New Roman"/>
+                <w:sz w:val="20"/>
+                <w:szCs w:val="20"/>
+              </w:rPr>
+              <w:t xml:space="preserve">10.2</w:t>
+            </w:r>
+          </w:p>
+        </w:tc>
+        <w:tc>
+          <w:tcPr>
+            <w:tcW w:type="dxa" w:w="1100"/>
+            <w:tcBorders>
+              <w:top w:val="single" w:color="000000" w:sz="1"/>
+              <w:left w:val="none"/>
+              <w:bottom w:val="single" w:color="000000" w:sz="1"/>
+              <w:right w:val="none"/>
+            </w:tcBorders>
+            <w:shd w:fill="FFFFFF" w:val="clear"/>
+            <w:vAlign w:val="center"/>
+          </w:tcPr>
+          <w:p>
+            <w:pPr>
+              <w:spacing w:before="40" w:after="40" w:line="276"/>
+              <w:jc w:val="center"/>
+            </w:pPr>
+            <w:r>
+              <w:rPr>
+                <w:rFonts w:ascii="Times New Roman" w:cs="Times New Roman" w:eastAsia="Times New Roman" w:hAnsi="Times New Roman"/>
+                <w:sz w:val="20"/>
+                <w:szCs w:val="20"/>
+              </w:rPr>
+              <w:t xml:space="preserve">10,703</w:t>
+            </w:r>
+          </w:p>
+        </w:tc>
+        <w:tc>
+          <w:tcPr>
+            <w:tcW w:type="dxa" w:w="1460"/>
+            <w:tcBorders>
+              <w:top w:val="single" w:color="000000" w:sz="1"/>
+              <w:left w:val="none"/>
+              <w:bottom w:val="single" w:color="000000" w:sz="1"/>
+              <w:right w:val="none"/>
+            </w:tcBorders>
+            <w:shd w:fill="FFFFFF" w:val="clear"/>
+            <w:vAlign w:val="center"/>
+          </w:tcPr>
+          <w:p>
+            <w:pPr>
+              <w:spacing w:before="40" w:after="40" w:line="276"/>
+              <w:jc w:val="center"/>
+            </w:pPr>
+            <w:r>
+              <w:rPr>
+                <w:rFonts w:ascii="Times New Roman" w:cs="Times New Roman" w:eastAsia="Times New Roman" w:hAnsi="Times New Roman"/>
+                <w:sz w:val="20"/>
+                <w:szCs w:val="20"/>
+              </w:rPr>
+              <w:t xml:space="preserve">0.81</w:t>
+            </w:r>
+          </w:p>
+        </w:tc>
+      </w:tr>
+      <w:tr>
+        <w:tc>
+          <w:tcPr>
+            <w:tcW w:type="dxa" w:w="900"/>
+            <w:tcBorders>
+              <w:top w:val="single" w:color="000000" w:sz="1"/>
+              <w:left w:val="none"/>
+              <w:bottom w:val="single" w:color="000000" w:sz="1"/>
+              <w:right w:val="none"/>
+            </w:tcBorders>
+            <w:shd w:fill="FFFFFF" w:val="clear"/>
+            <w:vAlign w:val="center"/>
+          </w:tcPr>
+          <w:p>
+            <w:pPr>
+              <w:spacing w:before="40" w:after="40" w:line="276"/>
+              <w:jc w:val="left"/>
+            </w:pPr>
+            <w:r>
+              <w:rPr>
+                <w:rFonts w:ascii="Times New Roman" w:cs="Times New Roman" w:eastAsia="Times New Roman" w:hAnsi="Times New Roman"/>
+                <w:sz w:val="20"/>
+                <w:szCs w:val="20"/>
+              </w:rPr>
+              <w:t xml:space="preserve">AC</w:t>
+            </w:r>
+          </w:p>
+        </w:tc>
+        <w:tc>
+          <w:tcPr>
+            <w:tcW w:type="dxa" w:w="1200"/>
+            <w:tcBorders>
+              <w:top w:val="single" w:color="000000" w:sz="1"/>
+              <w:left w:val="none"/>
+              <w:bottom w:val="single" w:color="000000" w:sz="1"/>
+              <w:right w:val="none"/>
+            </w:tcBorders>
+            <w:shd w:fill="FFFFFF" w:val="clear"/>
+            <w:vAlign w:val="center"/>
+          </w:tcPr>
+          <w:p>
+            <w:pPr>
+              <w:spacing w:before="40" w:after="40" w:line="276"/>
+              <w:jc w:val="center"/>
+            </w:pPr>
+            <w:r>
+              <w:rPr>
+                <w:rFonts w:ascii="Times New Roman" w:cs="Times New Roman" w:eastAsia="Times New Roman" w:hAnsi="Times New Roman"/>
+                <w:sz w:val="20"/>
+                <w:szCs w:val="20"/>
+              </w:rPr>
+              <w:t xml:space="preserve">North</w:t>
+            </w:r>
+          </w:p>
+        </w:tc>
+        <w:tc>
+          <w:tcPr>
+            <w:tcW w:type="dxa" w:w="1100"/>
+            <w:tcBorders>
+              <w:top w:val="single" w:color="000000" w:sz="1"/>
+              <w:left w:val="none"/>
+              <w:bottom w:val="single" w:color="000000" w:sz="1"/>
+              <w:right w:val="none"/>
+            </w:tcBorders>
+            <w:shd w:fill="FFFFFF" w:val="clear"/>
+            <w:vAlign w:val="center"/>
+          </w:tcPr>
+          <w:p>
+            <w:pPr>
+              <w:spacing w:before="40" w:after="40" w:line="276"/>
+              <w:jc w:val="center"/>
+            </w:pPr>
+            <w:r>
+              <w:rPr>
+                <w:rFonts w:ascii="Times New Roman" w:cs="Times New Roman" w:eastAsia="Times New Roman" w:hAnsi="Times New Roman"/>
+                <w:sz w:val="20"/>
+                <w:szCs w:val="20"/>
+              </w:rPr>
+              <w:t xml:space="preserve">210</w:t>
+            </w:r>
+          </w:p>
+        </w:tc>
+        <w:tc>
+          <w:tcPr>
+            <w:tcW w:type="dxa" w:w="1300"/>
+            <w:tcBorders>
+              <w:top w:val="single" w:color="000000" w:sz="1"/>
+              <w:left w:val="none"/>
+              <w:bottom w:val="single" w:color="000000" w:sz="1"/>
+              <w:right w:val="none"/>
+            </w:tcBorders>
+            <w:shd w:fill="FFFFFF" w:val="clear"/>
+            <w:vAlign w:val="center"/>
+          </w:tcPr>
+          <w:p>
+            <w:pPr>
+              <w:spacing w:before="40" w:after="40" w:line="276"/>
+              <w:jc w:val="center"/>
+            </w:pPr>
+            <w:r>
+              <w:rPr>
+                <w:rFonts w:ascii="Times New Roman" w:cs="Times New Roman" w:eastAsia="Times New Roman" w:hAnsi="Times New Roman"/>
+                <w:sz w:val="20"/>
+                <w:szCs w:val="20"/>
+              </w:rPr>
+              <w:t xml:space="preserve">23.8</w:t>
+            </w:r>
+          </w:p>
+        </w:tc>
+        <w:tc>
+          <w:tcPr>
+            <w:tcW w:type="dxa" w:w="1200"/>
+            <w:tcBorders>
+              <w:top w:val="single" w:color="000000" w:sz="1"/>
+              <w:left w:val="none"/>
+              <w:bottom w:val="single" w:color="000000" w:sz="1"/>
+              <w:right w:val="none"/>
+            </w:tcBorders>
+            <w:shd w:fill="FFFFFF" w:val="clear"/>
+            <w:vAlign w:val="center"/>
+          </w:tcPr>
+          <w:p>
+            <w:pPr>
+              <w:spacing w:before="40" w:after="40" w:line="276"/>
+              <w:jc w:val="center"/>
+            </w:pPr>
+            <w:r>
+              <w:rPr>
+                <w:rFonts w:ascii="Times New Roman" w:cs="Times New Roman" w:eastAsia="Times New Roman" w:hAnsi="Times New Roman"/>
+                <w:sz w:val="20"/>
+                <w:szCs w:val="20"/>
+              </w:rPr>
+              <w:t xml:space="preserve">1.90</w:t>
+            </w:r>
+          </w:p>
+        </w:tc>
+        <w:tc>
+          <w:tcPr>
+            <w:tcW w:type="dxa" w:w="1100"/>
+            <w:tcBorders>
+              <w:top w:val="single" w:color="000000" w:sz="1"/>
+              <w:left w:val="none"/>
+              <w:bottom w:val="single" w:color="000000" w:sz="1"/>
+              <w:right w:val="none"/>
+            </w:tcBorders>
+            <w:shd w:fill="FFFFFF" w:val="clear"/>
+            <w:vAlign w:val="center"/>
+          </w:tcPr>
+          <w:p>
+            <w:pPr>
+              <w:spacing w:before="40" w:after="40" w:line="276"/>
+              <w:jc w:val="center"/>
+            </w:pPr>
+            <w:r>
+              <w:rPr>
+                <w:rFonts w:ascii="Times New Roman" w:cs="Times New Roman" w:eastAsia="Times New Roman" w:hAnsi="Times New Roman"/>
+                <w:sz w:val="20"/>
+                <w:szCs w:val="20"/>
+              </w:rPr>
+              <w:t xml:space="preserve">8.5</w:t>
+            </w:r>
+          </w:p>
+        </w:tc>
+        <w:tc>
+          <w:tcPr>
+            <w:tcW w:type="dxa" w:w="1100"/>
+            <w:tcBorders>
+              <w:top w:val="single" w:color="000000" w:sz="1"/>
+              <w:left w:val="none"/>
+              <w:bottom w:val="single" w:color="000000" w:sz="1"/>
+              <w:right w:val="none"/>
+            </w:tcBorders>
+            <w:shd w:fill="FFFFFF" w:val="clear"/>
+            <w:vAlign w:val="center"/>
+          </w:tcPr>
+          <w:p>
+            <w:pPr>
+              <w:spacing w:before="40" w:after="40" w:line="276"/>
+              <w:jc w:val="center"/>
+            </w:pPr>
+            <w:r>
+              <w:rPr>
+                <w:rFonts w:ascii="Times New Roman" w:cs="Times New Roman" w:eastAsia="Times New Roman" w:hAnsi="Times New Roman"/>
+                <w:sz w:val="20"/>
+                <w:szCs w:val="20"/>
+              </w:rPr>
+              <w:t xml:space="preserve">7,875</w:t>
+            </w:r>
+          </w:p>
+        </w:tc>
+        <w:tc>
+          <w:tcPr>
+            <w:tcW w:type="dxa" w:w="1460"/>
+            <w:tcBorders>
+              <w:top w:val="single" w:color="000000" w:sz="1"/>
+              <w:left w:val="none"/>
+              <w:bottom w:val="single" w:color="000000" w:sz="1"/>
+              <w:right w:val="none"/>
+            </w:tcBorders>
+            <w:shd w:fill="FFFFFF" w:val="clear"/>
+            <w:vAlign w:val="center"/>
+          </w:tcPr>
+          <w:p>
+            <w:pPr>
+              <w:spacing w:before="40" w:after="40" w:line="276"/>
+              <w:jc w:val="center"/>
+            </w:pPr>
+            <w:r>
+              <w:rPr>
+                <w:rFonts w:ascii="Times New Roman" w:cs="Times New Roman" w:eastAsia="Times New Roman" w:hAnsi="Times New Roman"/>
+                <w:sz w:val="20"/>
+                <w:szCs w:val="20"/>
+              </w:rPr>
+              <w:t xml:space="preserve">0.78</w:t>
+            </w:r>
+          </w:p>
+        </w:tc>
+      </w:tr>
+      <w:tr>
+        <w:tc>
+          <w:tcPr>
+            <w:tcW w:type="dxa" w:w="900"/>
+            <w:tcBorders>
+              <w:top w:val="single" w:color="000000" w:sz="1"/>
+              <w:left w:val="none"/>
+              <w:bottom w:val="single" w:color="000000" w:sz="1"/>
+              <w:right w:val="none"/>
+            </w:tcBorders>
+            <w:shd w:fill="FFFFFF" w:val="clear"/>
+            <w:vAlign w:val="center"/>
+          </w:tcPr>
+          <w:p>
+            <w:pPr>
+              <w:spacing w:before="40" w:after="40" w:line="276"/>
+              <w:jc w:val="left"/>
+            </w:pPr>
+            <w:r>
+              <w:rPr>
+                <w:rFonts w:ascii="Times New Roman" w:cs="Times New Roman" w:eastAsia="Times New Roman" w:hAnsi="Times New Roman"/>
+                <w:sz w:val="20"/>
+                <w:szCs w:val="20"/>
+              </w:rPr>
+              <w:t xml:space="preserve">RJ</w:t>
+            </w:r>
+          </w:p>
+        </w:tc>
+        <w:tc>
+          <w:tcPr>
+            <w:tcW w:type="dxa" w:w="1200"/>
+            <w:tcBorders>
+              <w:top w:val="single" w:color="000000" w:sz="1"/>
+              <w:left w:val="none"/>
+              <w:bottom w:val="single" w:color="000000" w:sz="1"/>
+              <w:right w:val="none"/>
+            </w:tcBorders>
+            <w:shd w:fill="FFFFFF" w:val="clear"/>
+            <w:vAlign w:val="center"/>
+          </w:tcPr>
+          <w:p>
+            <w:pPr>
+              <w:spacing w:before="40" w:after="40" w:line="276"/>
+              <w:jc w:val="center"/>
+            </w:pPr>
+            <w:r>
+              <w:rPr>
+                <w:rFonts w:ascii="Times New Roman" w:cs="Times New Roman" w:eastAsia="Times New Roman" w:hAnsi="Times New Roman"/>
+                <w:sz w:val="20"/>
+                <w:szCs w:val="20"/>
+              </w:rPr>
+              <w:t xml:space="preserve">Southeast</w:t>
+            </w:r>
+          </w:p>
+        </w:tc>
+        <w:tc>
+          <w:tcPr>
+            <w:tcW w:type="dxa" w:w="1100"/>
+            <w:tcBorders>
+              <w:top w:val="single" w:color="000000" w:sz="1"/>
+              <w:left w:val="none"/>
+              <w:bottom w:val="single" w:color="000000" w:sz="1"/>
+              <w:right w:val="none"/>
+            </w:tcBorders>
+            <w:shd w:fill="FFFFFF" w:val="clear"/>
+            <w:vAlign w:val="center"/>
+          </w:tcPr>
+          <w:p>
+            <w:pPr>
+              <w:spacing w:before="40" w:after="40" w:line="276"/>
+              <w:jc w:val="center"/>
+            </w:pPr>
+            <w:r>
+              <w:rPr>
+                <w:rFonts w:ascii="Times New Roman" w:cs="Times New Roman" w:eastAsia="Times New Roman" w:hAnsi="Times New Roman"/>
+                <w:sz w:val="20"/>
+                <w:szCs w:val="20"/>
+              </w:rPr>
+              <w:t xml:space="preserve">3,574</w:t>
+            </w:r>
+          </w:p>
+        </w:tc>
+        <w:tc>
+          <w:tcPr>
+            <w:tcW w:type="dxa" w:w="1300"/>
+            <w:tcBorders>
+              <w:top w:val="single" w:color="000000" w:sz="1"/>
+              <w:left w:val="none"/>
+              <w:bottom w:val="single" w:color="000000" w:sz="1"/>
+              <w:right w:val="none"/>
+            </w:tcBorders>
+            <w:shd w:fill="FFFFFF" w:val="clear"/>
+            <w:vAlign w:val="center"/>
+          </w:tcPr>
+          <w:p>
+            <w:pPr>
+              <w:spacing w:before="40" w:after="40" w:line="276"/>
+              <w:jc w:val="center"/>
+            </w:pPr>
+            <w:r>
+              <w:rPr>
+                <w:rFonts w:ascii="Times New Roman" w:cs="Times New Roman" w:eastAsia="Times New Roman" w:hAnsi="Times New Roman"/>
+                <w:sz w:val="20"/>
+                <w:szCs w:val="20"/>
+              </w:rPr>
+              <w:t xml:space="preserve">20.7</w:t>
+            </w:r>
+          </w:p>
+        </w:tc>
+        <w:tc>
+          <w:tcPr>
+            <w:tcW w:type="dxa" w:w="1200"/>
+            <w:tcBorders>
+              <w:top w:val="single" w:color="000000" w:sz="1"/>
+              <w:left w:val="none"/>
+              <w:bottom w:val="single" w:color="000000" w:sz="1"/>
+              <w:right w:val="none"/>
+            </w:tcBorders>
+            <w:shd w:fill="FFFFFF" w:val="clear"/>
+            <w:vAlign w:val="center"/>
+          </w:tcPr>
+          <w:p>
+            <w:pPr>
+              <w:spacing w:before="40" w:after="40" w:line="276"/>
+              <w:jc w:val="center"/>
+            </w:pPr>
+            <w:r>
+              <w:rPr>
+                <w:rFonts w:ascii="Times New Roman" w:cs="Times New Roman" w:eastAsia="Times New Roman" w:hAnsi="Times New Roman"/>
+                <w:sz w:val="20"/>
+                <w:szCs w:val="20"/>
+              </w:rPr>
+              <w:t xml:space="preserve">1.68</w:t>
+            </w:r>
+          </w:p>
+        </w:tc>
+        <w:tc>
+          <w:tcPr>
+            <w:tcW w:type="dxa" w:w="1100"/>
+            <w:tcBorders>
+              <w:top w:val="single" w:color="000000" w:sz="1"/>
+              <w:left w:val="none"/>
+              <w:bottom w:val="single" w:color="000000" w:sz="1"/>
+              <w:right w:val="none"/>
+            </w:tcBorders>
+            <w:shd w:fill="FFFFFF" w:val="clear"/>
+            <w:vAlign w:val="center"/>
+          </w:tcPr>
+          <w:p>
+            <w:pPr>
+              <w:spacing w:before="40" w:after="40" w:line="276"/>
+              <w:jc w:val="center"/>
+            </w:pPr>
+            <w:r>
+              <w:rPr>
+                <w:rFonts w:ascii="Times New Roman" w:cs="Times New Roman" w:eastAsia="Times New Roman" w:hAnsi="Times New Roman"/>
+                <w:sz w:val="20"/>
+                <w:szCs w:val="20"/>
+              </w:rPr>
+              <w:t xml:space="preserve">14.7</w:t>
+            </w:r>
+          </w:p>
+        </w:tc>
+        <w:tc>
+          <w:tcPr>
+            <w:tcW w:type="dxa" w:w="1100"/>
+            <w:tcBorders>
+              <w:top w:val="single" w:color="000000" w:sz="1"/>
+              <w:left w:val="none"/>
+              <w:bottom w:val="single" w:color="000000" w:sz="1"/>
+              <w:right w:val="none"/>
+            </w:tcBorders>
+            <w:shd w:fill="FFFFFF" w:val="clear"/>
+            <w:vAlign w:val="center"/>
+          </w:tcPr>
+          <w:p>
+            <w:pPr>
+              <w:spacing w:before="40" w:after="40" w:line="276"/>
+              <w:jc w:val="center"/>
+            </w:pPr>
+            <w:r>
+              <w:rPr>
+                <w:rFonts w:ascii="Times New Roman" w:cs="Times New Roman" w:eastAsia="Times New Roman" w:hAnsi="Times New Roman"/>
+                <w:sz w:val="20"/>
+                <w:szCs w:val="20"/>
+              </w:rPr>
+              <w:t xml:space="preserve">8,657</w:t>
+            </w:r>
+          </w:p>
+        </w:tc>
+        <w:tc>
+          <w:tcPr>
+            <w:tcW w:type="dxa" w:w="1460"/>
+            <w:tcBorders>
+              <w:top w:val="single" w:color="000000" w:sz="1"/>
+              <w:left w:val="none"/>
+              <w:bottom w:val="single" w:color="000000" w:sz="1"/>
+              <w:right w:val="none"/>
+            </w:tcBorders>
+            <w:shd w:fill="FFFFFF" w:val="clear"/>
+            <w:vAlign w:val="center"/>
+          </w:tcPr>
+          <w:p>
+            <w:pPr>
+              <w:spacing w:before="40" w:after="40" w:line="276"/>
+              <w:jc w:val="center"/>
+            </w:pPr>
+            <w:r>
+              <w:rPr>
+                <w:rFonts w:ascii="Times New Roman" w:cs="Times New Roman" w:eastAsia="Times New Roman" w:hAnsi="Times New Roman"/>
+                <w:sz w:val="20"/>
+                <w:szCs w:val="20"/>
+              </w:rPr>
+              <w:t xml:space="preserve">0.68</w:t>
+            </w:r>
+          </w:p>
+        </w:tc>
+      </w:tr>
+      <w:tr>
+        <w:tc>
+          <w:tcPr>
+            <w:tcW w:type="dxa" w:w="900"/>
+            <w:tcBorders>
+              <w:top w:val="single" w:color="000000" w:sz="1"/>
+              <w:left w:val="none"/>
+              <w:bottom w:val="single" w:color="000000" w:sz="1"/>
+              <w:right w:val="none"/>
+            </w:tcBorders>
+            <w:shd w:fill="FFFFFF" w:val="clear"/>
+            <w:vAlign w:val="center"/>
+          </w:tcPr>
+          <w:p>
+            <w:pPr>
+              <w:spacing w:before="40" w:after="40" w:line="276"/>
+              <w:jc w:val="left"/>
+            </w:pPr>
+            <w:r>
+              <w:rPr>
+                <w:rFonts w:ascii="Times New Roman" w:cs="Times New Roman" w:eastAsia="Times New Roman" w:hAnsi="Times New Roman"/>
+                <w:sz w:val="20"/>
+                <w:szCs w:val="20"/>
+              </w:rPr>
+              <w:t xml:space="preserve">PI</w:t>
+            </w:r>
+          </w:p>
+        </w:tc>
+        <w:tc>
+          <w:tcPr>
+            <w:tcW w:type="dxa" w:w="1200"/>
+            <w:tcBorders>
+              <w:top w:val="single" w:color="000000" w:sz="1"/>
+              <w:left w:val="none"/>
+              <w:bottom w:val="single" w:color="000000" w:sz="1"/>
+              <w:right w:val="none"/>
+            </w:tcBorders>
+            <w:shd w:fill="FFFFFF" w:val="clear"/>
+            <w:vAlign w:val="center"/>
+          </w:tcPr>
+          <w:p>
+            <w:pPr>
+              <w:spacing w:before="40" w:after="40" w:line="276"/>
+              <w:jc w:val="center"/>
+            </w:pPr>
+            <w:r>
+              <w:rPr>
+                <w:rFonts w:ascii="Times New Roman" w:cs="Times New Roman" w:eastAsia="Times New Roman" w:hAnsi="Times New Roman"/>
+                <w:sz w:val="20"/>
+                <w:szCs w:val="20"/>
+              </w:rPr>
+              <w:t xml:space="preserve">Northeast</w:t>
+            </w:r>
+          </w:p>
+        </w:tc>
+        <w:tc>
+          <w:tcPr>
+            <w:tcW w:type="dxa" w:w="1100"/>
+            <w:tcBorders>
+              <w:top w:val="single" w:color="000000" w:sz="1"/>
+              <w:left w:val="none"/>
+              <w:bottom w:val="single" w:color="000000" w:sz="1"/>
+              <w:right w:val="none"/>
+            </w:tcBorders>
+            <w:shd w:fill="FFFFFF" w:val="clear"/>
+            <w:vAlign w:val="center"/>
+          </w:tcPr>
+          <w:p>
+            <w:pPr>
+              <w:spacing w:before="40" w:after="40" w:line="276"/>
+              <w:jc w:val="center"/>
+            </w:pPr>
+            <w:r>
+              <w:rPr>
+                <w:rFonts w:ascii="Times New Roman" w:cs="Times New Roman" w:eastAsia="Times New Roman" w:hAnsi="Times New Roman"/>
+                <w:sz w:val="20"/>
+                <w:szCs w:val="20"/>
+              </w:rPr>
+              <w:t xml:space="preserve">669</w:t>
+            </w:r>
+          </w:p>
+        </w:tc>
+        <w:tc>
+          <w:tcPr>
+            <w:tcW w:type="dxa" w:w="1300"/>
+            <w:tcBorders>
+              <w:top w:val="single" w:color="000000" w:sz="1"/>
+              <w:left w:val="none"/>
+              <w:bottom w:val="single" w:color="000000" w:sz="1"/>
+              <w:right w:val="none"/>
+            </w:tcBorders>
+            <w:shd w:fill="FFFFFF" w:val="clear"/>
+            <w:vAlign w:val="center"/>
+          </w:tcPr>
+          <w:p>
+            <w:pPr>
+              <w:spacing w:before="40" w:after="40" w:line="276"/>
+              <w:jc w:val="center"/>
+            </w:pPr>
+            <w:r>
+              <w:rPr>
+                <w:rFonts w:ascii="Times New Roman" w:cs="Times New Roman" w:eastAsia="Times New Roman" w:hAnsi="Times New Roman"/>
+                <w:sz w:val="20"/>
+                <w:szCs w:val="20"/>
+              </w:rPr>
+              <w:t xml:space="preserve">20.4</w:t>
+            </w:r>
+          </w:p>
+        </w:tc>
+        <w:tc>
+          <w:tcPr>
+            <w:tcW w:type="dxa" w:w="1200"/>
+            <w:tcBorders>
+              <w:top w:val="single" w:color="000000" w:sz="1"/>
+              <w:left w:val="none"/>
+              <w:bottom w:val="single" w:color="000000" w:sz="1"/>
+              <w:right w:val="none"/>
+            </w:tcBorders>
+            <w:shd w:fill="FFFFFF" w:val="clear"/>
+            <w:vAlign w:val="center"/>
+          </w:tcPr>
+          <w:p>
+            <w:pPr>
+              <w:spacing w:before="40" w:after="40" w:line="276"/>
+              <w:jc w:val="center"/>
+            </w:pPr>
+            <w:r>
+              <w:rPr>
+                <w:rFonts w:ascii="Times New Roman" w:cs="Times New Roman" w:eastAsia="Times New Roman" w:hAnsi="Times New Roman"/>
+                <w:sz w:val="20"/>
+                <w:szCs w:val="20"/>
+              </w:rPr>
+              <w:t xml:space="preserve">1.35</w:t>
+            </w:r>
+          </w:p>
+        </w:tc>
+        <w:tc>
+          <w:tcPr>
+            <w:tcW w:type="dxa" w:w="1100"/>
+            <w:tcBorders>
+              <w:top w:val="single" w:color="000000" w:sz="1"/>
+              <w:left w:val="none"/>
+              <w:bottom w:val="single" w:color="000000" w:sz="1"/>
+              <w:right w:val="none"/>
+            </w:tcBorders>
+            <w:shd w:fill="FFFFFF" w:val="clear"/>
+            <w:vAlign w:val="center"/>
+          </w:tcPr>
+          <w:p>
+            <w:pPr>
+              <w:spacing w:before="40" w:after="40" w:line="276"/>
+              <w:jc w:val="center"/>
+            </w:pPr>
+            <w:r>
+              <w:rPr>
+                <w:rFonts w:ascii="Times New Roman" w:cs="Times New Roman" w:eastAsia="Times New Roman" w:hAnsi="Times New Roman"/>
+                <w:sz w:val="20"/>
+                <w:szCs w:val="20"/>
+              </w:rPr>
+              <w:t xml:space="preserve">14.6</w:t>
+            </w:r>
+          </w:p>
+        </w:tc>
+        <w:tc>
+          <w:tcPr>
+            <w:tcW w:type="dxa" w:w="1100"/>
+            <w:tcBorders>
+              <w:top w:val="single" w:color="000000" w:sz="1"/>
+              <w:left w:val="none"/>
+              <w:bottom w:val="single" w:color="000000" w:sz="1"/>
+              <w:right w:val="none"/>
+            </w:tcBorders>
+            <w:shd w:fill="FFFFFF" w:val="clear"/>
+            <w:vAlign w:val="center"/>
+          </w:tcPr>
+          <w:p>
+            <w:pPr>
+              <w:spacing w:before="40" w:after="40" w:line="276"/>
+              <w:jc w:val="center"/>
+            </w:pPr>
+            <w:r>
+              <w:rPr>
+                <w:rFonts w:ascii="Times New Roman" w:cs="Times New Roman" w:eastAsia="Times New Roman" w:hAnsi="Times New Roman"/>
+                <w:sz w:val="20"/>
+                <w:szCs w:val="20"/>
+              </w:rPr>
+              <w:t xml:space="preserve">12,622</w:t>
+            </w:r>
+          </w:p>
+        </w:tc>
+        <w:tc>
+          <w:tcPr>
+            <w:tcW w:type="dxa" w:w="1460"/>
+            <w:tcBorders>
+              <w:top w:val="single" w:color="000000" w:sz="1"/>
+              <w:left w:val="none"/>
+              <w:bottom w:val="single" w:color="000000" w:sz="1"/>
+              <w:right w:val="none"/>
+            </w:tcBorders>
+            <w:shd w:fill="FFFFFF" w:val="clear"/>
+            <w:vAlign w:val="center"/>
+          </w:tcPr>
+          <w:p>
+            <w:pPr>
+              <w:spacing w:before="40" w:after="40" w:line="276"/>
+              <w:jc w:val="center"/>
+            </w:pPr>
+            <w:r>
+              <w:rPr>
+                <w:rFonts w:ascii="Times New Roman" w:cs="Times New Roman" w:eastAsia="Times New Roman" w:hAnsi="Times New Roman"/>
+                <w:sz w:val="20"/>
+                <w:szCs w:val="20"/>
+              </w:rPr>
+              <w:t xml:space="preserve">0.67</w:t>
+            </w:r>
+          </w:p>
+        </w:tc>
+      </w:tr>
+      <w:tr>
+        <w:tc>
+          <w:tcPr>
+            <w:tcW w:type="dxa" w:w="900"/>
+            <w:tcBorders>
+              <w:top w:val="single" w:color="000000" w:sz="1"/>
+              <w:left w:val="none"/>
+              <w:bottom w:val="single" w:color="000000" w:sz="1"/>
+              <w:right w:val="none"/>
+            </w:tcBorders>
+            <w:shd w:fill="FFFFFF" w:val="clear"/>
+            <w:vAlign w:val="center"/>
+          </w:tcPr>
+          <w:p>
+            <w:pPr>
+              <w:spacing w:before="40" w:after="40" w:line="276"/>
+              <w:jc w:val="left"/>
+            </w:pPr>
+            <w:r>
+              <w:rPr>
+                <w:rFonts w:ascii="Times New Roman" w:cs="Times New Roman" w:eastAsia="Times New Roman" w:hAnsi="Times New Roman"/>
+                <w:sz w:val="20"/>
+                <w:szCs w:val="20"/>
+              </w:rPr>
+              <w:t xml:space="preserve">TO</w:t>
+            </w:r>
+          </w:p>
+        </w:tc>
+        <w:tc>
+          <w:tcPr>
+            <w:tcW w:type="dxa" w:w="1200"/>
+            <w:tcBorders>
+              <w:top w:val="single" w:color="000000" w:sz="1"/>
+              <w:left w:val="none"/>
+              <w:bottom w:val="single" w:color="000000" w:sz="1"/>
+              <w:right w:val="none"/>
+            </w:tcBorders>
+            <w:shd w:fill="FFFFFF" w:val="clear"/>
+            <w:vAlign w:val="center"/>
+          </w:tcPr>
+          <w:p>
+            <w:pPr>
+              <w:spacing w:before="40" w:after="40" w:line="276"/>
+              <w:jc w:val="center"/>
+            </w:pPr>
+            <w:r>
+              <w:rPr>
+                <w:rFonts w:ascii="Times New Roman" w:cs="Times New Roman" w:eastAsia="Times New Roman" w:hAnsi="Times New Roman"/>
+                <w:sz w:val="20"/>
+                <w:szCs w:val="20"/>
+              </w:rPr>
+              <w:t xml:space="preserve">North</w:t>
+            </w:r>
+          </w:p>
+        </w:tc>
+        <w:tc>
+          <w:tcPr>
+            <w:tcW w:type="dxa" w:w="1100"/>
+            <w:tcBorders>
+              <w:top w:val="single" w:color="000000" w:sz="1"/>
+              <w:left w:val="none"/>
+              <w:bottom w:val="single" w:color="000000" w:sz="1"/>
+              <w:right w:val="none"/>
+            </w:tcBorders>
+            <w:shd w:fill="FFFFFF" w:val="clear"/>
+            <w:vAlign w:val="center"/>
+          </w:tcPr>
+          <w:p>
+            <w:pPr>
+              <w:spacing w:before="40" w:after="40" w:line="276"/>
+              <w:jc w:val="center"/>
+            </w:pPr>
+            <w:r>
+              <w:rPr>
+                <w:rFonts w:ascii="Times New Roman" w:cs="Times New Roman" w:eastAsia="Times New Roman" w:hAnsi="Times New Roman"/>
+                <w:sz w:val="20"/>
+                <w:szCs w:val="20"/>
+              </w:rPr>
+              <w:t xml:space="preserve">310</w:t>
+            </w:r>
+          </w:p>
+        </w:tc>
+        <w:tc>
+          <w:tcPr>
+            <w:tcW w:type="dxa" w:w="1300"/>
+            <w:tcBorders>
+              <w:top w:val="single" w:color="000000" w:sz="1"/>
+              <w:left w:val="none"/>
+              <w:bottom w:val="single" w:color="000000" w:sz="1"/>
+              <w:right w:val="none"/>
+            </w:tcBorders>
+            <w:shd w:fill="FFFFFF" w:val="clear"/>
+            <w:vAlign w:val="center"/>
+          </w:tcPr>
+          <w:p>
+            <w:pPr>
+              <w:spacing w:before="40" w:after="40" w:line="276"/>
+              <w:jc w:val="center"/>
+            </w:pPr>
+            <w:r>
+              <w:rPr>
+                <w:rFonts w:ascii="Times New Roman" w:cs="Times New Roman" w:eastAsia="Times New Roman" w:hAnsi="Times New Roman"/>
+                <w:sz w:val="20"/>
+                <w:szCs w:val="20"/>
+              </w:rPr>
+              <w:t xml:space="preserve">19.7</w:t>
+            </w:r>
+          </w:p>
+        </w:tc>
+        <w:tc>
+          <w:tcPr>
+            <w:tcW w:type="dxa" w:w="1200"/>
+            <w:tcBorders>
+              <w:top w:val="single" w:color="000000" w:sz="1"/>
+              <w:left w:val="none"/>
+              <w:bottom w:val="single" w:color="000000" w:sz="1"/>
+              <w:right w:val="none"/>
+            </w:tcBorders>
+            <w:shd w:fill="FFFFFF" w:val="clear"/>
+            <w:vAlign w:val="center"/>
+          </w:tcPr>
+          <w:p>
+            <w:pPr>
+              <w:spacing w:before="40" w:after="40" w:line="276"/>
+              <w:jc w:val="center"/>
+            </w:pPr>
+            <w:r>
+              <w:rPr>
+                <w:rFonts w:ascii="Times New Roman" w:cs="Times New Roman" w:eastAsia="Times New Roman" w:hAnsi="Times New Roman"/>
+                <w:sz w:val="20"/>
+                <w:szCs w:val="20"/>
+              </w:rPr>
+              <w:t xml:space="preserve">1.94</w:t>
+            </w:r>
+          </w:p>
+        </w:tc>
+        <w:tc>
+          <w:tcPr>
+            <w:tcW w:type="dxa" w:w="1100"/>
+            <w:tcBorders>
+              <w:top w:val="single" w:color="000000" w:sz="1"/>
+              <w:left w:val="none"/>
+              <w:bottom w:val="single" w:color="000000" w:sz="1"/>
+              <w:right w:val="none"/>
+            </w:tcBorders>
+            <w:shd w:fill="FFFFFF" w:val="clear"/>
+            <w:vAlign w:val="center"/>
+          </w:tcPr>
+          <w:p>
+            <w:pPr>
+              <w:spacing w:before="40" w:after="40" w:line="276"/>
+              <w:jc w:val="center"/>
+            </w:pPr>
+            <w:r>
+              <w:rPr>
+                <w:rFonts w:ascii="Times New Roman" w:cs="Times New Roman" w:eastAsia="Times New Roman" w:hAnsi="Times New Roman"/>
+                <w:sz w:val="20"/>
+                <w:szCs w:val="20"/>
+              </w:rPr>
+              <w:t xml:space="preserve">21.3</w:t>
+            </w:r>
+          </w:p>
+        </w:tc>
+        <w:tc>
+          <w:tcPr>
+            <w:tcW w:type="dxa" w:w="1100"/>
+            <w:tcBorders>
+              <w:top w:val="single" w:color="000000" w:sz="1"/>
+              <w:left w:val="none"/>
+              <w:bottom w:val="single" w:color="000000" w:sz="1"/>
+              <w:right w:val="none"/>
+            </w:tcBorders>
+            <w:shd w:fill="FFFFFF" w:val="clear"/>
+            <w:vAlign w:val="center"/>
+          </w:tcPr>
+          <w:p>
+            <w:pPr>
+              <w:spacing w:before="40" w:after="40" w:line="276"/>
+              <w:jc w:val="center"/>
+            </w:pPr>
+            <w:r>
+              <w:rPr>
+                <w:rFonts w:ascii="Times New Roman" w:cs="Times New Roman" w:eastAsia="Times New Roman" w:hAnsi="Times New Roman"/>
+                <w:sz w:val="20"/>
+                <w:szCs w:val="20"/>
+              </w:rPr>
+              <w:t xml:space="preserve">8,503</w:t>
+            </w:r>
+          </w:p>
+        </w:tc>
+        <w:tc>
+          <w:tcPr>
+            <w:tcW w:type="dxa" w:w="1460"/>
+            <w:tcBorders>
+              <w:top w:val="single" w:color="000000" w:sz="1"/>
+              <w:left w:val="none"/>
+              <w:bottom w:val="single" w:color="000000" w:sz="1"/>
+              <w:right w:val="none"/>
+            </w:tcBorders>
+            <w:shd w:fill="FFFFFF" w:val="clear"/>
+            <w:vAlign w:val="center"/>
+          </w:tcPr>
+          <w:p>
+            <w:pPr>
+              <w:spacing w:before="40" w:after="40" w:line="276"/>
+              <w:jc w:val="center"/>
+            </w:pPr>
+            <w:r>
+              <w:rPr>
+                <w:rFonts w:ascii="Times New Roman" w:cs="Times New Roman" w:eastAsia="Times New Roman" w:hAnsi="Times New Roman"/>
+                <w:sz w:val="20"/>
+                <w:szCs w:val="20"/>
+              </w:rPr>
+              <w:t xml:space="preserve">0.65</w:t>
+            </w:r>
+          </w:p>
+        </w:tc>
+      </w:tr>
+      <w:tr>
+        <w:tc>
+          <w:tcPr>
+            <w:tcW w:type="dxa" w:w="900"/>
+            <w:tcBorders>
+              <w:top w:val="single" w:color="000000" w:sz="1"/>
+              <w:left w:val="none"/>
+              <w:bottom w:val="single" w:color="000000" w:sz="1"/>
+              <w:right w:val="none"/>
+            </w:tcBorders>
+            <w:shd w:fill="FFFFFF" w:val="clear"/>
+            <w:vAlign w:val="center"/>
+          </w:tcPr>
+          <w:p>
+            <w:pPr>
+              <w:spacing w:before="40" w:after="40" w:line="276"/>
+              <w:jc w:val="left"/>
+            </w:pPr>
+            <w:r>
+              <w:rPr>
+                <w:rFonts w:ascii="Times New Roman" w:cs="Times New Roman" w:eastAsia="Times New Roman" w:hAnsi="Times New Roman"/>
+                <w:sz w:val="20"/>
+                <w:szCs w:val="20"/>
+              </w:rPr>
+              <w:t xml:space="preserve">RO</w:t>
+            </w:r>
+          </w:p>
+        </w:tc>
+        <w:tc>
+          <w:tcPr>
+            <w:tcW w:type="dxa" w:w="1200"/>
+            <w:tcBorders>
+              <w:top w:val="single" w:color="000000" w:sz="1"/>
+              <w:left w:val="none"/>
+              <w:bottom w:val="single" w:color="000000" w:sz="1"/>
+              <w:right w:val="none"/>
+            </w:tcBorders>
+            <w:shd w:fill="FFFFFF" w:val="clear"/>
+            <w:vAlign w:val="center"/>
+          </w:tcPr>
+          <w:p>
+            <w:pPr>
+              <w:spacing w:before="40" w:after="40" w:line="276"/>
+              <w:jc w:val="center"/>
+            </w:pPr>
+            <w:r>
+              <w:rPr>
+                <w:rFonts w:ascii="Times New Roman" w:cs="Times New Roman" w:eastAsia="Times New Roman" w:hAnsi="Times New Roman"/>
+                <w:sz w:val="20"/>
+                <w:szCs w:val="20"/>
+              </w:rPr>
+              <w:t xml:space="preserve">North</w:t>
+            </w:r>
+          </w:p>
+        </w:tc>
+        <w:tc>
+          <w:tcPr>
+            <w:tcW w:type="dxa" w:w="1100"/>
+            <w:tcBorders>
+              <w:top w:val="single" w:color="000000" w:sz="1"/>
+              <w:left w:val="none"/>
+              <w:bottom w:val="single" w:color="000000" w:sz="1"/>
+              <w:right w:val="none"/>
+            </w:tcBorders>
+            <w:shd w:fill="FFFFFF" w:val="clear"/>
+            <w:vAlign w:val="center"/>
+          </w:tcPr>
+          <w:p>
+            <w:pPr>
+              <w:spacing w:before="40" w:after="40" w:line="276"/>
+              <w:jc w:val="center"/>
+            </w:pPr>
+            <w:r>
+              <w:rPr>
+                <w:rFonts w:ascii="Times New Roman" w:cs="Times New Roman" w:eastAsia="Times New Roman" w:hAnsi="Times New Roman"/>
+                <w:sz w:val="20"/>
+                <w:szCs w:val="20"/>
+              </w:rPr>
+              <w:t xml:space="preserve">336</w:t>
+            </w:r>
+          </w:p>
+        </w:tc>
+        <w:tc>
+          <w:tcPr>
+            <w:tcW w:type="dxa" w:w="1300"/>
+            <w:tcBorders>
+              <w:top w:val="single" w:color="000000" w:sz="1"/>
+              <w:left w:val="none"/>
+              <w:bottom w:val="single" w:color="000000" w:sz="1"/>
+              <w:right w:val="none"/>
+            </w:tcBorders>
+            <w:shd w:fill="FFFFFF" w:val="clear"/>
+            <w:vAlign w:val="center"/>
+          </w:tcPr>
+          <w:p>
+            <w:pPr>
+              <w:spacing w:before="40" w:after="40" w:line="276"/>
+              <w:jc w:val="center"/>
+            </w:pPr>
+            <w:r>
+              <w:rPr>
+                <w:rFonts w:ascii="Times New Roman" w:cs="Times New Roman" w:eastAsia="Times New Roman" w:hAnsi="Times New Roman"/>
+                <w:sz w:val="20"/>
+                <w:szCs w:val="20"/>
+              </w:rPr>
+              <w:t xml:space="preserve">18.9</w:t>
+            </w:r>
+          </w:p>
+        </w:tc>
+        <w:tc>
+          <w:tcPr>
+            <w:tcW w:type="dxa" w:w="1200"/>
+            <w:tcBorders>
+              <w:top w:val="single" w:color="000000" w:sz="1"/>
+              <w:left w:val="none"/>
+              <w:bottom w:val="single" w:color="000000" w:sz="1"/>
+              <w:right w:val="none"/>
+            </w:tcBorders>
+            <w:shd w:fill="FFFFFF" w:val="clear"/>
+            <w:vAlign w:val="center"/>
+          </w:tcPr>
+          <w:p>
+            <w:pPr>
+              <w:spacing w:before="40" w:after="40" w:line="276"/>
+              <w:jc w:val="center"/>
+            </w:pPr>
+            <w:r>
+              <w:rPr>
+                <w:rFonts w:ascii="Times New Roman" w:cs="Times New Roman" w:eastAsia="Times New Roman" w:hAnsi="Times New Roman"/>
+                <w:sz w:val="20"/>
+                <w:szCs w:val="20"/>
+              </w:rPr>
+              <w:t xml:space="preserve">0.60</w:t>
+            </w:r>
+          </w:p>
+        </w:tc>
+        <w:tc>
+          <w:tcPr>
+            <w:tcW w:type="dxa" w:w="1100"/>
+            <w:tcBorders>
+              <w:top w:val="single" w:color="000000" w:sz="1"/>
+              <w:left w:val="none"/>
+              <w:bottom w:val="single" w:color="000000" w:sz="1"/>
+              <w:right w:val="none"/>
+            </w:tcBorders>
+            <w:shd w:fill="FFFFFF" w:val="clear"/>
+            <w:vAlign w:val="center"/>
+          </w:tcPr>
+          <w:p>
+            <w:pPr>
+              <w:spacing w:before="40" w:after="40" w:line="276"/>
+              <w:jc w:val="center"/>
+            </w:pPr>
+            <w:r>
+              <w:rPr>
+                <w:rFonts w:ascii="Times New Roman" w:cs="Times New Roman" w:eastAsia="Times New Roman" w:hAnsi="Times New Roman"/>
+                <w:sz w:val="20"/>
+                <w:szCs w:val="20"/>
+              </w:rPr>
+              <w:t xml:space="preserve">11.9</w:t>
+            </w:r>
+          </w:p>
+        </w:tc>
+        <w:tc>
+          <w:tcPr>
+            <w:tcW w:type="dxa" w:w="1100"/>
+            <w:tcBorders>
+              <w:top w:val="single" w:color="000000" w:sz="1"/>
+              <w:left w:val="none"/>
+              <w:bottom w:val="single" w:color="000000" w:sz="1"/>
+              <w:right w:val="none"/>
+            </w:tcBorders>
+            <w:shd w:fill="FFFFFF" w:val="clear"/>
+            <w:vAlign w:val="center"/>
+          </w:tcPr>
+          <w:p>
+            <w:pPr>
+              <w:spacing w:before="40" w:after="40" w:line="276"/>
+              <w:jc w:val="center"/>
+            </w:pPr>
+            <w:r>
+              <w:rPr>
+                <w:rFonts w:ascii="Times New Roman" w:cs="Times New Roman" w:eastAsia="Times New Roman" w:hAnsi="Times New Roman"/>
+                <w:sz w:val="20"/>
+                <w:szCs w:val="20"/>
+              </w:rPr>
+              <w:t xml:space="preserve">6,208</w:t>
+            </w:r>
+          </w:p>
+        </w:tc>
+        <w:tc>
+          <w:tcPr>
+            <w:tcW w:type="dxa" w:w="1460"/>
+            <w:tcBorders>
+              <w:top w:val="single" w:color="000000" w:sz="1"/>
+              <w:left w:val="none"/>
+              <w:bottom w:val="single" w:color="000000" w:sz="1"/>
+              <w:right w:val="none"/>
+            </w:tcBorders>
+            <w:shd w:fill="FFFFFF" w:val="clear"/>
+            <w:vAlign w:val="center"/>
+          </w:tcPr>
+          <w:p>
+            <w:pPr>
+              <w:spacing w:before="40" w:after="40" w:line="276"/>
+              <w:jc w:val="center"/>
+            </w:pPr>
+            <w:r>
+              <w:rPr>
+                <w:rFonts w:ascii="Times New Roman" w:cs="Times New Roman" w:eastAsia="Times New Roman" w:hAnsi="Times New Roman"/>
+                <w:sz w:val="20"/>
+                <w:szCs w:val="20"/>
+              </w:rPr>
+              <w:t xml:space="preserve">0.62</w:t>
+            </w:r>
+          </w:p>
+        </w:tc>
+      </w:tr>
+      <w:tr>
+        <w:tc>
+          <w:tcPr>
+            <w:tcW w:type="dxa" w:w="900"/>
+            <w:tcBorders>
+              <w:top w:val="single" w:color="000000" w:sz="1"/>
+              <w:left w:val="none"/>
+              <w:bottom w:val="single" w:color="000000" w:sz="1"/>
+              <w:right w:val="none"/>
+            </w:tcBorders>
+            <w:shd w:fill="FFFFFF" w:val="clear"/>
+            <w:vAlign w:val="center"/>
+          </w:tcPr>
+          <w:p>
+            <w:pPr>
+              <w:spacing w:before="40" w:after="40" w:line="276"/>
+              <w:jc w:val="left"/>
+            </w:pPr>
+            <w:r>
+              <w:rPr>
+                <w:rFonts w:ascii="Times New Roman" w:cs="Times New Roman" w:eastAsia="Times New Roman" w:hAnsi="Times New Roman"/>
+                <w:sz w:val="20"/>
+                <w:szCs w:val="20"/>
+              </w:rPr>
+              <w:t xml:space="preserve">SE</w:t>
+            </w:r>
+          </w:p>
+        </w:tc>
+        <w:tc>
+          <w:tcPr>
+            <w:tcW w:type="dxa" w:w="1200"/>
+            <w:tcBorders>
+              <w:top w:val="single" w:color="000000" w:sz="1"/>
+              <w:left w:val="none"/>
+              <w:bottom w:val="single" w:color="000000" w:sz="1"/>
+              <w:right w:val="none"/>
+            </w:tcBorders>
+            <w:shd w:fill="FFFFFF" w:val="clear"/>
+            <w:vAlign w:val="center"/>
+          </w:tcPr>
+          <w:p>
+            <w:pPr>
+              <w:spacing w:before="40" w:after="40" w:line="276"/>
+              <w:jc w:val="center"/>
+            </w:pPr>
+            <w:r>
+              <w:rPr>
+                <w:rFonts w:ascii="Times New Roman" w:cs="Times New Roman" w:eastAsia="Times New Roman" w:hAnsi="Times New Roman"/>
+                <w:sz w:val="20"/>
+                <w:szCs w:val="20"/>
+              </w:rPr>
+              <w:t xml:space="preserve">Northeast</w:t>
+            </w:r>
+          </w:p>
+        </w:tc>
+        <w:tc>
+          <w:tcPr>
+            <w:tcW w:type="dxa" w:w="1100"/>
+            <w:tcBorders>
+              <w:top w:val="single" w:color="000000" w:sz="1"/>
+              <w:left w:val="none"/>
+              <w:bottom w:val="single" w:color="000000" w:sz="1"/>
+              <w:right w:val="none"/>
+            </w:tcBorders>
+            <w:shd w:fill="FFFFFF" w:val="clear"/>
+            <w:vAlign w:val="center"/>
+          </w:tcPr>
+          <w:p>
+            <w:pPr>
+              <w:spacing w:before="40" w:after="40" w:line="276"/>
+              <w:jc w:val="center"/>
+            </w:pPr>
+            <w:r>
+              <w:rPr>
+                <w:rFonts w:ascii="Times New Roman" w:cs="Times New Roman" w:eastAsia="Times New Roman" w:hAnsi="Times New Roman"/>
+                <w:sz w:val="20"/>
+                <w:szCs w:val="20"/>
+              </w:rPr>
+              <w:t xml:space="preserve">399</w:t>
+            </w:r>
+          </w:p>
+        </w:tc>
+        <w:tc>
+          <w:tcPr>
+            <w:tcW w:type="dxa" w:w="1300"/>
+            <w:tcBorders>
+              <w:top w:val="single" w:color="000000" w:sz="1"/>
+              <w:left w:val="none"/>
+              <w:bottom w:val="single" w:color="000000" w:sz="1"/>
+              <w:right w:val="none"/>
+            </w:tcBorders>
+            <w:shd w:fill="FFFFFF" w:val="clear"/>
+            <w:vAlign w:val="center"/>
+          </w:tcPr>
+          <w:p>
+            <w:pPr>
+              <w:spacing w:before="40" w:after="40" w:line="276"/>
+              <w:jc w:val="center"/>
+            </w:pPr>
+            <w:r>
+              <w:rPr>
+                <w:rFonts w:ascii="Times New Roman" w:cs="Times New Roman" w:eastAsia="Times New Roman" w:hAnsi="Times New Roman"/>
+                <w:sz w:val="20"/>
+                <w:szCs w:val="20"/>
+              </w:rPr>
+              <w:t xml:space="preserve">17.4</w:t>
+            </w:r>
+          </w:p>
+        </w:tc>
+        <w:tc>
+          <w:tcPr>
+            <w:tcW w:type="dxa" w:w="1200"/>
+            <w:tcBorders>
+              <w:top w:val="single" w:color="000000" w:sz="1"/>
+              <w:left w:val="none"/>
+              <w:bottom w:val="single" w:color="000000" w:sz="1"/>
+              <w:right w:val="none"/>
+            </w:tcBorders>
+            <w:shd w:fill="FFFFFF" w:val="clear"/>
+            <w:vAlign w:val="center"/>
+          </w:tcPr>
+          <w:p>
+            <w:pPr>
+              <w:spacing w:before="40" w:after="40" w:line="276"/>
+              <w:jc w:val="center"/>
+            </w:pPr>
+            <w:r>
+              <w:rPr>
+                <w:rFonts w:ascii="Times New Roman" w:cs="Times New Roman" w:eastAsia="Times New Roman" w:hAnsi="Times New Roman"/>
+                <w:sz w:val="20"/>
+                <w:szCs w:val="20"/>
+              </w:rPr>
+              <w:t xml:space="preserve">3.01</w:t>
+            </w:r>
+          </w:p>
+        </w:tc>
+        <w:tc>
+          <w:tcPr>
+            <w:tcW w:type="dxa" w:w="1100"/>
+            <w:tcBorders>
+              <w:top w:val="single" w:color="000000" w:sz="1"/>
+              <w:left w:val="none"/>
+              <w:bottom w:val="single" w:color="000000" w:sz="1"/>
+              <w:right w:val="none"/>
+            </w:tcBorders>
+            <w:shd w:fill="FFFFFF" w:val="clear"/>
+            <w:vAlign w:val="center"/>
+          </w:tcPr>
+          <w:p>
+            <w:pPr>
+              <w:spacing w:before="40" w:after="40" w:line="276"/>
+              <w:jc w:val="center"/>
+            </w:pPr>
+            <w:r>
+              <w:rPr>
+                <w:rFonts w:ascii="Times New Roman" w:cs="Times New Roman" w:eastAsia="Times New Roman" w:hAnsi="Times New Roman"/>
+                <w:sz w:val="20"/>
+                <w:szCs w:val="20"/>
+              </w:rPr>
+              <w:t xml:space="preserve">11.9</w:t>
+            </w:r>
+          </w:p>
+        </w:tc>
+        <w:tc>
+          <w:tcPr>
+            <w:tcW w:type="dxa" w:w="1100"/>
+            <w:tcBorders>
+              <w:top w:val="single" w:color="000000" w:sz="1"/>
+              <w:left w:val="none"/>
+              <w:bottom w:val="single" w:color="000000" w:sz="1"/>
+              <w:right w:val="none"/>
+            </w:tcBorders>
+            <w:shd w:fill="FFFFFF" w:val="clear"/>
+            <w:vAlign w:val="center"/>
+          </w:tcPr>
+          <w:p>
+            <w:pPr>
+              <w:spacing w:before="40" w:after="40" w:line="276"/>
+              <w:jc w:val="center"/>
+            </w:pPr>
+            <w:r>
+              <w:rPr>
+                <w:rFonts w:ascii="Times New Roman" w:cs="Times New Roman" w:eastAsia="Times New Roman" w:hAnsi="Times New Roman"/>
+                <w:sz w:val="20"/>
+                <w:szCs w:val="20"/>
+              </w:rPr>
+              <w:t xml:space="preserve">8,850</w:t>
+            </w:r>
+          </w:p>
+        </w:tc>
+        <w:tc>
+          <w:tcPr>
+            <w:tcW w:type="dxa" w:w="1460"/>
+            <w:tcBorders>
+              <w:top w:val="single" w:color="000000" w:sz="1"/>
+              <w:left w:val="none"/>
+              <w:bottom w:val="single" w:color="000000" w:sz="1"/>
+              <w:right w:val="none"/>
+            </w:tcBorders>
+            <w:shd w:fill="FFFFFF" w:val="clear"/>
+            <w:vAlign w:val="center"/>
+          </w:tcPr>
+          <w:p>
+            <w:pPr>
+              <w:spacing w:before="40" w:after="40" w:line="276"/>
+              <w:jc w:val="center"/>
+            </w:pPr>
+            <w:r>
+              <w:rPr>
+                <w:rFonts w:ascii="Times New Roman" w:cs="Times New Roman" w:eastAsia="Times New Roman" w:hAnsi="Times New Roman"/>
+                <w:sz w:val="20"/>
+                <w:szCs w:val="20"/>
+              </w:rPr>
+              <w:t xml:space="preserve">0.57</w:t>
+            </w:r>
+          </w:p>
+        </w:tc>
+      </w:tr>
+    </w:tbl>
+    <w:p>
+      <w:pPr>
+        <w:spacing w:after="200" w:line="276"/>
+        <w:jc w:val="both"/>
+      </w:pPr>
+      <w:r>
+        <w:rPr>
+          <w:rFonts w:ascii="Times New Roman" w:cs="Times New Roman" w:eastAsia="Times New Roman" w:hAnsi="Times New Roman"/>
+          <w:i/>
+          <w:iCs/>
+          <w:sz w:val="18"/>
+          <w:szCs w:val="18"/>
+        </w:rPr>
+        <w:t xml:space="preserve">Rate = cumulative procedures per 100,000 inhabitants (2015–2020). SDR = Standardized Discharge Ratio (state rate / national rate). LOS = length of stay. Remaining 12 states (PE, CE, BA, MA, MT, PA, AM, RR, AP, AL, PB, RN) had rates &lt;17 per 100,000.</w:t>
+      </w:r>
+    </w:p>
+    <w:p>
+      <w:pPr>
+        <w:spacing w:after="200" w:line="480"/>
+        <w:jc w:val="both"/>
+      </w:pPr>
+      <w:r>
+        <w:rPr>
+          <w:rFonts w:ascii="Times New Roman" w:cs="Times New Roman" w:eastAsia="Times New Roman" w:hAnsi="Times New Roman"/>
+          <w:sz w:val="24"/>
+          <w:szCs w:val="24"/>
+        </w:rPr>
+        <w:t xml:space="preserve"/>
+      </w:r>
+    </w:p>
+    <w:p>
+      <w:pPr>
+        <w:pStyle w:val="Heading2"/>
+        <w:spacing w:after="120" w:line="480" w:before="240"/>
+        <w:jc w:val="left"/>
+      </w:pPr>
+      <w:r>
+        <w:rPr>
+          <w:rFonts w:ascii="Arial" w:cs="Arial" w:eastAsia="Arial" w:hAnsi="Arial"/>
+          <w:b/>
+          <w:bCs/>
+          <w:sz w:val="24"/>
+          <w:szCs w:val="24"/>
+        </w:rPr>
+        <w:t xml:space="preserve">Table 2. Yearly Trends in Arthrodesis Procedures (2015–2020)</w:t>
+      </w:r>
+    </w:p>
+    <w:tbl>
+      <w:tblPr>
+        <w:tblW w:type="auto" w:w="100"/>
+        <w:tblBorders>
+          <w:top w:val="single" w:color="auto" w:sz="4"/>
+          <w:left w:val="single" w:color="auto" w:sz="4"/>
+          <w:bottom w:val="single" w:color="auto" w:sz="4"/>
+          <w:right w:val="single" w:color="auto" w:sz="4"/>
+          <w:insideH w:val="single" w:color="auto" w:sz="4"/>
+          <w:insideV w:val="single" w:color="auto" w:sz="4"/>
+        </w:tblBorders>
+      </w:tblPr>
+      <w:tblGrid>
+        <w:gridCol w:w="1000"/>
+        <w:gridCol w:w="1100"/>
+        <w:gridCol w:w="1200"/>
+        <w:gridCol w:w="1400"/>
+        <w:gridCol w:w="1200"/>
+        <w:gridCol w:w="1800"/>
+        <w:gridCol w:w="1660"/>
+      </w:tblGrid>
+      <w:tr>
+        <w:tc>
+          <w:tcPr>
+            <w:tcW w:type="dxa" w:w="1000"/>
+            <w:tcBorders>
+              <w:top w:val="single" w:color="000000" w:sz="1"/>
+              <w:left w:val="none"/>
+              <w:bottom w:val="single" w:color="000000" w:sz="1"/>
+              <w:right w:val="none"/>
+            </w:tcBorders>
+            <w:shd w:fill="FFFFFF" w:val="clear"/>
+            <w:vAlign w:val="center"/>
+          </w:tcPr>
+          <w:p>
+            <w:pPr>
+              <w:spacing w:before="40" w:after="40" w:line="276"/>
+              <w:jc w:val="center"/>
+            </w:pPr>
+            <w:r>
+              <w:rPr>
+                <w:rFonts w:ascii="Times New Roman" w:cs="Times New Roman" w:eastAsia="Times New Roman" w:hAnsi="Times New Roman"/>
+                <w:b/>
+                <w:bCs/>
+                <w:sz w:val="20"/>
+                <w:szCs w:val="20"/>
+              </w:rPr>
+              <w:t xml:space="preserve">Year</w:t>
+            </w:r>
+          </w:p>
+        </w:tc>
+        <w:tc>
+          <w:tcPr>
+            <w:tcW w:type="dxa" w:w="1100"/>
+            <w:tcBorders>
+              <w:top w:val="single" w:color="000000" w:sz="1"/>
+              <w:left w:val="none"/>
+              <w:bottom w:val="single" w:color="000000" w:sz="1"/>
+              <w:right w:val="none"/>
+            </w:tcBorders>
+            <w:shd w:fill="FFFFFF" w:val="clear"/>
+            <w:vAlign w:val="center"/>
+          </w:tcPr>
+          <w:p>
+            <w:pPr>
+              <w:spacing w:before="40" w:after="40" w:line="276"/>
+              <w:jc w:val="center"/>
+            </w:pPr>
+            <w:r>
+              <w:rPr>
+                <w:rFonts w:ascii="Times New Roman" w:cs="Times New Roman" w:eastAsia="Times New Roman" w:hAnsi="Times New Roman"/>
+                <w:b/>
+                <w:bCs/>
+                <w:sz w:val="20"/>
+                <w:szCs w:val="20"/>
+              </w:rPr>
+              <w:t xml:space="preserve">N</w:t>
+            </w:r>
+          </w:p>
+        </w:tc>
+        <w:tc>
+          <w:tcPr>
+            <w:tcW w:type="dxa" w:w="1200"/>
+            <w:tcBorders>
+              <w:top w:val="single" w:color="000000" w:sz="1"/>
+              <w:left w:val="none"/>
+              <w:bottom w:val="single" w:color="000000" w:sz="1"/>
+              <w:right w:val="none"/>
+            </w:tcBorders>
+            <w:shd w:fill="FFFFFF" w:val="clear"/>
+            <w:vAlign w:val="center"/>
+          </w:tcPr>
+          <w:p>
+            <w:pPr>
+              <w:spacing w:before="40" w:after="40" w:line="276"/>
+              <w:jc w:val="center"/>
+            </w:pPr>
+            <w:r>
+              <w:rPr>
+                <w:rFonts w:ascii="Times New Roman" w:cs="Times New Roman" w:eastAsia="Times New Roman" w:hAnsi="Times New Roman"/>
+                <w:b/>
+                <w:bCs/>
+                <w:sz w:val="20"/>
+                <w:szCs w:val="20"/>
+              </w:rPr>
+              <w:t xml:space="preserve">Mean Age</w:t>
+            </w:r>
+          </w:p>
+        </w:tc>
+        <w:tc>
+          <w:tcPr>
+            <w:tcW w:type="dxa" w:w="1400"/>
+            <w:tcBorders>
+              <w:top w:val="single" w:color="000000" w:sz="1"/>
+              <w:left w:val="none"/>
+              <w:bottom w:val="single" w:color="000000" w:sz="1"/>
+              <w:right w:val="none"/>
+            </w:tcBorders>
+            <w:shd w:fill="FFFFFF" w:val="clear"/>
+            <w:vAlign w:val="center"/>
+          </w:tcPr>
+          <w:p>
+            <w:pPr>
+              <w:spacing w:before="40" w:after="40" w:line="276"/>
+              <w:jc w:val="center"/>
+            </w:pPr>
+            <w:r>
+              <w:rPr>
+                <w:rFonts w:ascii="Times New Roman" w:cs="Times New Roman" w:eastAsia="Times New Roman" w:hAnsi="Times New Roman"/>
+                <w:b/>
+                <w:bCs/>
+                <w:sz w:val="20"/>
+                <w:szCs w:val="20"/>
+              </w:rPr>
+              <w:t xml:space="preserve">Mortality (%)</w:t>
+            </w:r>
+          </w:p>
+        </w:tc>
+        <w:tc>
+          <w:tcPr>
+            <w:tcW w:type="dxa" w:w="1200"/>
+            <w:tcBorders>
+              <w:top w:val="single" w:color="000000" w:sz="1"/>
+              <w:left w:val="none"/>
+              <w:bottom w:val="single" w:color="000000" w:sz="1"/>
+              <w:right w:val="none"/>
+            </w:tcBorders>
+            <w:shd w:fill="FFFFFF" w:val="clear"/>
+            <w:vAlign w:val="center"/>
+          </w:tcPr>
+          <w:p>
+            <w:pPr>
+              <w:spacing w:before="40" w:after="40" w:line="276"/>
+              <w:jc w:val="center"/>
+            </w:pPr>
+            <w:r>
+              <w:rPr>
+                <w:rFonts w:ascii="Times New Roman" w:cs="Times New Roman" w:eastAsia="Times New Roman" w:hAnsi="Times New Roman"/>
+                <w:b/>
+                <w:bCs/>
+                <w:sz w:val="20"/>
+                <w:szCs w:val="20"/>
+              </w:rPr>
+              <w:t xml:space="preserve">Mean LOS</w:t>
+            </w:r>
+          </w:p>
+        </w:tc>
+        <w:tc>
+          <w:tcPr>
+            <w:tcW w:type="dxa" w:w="1800"/>
+            <w:tcBorders>
+              <w:top w:val="single" w:color="000000" w:sz="1"/>
+              <w:left w:val="none"/>
+              <w:bottom w:val="single" w:color="000000" w:sz="1"/>
+              <w:right w:val="none"/>
+            </w:tcBorders>
+            <w:shd w:fill="FFFFFF" w:val="clear"/>
+            <w:vAlign w:val="center"/>
+          </w:tcPr>
+          <w:p>
+            <w:pPr>
+              <w:spacing w:before="40" w:after="40" w:line="276"/>
+              <w:jc w:val="center"/>
+            </w:pPr>
+            <w:r>
+              <w:rPr>
+                <w:rFonts w:ascii="Times New Roman" w:cs="Times New Roman" w:eastAsia="Times New Roman" w:hAnsi="Times New Roman"/>
+                <w:b/>
+                <w:bCs/>
+                <w:sz w:val="20"/>
+                <w:szCs w:val="20"/>
+              </w:rPr>
+              <w:t xml:space="preserve">Mean Cost (adj BRL)</w:t>
+            </w:r>
+          </w:p>
+        </w:tc>
+        <w:tc>
+          <w:tcPr>
+            <w:tcW w:type="dxa" w:w="1660"/>
+            <w:tcBorders>
+              <w:top w:val="single" w:color="000000" w:sz="1"/>
+              <w:left w:val="none"/>
+              <w:bottom w:val="single" w:color="000000" w:sz="1"/>
+              <w:right w:val="none"/>
+            </w:tcBorders>
+            <w:shd w:fill="FFFFFF" w:val="clear"/>
+            <w:vAlign w:val="center"/>
+          </w:tcPr>
+          <w:p>
+            <w:pPr>
+              <w:spacing w:before="40" w:after="40" w:line="276"/>
+              <w:jc w:val="center"/>
+            </w:pPr>
+            <w:r>
+              <w:rPr>
+                <w:rFonts w:ascii="Times New Roman" w:cs="Times New Roman" w:eastAsia="Times New Roman" w:hAnsi="Times New Roman"/>
+                <w:b/>
+                <w:bCs/>
+                <w:sz w:val="20"/>
+                <w:szCs w:val="20"/>
+              </w:rPr>
+              <w:t xml:space="preserve">ICU (%)</w:t>
+            </w:r>
+          </w:p>
+        </w:tc>
+      </w:tr>
+      <w:tr>
+        <w:tc>
+          <w:tcPr>
+            <w:tcW w:type="dxa" w:w="1000"/>
+            <w:tcBorders>
+              <w:top w:val="single" w:color="000000" w:sz="1"/>
+              <w:left w:val="none"/>
+              <w:bottom w:val="single" w:color="000000" w:sz="1"/>
+              <w:right w:val="none"/>
+            </w:tcBorders>
+            <w:shd w:fill="FFFFFF" w:val="clear"/>
+            <w:vAlign w:val="center"/>
+          </w:tcPr>
+          <w:p>
+            <w:pPr>
+              <w:spacing w:before="40" w:after="40" w:line="276"/>
+              <w:jc w:val="left"/>
+            </w:pPr>
+            <w:r>
+              <w:rPr>
+                <w:rFonts w:ascii="Times New Roman" w:cs="Times New Roman" w:eastAsia="Times New Roman" w:hAnsi="Times New Roman"/>
+                <w:sz w:val="20"/>
+                <w:szCs w:val="20"/>
+              </w:rPr>
+              <w:t xml:space="preserve">2015</w:t>
+            </w:r>
+          </w:p>
+        </w:tc>
+        <w:tc>
+          <w:tcPr>
+            <w:tcW w:type="dxa" w:w="1100"/>
+            <w:tcBorders>
+              <w:top w:val="single" w:color="000000" w:sz="1"/>
+              <w:left w:val="none"/>
+              <w:bottom w:val="single" w:color="000000" w:sz="1"/>
+              <w:right w:val="none"/>
+            </w:tcBorders>
+            <w:shd w:fill="FFFFFF" w:val="clear"/>
+            <w:vAlign w:val="center"/>
+          </w:tcPr>
+          <w:p>
+            <w:pPr>
+              <w:spacing w:before="40" w:after="40" w:line="276"/>
+              <w:jc w:val="center"/>
+            </w:pPr>
+            <w:r>
+              <w:rPr>
+                <w:rFonts w:ascii="Times New Roman" w:cs="Times New Roman" w:eastAsia="Times New Roman" w:hAnsi="Times New Roman"/>
+                <w:sz w:val="20"/>
+                <w:szCs w:val="20"/>
+              </w:rPr>
+              <w:t xml:space="preserve">10,703</w:t>
+            </w:r>
+          </w:p>
+        </w:tc>
+        <w:tc>
+          <w:tcPr>
+            <w:tcW w:type="dxa" w:w="1200"/>
+            <w:tcBorders>
+              <w:top w:val="single" w:color="000000" w:sz="1"/>
+              <w:left w:val="none"/>
+              <w:bottom w:val="single" w:color="000000" w:sz="1"/>
+              <w:right w:val="none"/>
+            </w:tcBorders>
+            <w:shd w:fill="FFFFFF" w:val="clear"/>
+            <w:vAlign w:val="center"/>
+          </w:tcPr>
+          <w:p>
+            <w:pPr>
+              <w:spacing w:before="40" w:after="40" w:line="276"/>
+              <w:jc w:val="center"/>
+            </w:pPr>
+            <w:r>
+              <w:rPr>
+                <w:rFonts w:ascii="Times New Roman" w:cs="Times New Roman" w:eastAsia="Times New Roman" w:hAnsi="Times New Roman"/>
+                <w:sz w:val="20"/>
+                <w:szCs w:val="20"/>
+              </w:rPr>
+              <w:t xml:space="preserve">47.3</w:t>
+            </w:r>
+          </w:p>
+        </w:tc>
+        <w:tc>
+          <w:tcPr>
+            <w:tcW w:type="dxa" w:w="1400"/>
+            <w:tcBorders>
+              <w:top w:val="single" w:color="000000" w:sz="1"/>
+              <w:left w:val="none"/>
+              <w:bottom w:val="single" w:color="000000" w:sz="1"/>
+              <w:right w:val="none"/>
+            </w:tcBorders>
+            <w:shd w:fill="FFFFFF" w:val="clear"/>
+            <w:vAlign w:val="center"/>
+          </w:tcPr>
+          <w:p>
+            <w:pPr>
+              <w:spacing w:before="40" w:after="40" w:line="276"/>
+              <w:jc w:val="center"/>
+            </w:pPr>
+            <w:r>
+              <w:rPr>
+                <w:rFonts w:ascii="Times New Roman" w:cs="Times New Roman" w:eastAsia="Times New Roman" w:hAnsi="Times New Roman"/>
+                <w:sz w:val="20"/>
+                <w:szCs w:val="20"/>
+              </w:rPr>
+              <w:t xml:space="preserve">1.22</w:t>
+            </w:r>
+          </w:p>
+        </w:tc>
+        <w:tc>
+          <w:tcPr>
+            <w:tcW w:type="dxa" w:w="1200"/>
+            <w:tcBorders>
+              <w:top w:val="single" w:color="000000" w:sz="1"/>
+              <w:left w:val="none"/>
+              <w:bottom w:val="single" w:color="000000" w:sz="1"/>
+              <w:right w:val="none"/>
+            </w:tcBorders>
+            <w:shd w:fill="FFFFFF" w:val="clear"/>
+            <w:vAlign w:val="center"/>
+          </w:tcPr>
+          <w:p>
+            <w:pPr>
+              <w:spacing w:before="40" w:after="40" w:line="276"/>
+              <w:jc w:val="center"/>
+            </w:pPr>
+            <w:r>
+              <w:rPr>
+                <w:rFonts w:ascii="Times New Roman" w:cs="Times New Roman" w:eastAsia="Times New Roman" w:hAnsi="Times New Roman"/>
+                <w:sz w:val="20"/>
+                <w:szCs w:val="20"/>
+              </w:rPr>
+              <w:t xml:space="preserve">9.3</w:t>
+            </w:r>
+          </w:p>
+        </w:tc>
+        <w:tc>
+          <w:tcPr>
+            <w:tcW w:type="dxa" w:w="1800"/>
+            <w:tcBorders>
+              <w:top w:val="single" w:color="000000" w:sz="1"/>
+              <w:left w:val="none"/>
+              <w:bottom w:val="single" w:color="000000" w:sz="1"/>
+              <w:right w:val="none"/>
+            </w:tcBorders>
+            <w:shd w:fill="FFFFFF" w:val="clear"/>
+            <w:vAlign w:val="center"/>
+          </w:tcPr>
+          <w:p>
+            <w:pPr>
+              <w:spacing w:before="40" w:after="40" w:line="276"/>
+              <w:jc w:val="center"/>
+            </w:pPr>
+            <w:r>
+              <w:rPr>
+                <w:rFonts w:ascii="Times New Roman" w:cs="Times New Roman" w:eastAsia="Times New Roman" w:hAnsi="Times New Roman"/>
+                <w:sz w:val="20"/>
+                <w:szCs w:val="20"/>
+              </w:rPr>
+              <w:t xml:space="preserve">13,845</w:t>
+            </w:r>
+          </w:p>
+        </w:tc>
+        <w:tc>
+          <w:tcPr>
+            <w:tcW w:type="dxa" w:w="1660"/>
+            <w:tcBorders>
+              <w:top w:val="single" w:color="000000" w:sz="1"/>
+              <w:left w:val="none"/>
+              <w:bottom w:val="single" w:color="000000" w:sz="1"/>
+              <w:right w:val="none"/>
+            </w:tcBorders>
+            <w:shd w:fill="FFFFFF" w:val="clear"/>
+            <w:vAlign w:val="center"/>
+          </w:tcPr>
+          <w:p>
+            <w:pPr>
+              <w:spacing w:before="40" w:after="40" w:line="276"/>
+              <w:jc w:val="center"/>
+            </w:pPr>
+            <w:r>
+              <w:rPr>
+                <w:rFonts w:ascii="Times New Roman" w:cs="Times New Roman" w:eastAsia="Times New Roman" w:hAnsi="Times New Roman"/>
+                <w:sz w:val="20"/>
+                <w:szCs w:val="20"/>
+              </w:rPr>
+              <w:t xml:space="preserve">2,177</w:t>
+            </w:r>
+          </w:p>
+        </w:tc>
+      </w:tr>
+      <w:tr>
+        <w:tc>
+          <w:tcPr>
+            <w:tcW w:type="dxa" w:w="1000"/>
+            <w:tcBorders>
+              <w:top w:val="single" w:color="000000" w:sz="1"/>
+              <w:left w:val="none"/>
+              <w:bottom w:val="single" w:color="000000" w:sz="1"/>
+              <w:right w:val="none"/>
+            </w:tcBorders>
+            <w:shd w:fill="FFFFFF" w:val="clear"/>
+            <w:vAlign w:val="center"/>
+          </w:tcPr>
+          <w:p>
+            <w:pPr>
+              <w:spacing w:before="40" w:after="40" w:line="276"/>
+              <w:jc w:val="left"/>
+            </w:pPr>
+            <w:r>
+              <w:rPr>
+                <w:rFonts w:ascii="Times New Roman" w:cs="Times New Roman" w:eastAsia="Times New Roman" w:hAnsi="Times New Roman"/>
+                <w:sz w:val="20"/>
+                <w:szCs w:val="20"/>
+              </w:rPr>
+              <w:t xml:space="preserve">2016</w:t>
+            </w:r>
+          </w:p>
+        </w:tc>
+        <w:tc>
+          <w:tcPr>
+            <w:tcW w:type="dxa" w:w="1100"/>
+            <w:tcBorders>
+              <w:top w:val="single" w:color="000000" w:sz="1"/>
+              <w:left w:val="none"/>
+              <w:bottom w:val="single" w:color="000000" w:sz="1"/>
+              <w:right w:val="none"/>
+            </w:tcBorders>
+            <w:shd w:fill="FFFFFF" w:val="clear"/>
+            <w:vAlign w:val="center"/>
+          </w:tcPr>
+          <w:p>
+            <w:pPr>
+              <w:spacing w:before="40" w:after="40" w:line="276"/>
+              <w:jc w:val="center"/>
+            </w:pPr>
+            <w:r>
+              <w:rPr>
+                <w:rFonts w:ascii="Times New Roman" w:cs="Times New Roman" w:eastAsia="Times New Roman" w:hAnsi="Times New Roman"/>
+                <w:sz w:val="20"/>
+                <w:szCs w:val="20"/>
+              </w:rPr>
+              <w:t xml:space="preserve">10,476</w:t>
+            </w:r>
+          </w:p>
+        </w:tc>
+        <w:tc>
+          <w:tcPr>
+            <w:tcW w:type="dxa" w:w="1200"/>
+            <w:tcBorders>
+              <w:top w:val="single" w:color="000000" w:sz="1"/>
+              <w:left w:val="none"/>
+              <w:bottom w:val="single" w:color="000000" w:sz="1"/>
+              <w:right w:val="none"/>
+            </w:tcBorders>
+            <w:shd w:fill="FFFFFF" w:val="clear"/>
+            <w:vAlign w:val="center"/>
+          </w:tcPr>
+          <w:p>
+            <w:pPr>
+              <w:spacing w:before="40" w:after="40" w:line="276"/>
+              <w:jc w:val="center"/>
+            </w:pPr>
+            <w:r>
+              <w:rPr>
+                <w:rFonts w:ascii="Times New Roman" w:cs="Times New Roman" w:eastAsia="Times New Roman" w:hAnsi="Times New Roman"/>
+                <w:sz w:val="20"/>
+                <w:szCs w:val="20"/>
+              </w:rPr>
+              <w:t xml:space="preserve">47.6</w:t>
+            </w:r>
+          </w:p>
+        </w:tc>
+        <w:tc>
+          <w:tcPr>
+            <w:tcW w:type="dxa" w:w="1400"/>
+            <w:tcBorders>
+              <w:top w:val="single" w:color="000000" w:sz="1"/>
+              <w:left w:val="none"/>
+              <w:bottom w:val="single" w:color="000000" w:sz="1"/>
+              <w:right w:val="none"/>
+            </w:tcBorders>
+            <w:shd w:fill="FFFFFF" w:val="clear"/>
+            <w:vAlign w:val="center"/>
+          </w:tcPr>
+          <w:p>
+            <w:pPr>
+              <w:spacing w:before="40" w:after="40" w:line="276"/>
+              <w:jc w:val="center"/>
+            </w:pPr>
+            <w:r>
+              <w:rPr>
+                <w:rFonts w:ascii="Times New Roman" w:cs="Times New Roman" w:eastAsia="Times New Roman" w:hAnsi="Times New Roman"/>
+                <w:sz w:val="20"/>
+                <w:szCs w:val="20"/>
+              </w:rPr>
+              <w:t xml:space="preserve">1.29</w:t>
+            </w:r>
+          </w:p>
+        </w:tc>
+        <w:tc>
+          <w:tcPr>
+            <w:tcW w:type="dxa" w:w="1200"/>
+            <w:tcBorders>
+              <w:top w:val="single" w:color="000000" w:sz="1"/>
+              <w:left w:val="none"/>
+              <w:bottom w:val="single" w:color="000000" w:sz="1"/>
+              <w:right w:val="none"/>
+            </w:tcBorders>
+            <w:shd w:fill="FFFFFF" w:val="clear"/>
+            <w:vAlign w:val="center"/>
+          </w:tcPr>
+          <w:p>
+            <w:pPr>
+              <w:spacing w:before="40" w:after="40" w:line="276"/>
+              <w:jc w:val="center"/>
+            </w:pPr>
+            <w:r>
+              <w:rPr>
+                <w:rFonts w:ascii="Times New Roman" w:cs="Times New Roman" w:eastAsia="Times New Roman" w:hAnsi="Times New Roman"/>
+                <w:sz w:val="20"/>
+                <w:szCs w:val="20"/>
+              </w:rPr>
+              <w:t xml:space="preserve">9.4</w:t>
+            </w:r>
+          </w:p>
+        </w:tc>
+        <w:tc>
+          <w:tcPr>
+            <w:tcW w:type="dxa" w:w="1800"/>
+            <w:tcBorders>
+              <w:top w:val="single" w:color="000000" w:sz="1"/>
+              <w:left w:val="none"/>
+              <w:bottom w:val="single" w:color="000000" w:sz="1"/>
+              <w:right w:val="none"/>
+            </w:tcBorders>
+            <w:shd w:fill="FFFFFF" w:val="clear"/>
+            <w:vAlign w:val="center"/>
+          </w:tcPr>
+          <w:p>
+            <w:pPr>
+              <w:spacing w:before="40" w:after="40" w:line="276"/>
+              <w:jc w:val="center"/>
+            </w:pPr>
+            <w:r>
+              <w:rPr>
+                <w:rFonts w:ascii="Times New Roman" w:cs="Times New Roman" w:eastAsia="Times New Roman" w:hAnsi="Times New Roman"/>
+                <w:sz w:val="20"/>
+                <w:szCs w:val="20"/>
+              </w:rPr>
+              <w:t xml:space="preserve">12,705</w:t>
+            </w:r>
+          </w:p>
+        </w:tc>
+        <w:tc>
+          <w:tcPr>
+            <w:tcW w:type="dxa" w:w="1660"/>
+            <w:tcBorders>
+              <w:top w:val="single" w:color="000000" w:sz="1"/>
+              <w:left w:val="none"/>
+              <w:bottom w:val="single" w:color="000000" w:sz="1"/>
+              <w:right w:val="none"/>
+            </w:tcBorders>
+            <w:shd w:fill="FFFFFF" w:val="clear"/>
+            <w:vAlign w:val="center"/>
+          </w:tcPr>
+          <w:p>
+            <w:pPr>
+              <w:spacing w:before="40" w:after="40" w:line="276"/>
+              <w:jc w:val="center"/>
+            </w:pPr>
+            <w:r>
+              <w:rPr>
+                <w:rFonts w:ascii="Times New Roman" w:cs="Times New Roman" w:eastAsia="Times New Roman" w:hAnsi="Times New Roman"/>
+                <w:sz w:val="20"/>
+                <w:szCs w:val="20"/>
+              </w:rPr>
+              <w:t xml:space="preserve">2,230</w:t>
+            </w:r>
+          </w:p>
+        </w:tc>
+      </w:tr>
+      <w:tr>
+        <w:tc>
+          <w:tcPr>
+            <w:tcW w:type="dxa" w:w="1000"/>
+            <w:tcBorders>
+              <w:top w:val="single" w:color="000000" w:sz="1"/>
+              <w:left w:val="none"/>
+              <w:bottom w:val="single" w:color="000000" w:sz="1"/>
+              <w:right w:val="none"/>
+            </w:tcBorders>
+            <w:shd w:fill="FFFFFF" w:val="clear"/>
+            <w:vAlign w:val="center"/>
+          </w:tcPr>
+          <w:p>
+            <w:pPr>
+              <w:spacing w:before="40" w:after="40" w:line="276"/>
+              <w:jc w:val="left"/>
+            </w:pPr>
+            <w:r>
+              <w:rPr>
+                <w:rFonts w:ascii="Times New Roman" w:cs="Times New Roman" w:eastAsia="Times New Roman" w:hAnsi="Times New Roman"/>
+                <w:sz w:val="20"/>
+                <w:szCs w:val="20"/>
+              </w:rPr>
+              <w:t xml:space="preserve">2017</w:t>
+            </w:r>
+          </w:p>
+        </w:tc>
+        <w:tc>
+          <w:tcPr>
+            <w:tcW w:type="dxa" w:w="1100"/>
+            <w:tcBorders>
+              <w:top w:val="single" w:color="000000" w:sz="1"/>
+              <w:left w:val="none"/>
+              <w:bottom w:val="single" w:color="000000" w:sz="1"/>
+              <w:right w:val="none"/>
+            </w:tcBorders>
+            <w:shd w:fill="FFFFFF" w:val="clear"/>
+            <w:vAlign w:val="center"/>
+          </w:tcPr>
+          <w:p>
+            <w:pPr>
+              <w:spacing w:before="40" w:after="40" w:line="276"/>
+              <w:jc w:val="center"/>
+            </w:pPr>
+            <w:r>
+              <w:rPr>
+                <w:rFonts w:ascii="Times New Roman" w:cs="Times New Roman" w:eastAsia="Times New Roman" w:hAnsi="Times New Roman"/>
+                <w:sz w:val="20"/>
+                <w:szCs w:val="20"/>
+              </w:rPr>
+              <w:t xml:space="preserve">10,534</w:t>
+            </w:r>
+          </w:p>
+        </w:tc>
+        <w:tc>
+          <w:tcPr>
+            <w:tcW w:type="dxa" w:w="1200"/>
+            <w:tcBorders>
+              <w:top w:val="single" w:color="000000" w:sz="1"/>
+              <w:left w:val="none"/>
+              <w:bottom w:val="single" w:color="000000" w:sz="1"/>
+              <w:right w:val="none"/>
+            </w:tcBorders>
+            <w:shd w:fill="FFFFFF" w:val="clear"/>
+            <w:vAlign w:val="center"/>
+          </w:tcPr>
+          <w:p>
+            <w:pPr>
+              <w:spacing w:before="40" w:after="40" w:line="276"/>
+              <w:jc w:val="center"/>
+            </w:pPr>
+            <w:r>
+              <w:rPr>
+                <w:rFonts w:ascii="Times New Roman" w:cs="Times New Roman" w:eastAsia="Times New Roman" w:hAnsi="Times New Roman"/>
+                <w:sz w:val="20"/>
+                <w:szCs w:val="20"/>
+              </w:rPr>
+              <w:t xml:space="preserve">48.0</w:t>
+            </w:r>
+          </w:p>
+        </w:tc>
+        <w:tc>
+          <w:tcPr>
+            <w:tcW w:type="dxa" w:w="1400"/>
+            <w:tcBorders>
+              <w:top w:val="single" w:color="000000" w:sz="1"/>
+              <w:left w:val="none"/>
+              <w:bottom w:val="single" w:color="000000" w:sz="1"/>
+              <w:right w:val="none"/>
+            </w:tcBorders>
+            <w:shd w:fill="FFFFFF" w:val="clear"/>
+            <w:vAlign w:val="center"/>
+          </w:tcPr>
+          <w:p>
+            <w:pPr>
+              <w:spacing w:before="40" w:after="40" w:line="276"/>
+              <w:jc w:val="center"/>
+            </w:pPr>
+            <w:r>
+              <w:rPr>
+                <w:rFonts w:ascii="Times New Roman" w:cs="Times New Roman" w:eastAsia="Times New Roman" w:hAnsi="Times New Roman"/>
+                <w:sz w:val="20"/>
+                <w:szCs w:val="20"/>
+              </w:rPr>
+              <w:t xml:space="preserve">1.42</w:t>
+            </w:r>
+          </w:p>
+        </w:tc>
+        <w:tc>
+          <w:tcPr>
+            <w:tcW w:type="dxa" w:w="1200"/>
+            <w:tcBorders>
+              <w:top w:val="single" w:color="000000" w:sz="1"/>
+              <w:left w:val="none"/>
+              <w:bottom w:val="single" w:color="000000" w:sz="1"/>
+              <w:right w:val="none"/>
+            </w:tcBorders>
+            <w:shd w:fill="FFFFFF" w:val="clear"/>
+            <w:vAlign w:val="center"/>
+          </w:tcPr>
+          <w:p>
+            <w:pPr>
+              <w:spacing w:before="40" w:after="40" w:line="276"/>
+              <w:jc w:val="center"/>
+            </w:pPr>
+            <w:r>
+              <w:rPr>
+                <w:rFonts w:ascii="Times New Roman" w:cs="Times New Roman" w:eastAsia="Times New Roman" w:hAnsi="Times New Roman"/>
+                <w:sz w:val="20"/>
+                <w:szCs w:val="20"/>
+              </w:rPr>
+              <w:t xml:space="preserve">9.1</w:t>
+            </w:r>
+          </w:p>
+        </w:tc>
+        <w:tc>
+          <w:tcPr>
+            <w:tcW w:type="dxa" w:w="1800"/>
+            <w:tcBorders>
+              <w:top w:val="single" w:color="000000" w:sz="1"/>
+              <w:left w:val="none"/>
+              <w:bottom w:val="single" w:color="000000" w:sz="1"/>
+              <w:right w:val="none"/>
+            </w:tcBorders>
+            <w:shd w:fill="FFFFFF" w:val="clear"/>
+            <w:vAlign w:val="center"/>
+          </w:tcPr>
+          <w:p>
+            <w:pPr>
+              <w:spacing w:before="40" w:after="40" w:line="276"/>
+              <w:jc w:val="center"/>
+            </w:pPr>
+            <w:r>
+              <w:rPr>
+                <w:rFonts w:ascii="Times New Roman" w:cs="Times New Roman" w:eastAsia="Times New Roman" w:hAnsi="Times New Roman"/>
+                <w:sz w:val="20"/>
+                <w:szCs w:val="20"/>
+              </w:rPr>
+              <w:t xml:space="preserve">11,781</w:t>
+            </w:r>
+          </w:p>
+        </w:tc>
+        <w:tc>
+          <w:tcPr>
+            <w:tcW w:type="dxa" w:w="1660"/>
+            <w:tcBorders>
+              <w:top w:val="single" w:color="000000" w:sz="1"/>
+              <w:left w:val="none"/>
+              <w:bottom w:val="single" w:color="000000" w:sz="1"/>
+              <w:right w:val="none"/>
+            </w:tcBorders>
+            <w:shd w:fill="FFFFFF" w:val="clear"/>
+            <w:vAlign w:val="center"/>
+          </w:tcPr>
+          <w:p>
+            <w:pPr>
+              <w:spacing w:before="40" w:after="40" w:line="276"/>
+              <w:jc w:val="center"/>
+            </w:pPr>
+            <w:r>
+              <w:rPr>
+                <w:rFonts w:ascii="Times New Roman" w:cs="Times New Roman" w:eastAsia="Times New Roman" w:hAnsi="Times New Roman"/>
+                <w:sz w:val="20"/>
+                <w:szCs w:val="20"/>
+              </w:rPr>
+              <w:t xml:space="preserve">2,122</w:t>
+            </w:r>
+          </w:p>
+        </w:tc>
+      </w:tr>
+      <w:tr>
+        <w:tc>
+          <w:tcPr>
+            <w:tcW w:type="dxa" w:w="1000"/>
+            <w:tcBorders>
+              <w:top w:val="single" w:color="000000" w:sz="1"/>
+              <w:left w:val="none"/>
+              <w:bottom w:val="single" w:color="000000" w:sz="1"/>
+              <w:right w:val="none"/>
+            </w:tcBorders>
+            <w:shd w:fill="FFFFFF" w:val="clear"/>
+            <w:vAlign w:val="center"/>
+          </w:tcPr>
+          <w:p>
+            <w:pPr>
+              <w:spacing w:before="40" w:after="40" w:line="276"/>
+              <w:jc w:val="left"/>
+            </w:pPr>
+            <w:r>
+              <w:rPr>
+                <w:rFonts w:ascii="Times New Roman" w:cs="Times New Roman" w:eastAsia="Times New Roman" w:hAnsi="Times New Roman"/>
+                <w:sz w:val="20"/>
+                <w:szCs w:val="20"/>
+              </w:rPr>
+              <w:t xml:space="preserve">2018</w:t>
+            </w:r>
+          </w:p>
+        </w:tc>
+        <w:tc>
+          <w:tcPr>
+            <w:tcW w:type="dxa" w:w="1100"/>
+            <w:tcBorders>
+              <w:top w:val="single" w:color="000000" w:sz="1"/>
+              <w:left w:val="none"/>
+              <w:bottom w:val="single" w:color="000000" w:sz="1"/>
+              <w:right w:val="none"/>
+            </w:tcBorders>
+            <w:shd w:fill="FFFFFF" w:val="clear"/>
+            <w:vAlign w:val="center"/>
+          </w:tcPr>
+          <w:p>
+            <w:pPr>
+              <w:spacing w:before="40" w:after="40" w:line="276"/>
+              <w:jc w:val="center"/>
+            </w:pPr>
+            <w:r>
+              <w:rPr>
+                <w:rFonts w:ascii="Times New Roman" w:cs="Times New Roman" w:eastAsia="Times New Roman" w:hAnsi="Times New Roman"/>
+                <w:sz w:val="20"/>
+                <w:szCs w:val="20"/>
+              </w:rPr>
+              <w:t xml:space="preserve">10,013</w:t>
+            </w:r>
+          </w:p>
+        </w:tc>
+        <w:tc>
+          <w:tcPr>
+            <w:tcW w:type="dxa" w:w="1200"/>
+            <w:tcBorders>
+              <w:top w:val="single" w:color="000000" w:sz="1"/>
+              <w:left w:val="none"/>
+              <w:bottom w:val="single" w:color="000000" w:sz="1"/>
+              <w:right w:val="none"/>
+            </w:tcBorders>
+            <w:shd w:fill="FFFFFF" w:val="clear"/>
+            <w:vAlign w:val="center"/>
+          </w:tcPr>
+          <w:p>
+            <w:pPr>
+              <w:spacing w:before="40" w:after="40" w:line="276"/>
+              <w:jc w:val="center"/>
+            </w:pPr>
+            <w:r>
+              <w:rPr>
+                <w:rFonts w:ascii="Times New Roman" w:cs="Times New Roman" w:eastAsia="Times New Roman" w:hAnsi="Times New Roman"/>
+                <w:sz w:val="20"/>
+                <w:szCs w:val="20"/>
+              </w:rPr>
+              <w:t xml:space="preserve">48.3</w:t>
+            </w:r>
+          </w:p>
+        </w:tc>
+        <w:tc>
+          <w:tcPr>
+            <w:tcW w:type="dxa" w:w="1400"/>
+            <w:tcBorders>
+              <w:top w:val="single" w:color="000000" w:sz="1"/>
+              <w:left w:val="none"/>
+              <w:bottom w:val="single" w:color="000000" w:sz="1"/>
+              <w:right w:val="none"/>
+            </w:tcBorders>
+            <w:shd w:fill="FFFFFF" w:val="clear"/>
+            <w:vAlign w:val="center"/>
+          </w:tcPr>
+          <w:p>
+            <w:pPr>
+              <w:spacing w:before="40" w:after="40" w:line="276"/>
+              <w:jc w:val="center"/>
+            </w:pPr>
+            <w:r>
+              <w:rPr>
+                <w:rFonts w:ascii="Times New Roman" w:cs="Times New Roman" w:eastAsia="Times New Roman" w:hAnsi="Times New Roman"/>
+                <w:sz w:val="20"/>
+                <w:szCs w:val="20"/>
+              </w:rPr>
+              <w:t xml:space="preserve">1.22</w:t>
+            </w:r>
+          </w:p>
+        </w:tc>
+        <w:tc>
+          <w:tcPr>
+            <w:tcW w:type="dxa" w:w="1200"/>
+            <w:tcBorders>
+              <w:top w:val="single" w:color="000000" w:sz="1"/>
+              <w:left w:val="none"/>
+              <w:bottom w:val="single" w:color="000000" w:sz="1"/>
+              <w:right w:val="none"/>
+            </w:tcBorders>
+            <w:shd w:fill="FFFFFF" w:val="clear"/>
+            <w:vAlign w:val="center"/>
+          </w:tcPr>
+          <w:p>
+            <w:pPr>
+              <w:spacing w:before="40" w:after="40" w:line="276"/>
+              <w:jc w:val="center"/>
+            </w:pPr>
+            <w:r>
+              <w:rPr>
+                <w:rFonts w:ascii="Times New Roman" w:cs="Times New Roman" w:eastAsia="Times New Roman" w:hAnsi="Times New Roman"/>
+                <w:sz w:val="20"/>
+                <w:szCs w:val="20"/>
+              </w:rPr>
+              <w:t xml:space="preserve">9.1</w:t>
+            </w:r>
+          </w:p>
+        </w:tc>
+        <w:tc>
+          <w:tcPr>
+            <w:tcW w:type="dxa" w:w="1800"/>
+            <w:tcBorders>
+              <w:top w:val="single" w:color="000000" w:sz="1"/>
+              <w:left w:val="none"/>
+              <w:bottom w:val="single" w:color="000000" w:sz="1"/>
+              <w:right w:val="none"/>
+            </w:tcBorders>
+            <w:shd w:fill="FFFFFF" w:val="clear"/>
+            <w:vAlign w:val="center"/>
+          </w:tcPr>
+          <w:p>
+            <w:pPr>
+              <w:spacing w:before="40" w:after="40" w:line="276"/>
+              <w:jc w:val="center"/>
+            </w:pPr>
+            <w:r>
+              <w:rPr>
+                <w:rFonts w:ascii="Times New Roman" w:cs="Times New Roman" w:eastAsia="Times New Roman" w:hAnsi="Times New Roman"/>
+                <w:sz w:val="20"/>
+                <w:szCs w:val="20"/>
+              </w:rPr>
+              <w:t xml:space="preserve">9,669</w:t>
+            </w:r>
+          </w:p>
+        </w:tc>
+        <w:tc>
+          <w:tcPr>
+            <w:tcW w:type="dxa" w:w="1660"/>
+            <w:tcBorders>
+              <w:top w:val="single" w:color="000000" w:sz="1"/>
+              <w:left w:val="none"/>
+              <w:bottom w:val="single" w:color="000000" w:sz="1"/>
+              <w:right w:val="none"/>
+            </w:tcBorders>
+            <w:shd w:fill="FFFFFF" w:val="clear"/>
+            <w:vAlign w:val="center"/>
+          </w:tcPr>
+          <w:p>
+            <w:pPr>
+              <w:spacing w:before="40" w:after="40" w:line="276"/>
+              <w:jc w:val="center"/>
+            </w:pPr>
+            <w:r>
+              <w:rPr>
+                <w:rFonts w:ascii="Times New Roman" w:cs="Times New Roman" w:eastAsia="Times New Roman" w:hAnsi="Times New Roman"/>
+                <w:sz w:val="20"/>
+                <w:szCs w:val="20"/>
+              </w:rPr>
+              <w:t xml:space="preserve">2,228</w:t>
+            </w:r>
+          </w:p>
+        </w:tc>
+      </w:tr>
+      <w:tr>
+        <w:tc>
+          <w:tcPr>
+            <w:tcW w:type="dxa" w:w="1000"/>
+            <w:tcBorders>
+              <w:top w:val="single" w:color="000000" w:sz="1"/>
+              <w:left w:val="none"/>
+              <w:bottom w:val="single" w:color="000000" w:sz="1"/>
+              <w:right w:val="none"/>
+            </w:tcBorders>
+            <w:shd w:fill="FFFFFF" w:val="clear"/>
+            <w:vAlign w:val="center"/>
+          </w:tcPr>
+          <w:p>
+            <w:pPr>
+              <w:spacing w:before="40" w:after="40" w:line="276"/>
+              <w:jc w:val="left"/>
+            </w:pPr>
+            <w:r>
+              <w:rPr>
+                <w:rFonts w:ascii="Times New Roman" w:cs="Times New Roman" w:eastAsia="Times New Roman" w:hAnsi="Times New Roman"/>
+                <w:sz w:val="20"/>
+                <w:szCs w:val="20"/>
+              </w:rPr>
+              <w:t xml:space="preserve">2019</w:t>
+            </w:r>
+          </w:p>
+        </w:tc>
+        <w:tc>
+          <w:tcPr>
+            <w:tcW w:type="dxa" w:w="1100"/>
+            <w:tcBorders>
+              <w:top w:val="single" w:color="000000" w:sz="1"/>
+              <w:left w:val="none"/>
+              <w:bottom w:val="single" w:color="000000" w:sz="1"/>
+              <w:right w:val="none"/>
+            </w:tcBorders>
+            <w:shd w:fill="FFFFFF" w:val="clear"/>
+            <w:vAlign w:val="center"/>
+          </w:tcPr>
+          <w:p>
+            <w:pPr>
+              <w:spacing w:before="40" w:after="40" w:line="276"/>
+              <w:jc w:val="center"/>
+            </w:pPr>
+            <w:r>
+              <w:rPr>
+                <w:rFonts w:ascii="Times New Roman" w:cs="Times New Roman" w:eastAsia="Times New Roman" w:hAnsi="Times New Roman"/>
+                <w:sz w:val="20"/>
+                <w:szCs w:val="20"/>
+              </w:rPr>
+              <w:t xml:space="preserve">9,749</w:t>
+            </w:r>
+          </w:p>
+        </w:tc>
+        <w:tc>
+          <w:tcPr>
+            <w:tcW w:type="dxa" w:w="1200"/>
+            <w:tcBorders>
+              <w:top w:val="single" w:color="000000" w:sz="1"/>
+              <w:left w:val="none"/>
+              <w:bottom w:val="single" w:color="000000" w:sz="1"/>
+              <w:right w:val="none"/>
+            </w:tcBorders>
+            <w:shd w:fill="FFFFFF" w:val="clear"/>
+            <w:vAlign w:val="center"/>
+          </w:tcPr>
+          <w:p>
+            <w:pPr>
+              <w:spacing w:before="40" w:after="40" w:line="276"/>
+              <w:jc w:val="center"/>
+            </w:pPr>
+            <w:r>
+              <w:rPr>
+                <w:rFonts w:ascii="Times New Roman" w:cs="Times New Roman" w:eastAsia="Times New Roman" w:hAnsi="Times New Roman"/>
+                <w:sz w:val="20"/>
+                <w:szCs w:val="20"/>
+              </w:rPr>
+              <w:t xml:space="preserve">49.2</w:t>
+            </w:r>
+          </w:p>
+        </w:tc>
+        <w:tc>
+          <w:tcPr>
+            <w:tcW w:type="dxa" w:w="1400"/>
+            <w:tcBorders>
+              <w:top w:val="single" w:color="000000" w:sz="1"/>
+              <w:left w:val="none"/>
+              <w:bottom w:val="single" w:color="000000" w:sz="1"/>
+              <w:right w:val="none"/>
+            </w:tcBorders>
+            <w:shd w:fill="FFFFFF" w:val="clear"/>
+            <w:vAlign w:val="center"/>
+          </w:tcPr>
+          <w:p>
+            <w:pPr>
+              <w:spacing w:before="40" w:after="40" w:line="276"/>
+              <w:jc w:val="center"/>
+            </w:pPr>
+            <w:r>
+              <w:rPr>
+                <w:rFonts w:ascii="Times New Roman" w:cs="Times New Roman" w:eastAsia="Times New Roman" w:hAnsi="Times New Roman"/>
+                <w:sz w:val="20"/>
+                <w:szCs w:val="20"/>
+              </w:rPr>
+              <w:t xml:space="preserve">1.25</w:t>
+            </w:r>
+          </w:p>
+        </w:tc>
+        <w:tc>
+          <w:tcPr>
+            <w:tcW w:type="dxa" w:w="1200"/>
+            <w:tcBorders>
+              <w:top w:val="single" w:color="000000" w:sz="1"/>
+              <w:left w:val="none"/>
+              <w:bottom w:val="single" w:color="000000" w:sz="1"/>
+              <w:right w:val="none"/>
+            </w:tcBorders>
+            <w:shd w:fill="FFFFFF" w:val="clear"/>
+            <w:vAlign w:val="center"/>
+          </w:tcPr>
+          <w:p>
+            <w:pPr>
+              <w:spacing w:before="40" w:after="40" w:line="276"/>
+              <w:jc w:val="center"/>
+            </w:pPr>
+            <w:r>
+              <w:rPr>
+                <w:rFonts w:ascii="Times New Roman" w:cs="Times New Roman" w:eastAsia="Times New Roman" w:hAnsi="Times New Roman"/>
+                <w:sz w:val="20"/>
+                <w:szCs w:val="20"/>
+              </w:rPr>
+              <w:t xml:space="preserve">8.8</w:t>
+            </w:r>
+          </w:p>
+        </w:tc>
+        <w:tc>
+          <w:tcPr>
+            <w:tcW w:type="dxa" w:w="1800"/>
+            <w:tcBorders>
+              <w:top w:val="single" w:color="000000" w:sz="1"/>
+              <w:left w:val="none"/>
+              <w:bottom w:val="single" w:color="000000" w:sz="1"/>
+              <w:right w:val="none"/>
+            </w:tcBorders>
+            <w:shd w:fill="FFFFFF" w:val="clear"/>
+            <w:vAlign w:val="center"/>
+          </w:tcPr>
+          <w:p>
+            <w:pPr>
+              <w:spacing w:before="40" w:after="40" w:line="276"/>
+              <w:jc w:val="center"/>
+            </w:pPr>
+            <w:r>
+              <w:rPr>
+                <w:rFonts w:ascii="Times New Roman" w:cs="Times New Roman" w:eastAsia="Times New Roman" w:hAnsi="Times New Roman"/>
+                <w:sz w:val="20"/>
+                <w:szCs w:val="20"/>
+              </w:rPr>
+              <w:t xml:space="preserve">9,275</w:t>
+            </w:r>
+          </w:p>
+        </w:tc>
+        <w:tc>
+          <w:tcPr>
+            <w:tcW w:type="dxa" w:w="1660"/>
+            <w:tcBorders>
+              <w:top w:val="single" w:color="000000" w:sz="1"/>
+              <w:left w:val="none"/>
+              <w:bottom w:val="single" w:color="000000" w:sz="1"/>
+              <w:right w:val="none"/>
+            </w:tcBorders>
+            <w:shd w:fill="FFFFFF" w:val="clear"/>
+            <w:vAlign w:val="center"/>
+          </w:tcPr>
+          <w:p>
+            <w:pPr>
+              <w:spacing w:before="40" w:after="40" w:line="276"/>
+              <w:jc w:val="center"/>
+            </w:pPr>
+            <w:r>
+              <w:rPr>
+                <w:rFonts w:ascii="Times New Roman" w:cs="Times New Roman" w:eastAsia="Times New Roman" w:hAnsi="Times New Roman"/>
+                <w:sz w:val="20"/>
+                <w:szCs w:val="20"/>
+              </w:rPr>
+              <w:t xml:space="preserve">2,295</w:t>
+            </w:r>
+          </w:p>
+        </w:tc>
+      </w:tr>
+      <w:tr>
+        <w:tc>
+          <w:tcPr>
+            <w:tcW w:type="dxa" w:w="1000"/>
+            <w:tcBorders>
+              <w:top w:val="single" w:color="000000" w:sz="1"/>
+              <w:left w:val="none"/>
+              <w:bottom w:val="single" w:color="000000" w:sz="1"/>
+              <w:right w:val="none"/>
+            </w:tcBorders>
+            <w:shd w:fill="FFFFFF" w:val="clear"/>
+            <w:vAlign w:val="center"/>
+          </w:tcPr>
+          <w:p>
+            <w:pPr>
+              <w:spacing w:before="40" w:after="40" w:line="276"/>
+              <w:jc w:val="left"/>
+            </w:pPr>
+            <w:r>
+              <w:rPr>
+                <w:rFonts w:ascii="Times New Roman" w:cs="Times New Roman" w:eastAsia="Times New Roman" w:hAnsi="Times New Roman"/>
+                <w:sz w:val="20"/>
+                <w:szCs w:val="20"/>
+              </w:rPr>
+              <w:t xml:space="preserve">2020</w:t>
+            </w:r>
+          </w:p>
+        </w:tc>
+        <w:tc>
+          <w:tcPr>
+            <w:tcW w:type="dxa" w:w="1100"/>
+            <w:tcBorders>
+              <w:top w:val="single" w:color="000000" w:sz="1"/>
+              <w:left w:val="none"/>
+              <w:bottom w:val="single" w:color="000000" w:sz="1"/>
+              <w:right w:val="none"/>
+            </w:tcBorders>
+            <w:shd w:fill="FFFFFF" w:val="clear"/>
+            <w:vAlign w:val="center"/>
+          </w:tcPr>
+          <w:p>
+            <w:pPr>
+              <w:spacing w:before="40" w:after="40" w:line="276"/>
+              <w:jc w:val="center"/>
+            </w:pPr>
+            <w:r>
+              <w:rPr>
+                <w:rFonts w:ascii="Times New Roman" w:cs="Times New Roman" w:eastAsia="Times New Roman" w:hAnsi="Times New Roman"/>
+                <w:sz w:val="20"/>
+                <w:szCs w:val="20"/>
+              </w:rPr>
+              <w:t xml:space="preserve">7,343</w:t>
+            </w:r>
+          </w:p>
+        </w:tc>
+        <w:tc>
+          <w:tcPr>
+            <w:tcW w:type="dxa" w:w="1200"/>
+            <w:tcBorders>
+              <w:top w:val="single" w:color="000000" w:sz="1"/>
+              <w:left w:val="none"/>
+              <w:bottom w:val="single" w:color="000000" w:sz="1"/>
+              <w:right w:val="none"/>
+            </w:tcBorders>
+            <w:shd w:fill="FFFFFF" w:val="clear"/>
+            <w:vAlign w:val="center"/>
+          </w:tcPr>
+          <w:p>
+            <w:pPr>
+              <w:spacing w:before="40" w:after="40" w:line="276"/>
+              <w:jc w:val="center"/>
+            </w:pPr>
+            <w:r>
+              <w:rPr>
+                <w:rFonts w:ascii="Times New Roman" w:cs="Times New Roman" w:eastAsia="Times New Roman" w:hAnsi="Times New Roman"/>
+                <w:sz w:val="20"/>
+                <w:szCs w:val="20"/>
+              </w:rPr>
+              <w:t xml:space="preserve">47.6</w:t>
+            </w:r>
+          </w:p>
+        </w:tc>
+        <w:tc>
+          <w:tcPr>
+            <w:tcW w:type="dxa" w:w="1400"/>
+            <w:tcBorders>
+              <w:top w:val="single" w:color="000000" w:sz="1"/>
+              <w:left w:val="none"/>
+              <w:bottom w:val="single" w:color="000000" w:sz="1"/>
+              <w:right w:val="none"/>
+            </w:tcBorders>
+            <w:shd w:fill="FFFFFF" w:val="clear"/>
+            <w:vAlign w:val="center"/>
+          </w:tcPr>
+          <w:p>
+            <w:pPr>
+              <w:spacing w:before="40" w:after="40" w:line="276"/>
+              <w:jc w:val="center"/>
+            </w:pPr>
+            <w:r>
+              <w:rPr>
+                <w:rFonts w:ascii="Times New Roman" w:cs="Times New Roman" w:eastAsia="Times New Roman" w:hAnsi="Times New Roman"/>
+                <w:sz w:val="20"/>
+                <w:szCs w:val="20"/>
+              </w:rPr>
+              <w:t xml:space="preserve">1.59</w:t>
+            </w:r>
+          </w:p>
+        </w:tc>
+        <w:tc>
+          <w:tcPr>
+            <w:tcW w:type="dxa" w:w="1200"/>
+            <w:tcBorders>
+              <w:top w:val="single" w:color="000000" w:sz="1"/>
+              <w:left w:val="none"/>
+              <w:bottom w:val="single" w:color="000000" w:sz="1"/>
+              <w:right w:val="none"/>
+            </w:tcBorders>
+            <w:shd w:fill="FFFFFF" w:val="clear"/>
+            <w:vAlign w:val="center"/>
+          </w:tcPr>
+          <w:p>
+            <w:pPr>
+              <w:spacing w:before="40" w:after="40" w:line="276"/>
+              <w:jc w:val="center"/>
+            </w:pPr>
+            <w:r>
+              <w:rPr>
+                <w:rFonts w:ascii="Times New Roman" w:cs="Times New Roman" w:eastAsia="Times New Roman" w:hAnsi="Times New Roman"/>
+                <w:sz w:val="20"/>
+                <w:szCs w:val="20"/>
+              </w:rPr>
+              <w:t xml:space="preserve">9.1</w:t>
+            </w:r>
+          </w:p>
+        </w:tc>
+        <w:tc>
+          <w:tcPr>
+            <w:tcW w:type="dxa" w:w="1800"/>
+            <w:tcBorders>
+              <w:top w:val="single" w:color="000000" w:sz="1"/>
+              <w:left w:val="none"/>
+              <w:bottom w:val="single" w:color="000000" w:sz="1"/>
+              <w:right w:val="none"/>
+            </w:tcBorders>
+            <w:shd w:fill="FFFFFF" w:val="clear"/>
+            <w:vAlign w:val="center"/>
+          </w:tcPr>
+          <w:p>
+            <w:pPr>
+              <w:spacing w:before="40" w:after="40" w:line="276"/>
+              <w:jc w:val="center"/>
+            </w:pPr>
+            <w:r>
+              <w:rPr>
+                <w:rFonts w:ascii="Times New Roman" w:cs="Times New Roman" w:eastAsia="Times New Roman" w:hAnsi="Times New Roman"/>
+                <w:sz w:val="20"/>
+                <w:szCs w:val="20"/>
+              </w:rPr>
+              <w:t xml:space="preserve">9,029</w:t>
+            </w:r>
+          </w:p>
+        </w:tc>
+        <w:tc>
+          <w:tcPr>
+            <w:tcW w:type="dxa" w:w="1660"/>
+            <w:tcBorders>
+              <w:top w:val="single" w:color="000000" w:sz="1"/>
+              <w:left w:val="none"/>
+              <w:bottom w:val="single" w:color="000000" w:sz="1"/>
+              <w:right w:val="none"/>
+            </w:tcBorders>
+            <w:shd w:fill="FFFFFF" w:val="clear"/>
+            <w:vAlign w:val="center"/>
+          </w:tcPr>
+          <w:p>
+            <w:pPr>
+              <w:spacing w:before="40" w:after="40" w:line="276"/>
+              <w:jc w:val="center"/>
+            </w:pPr>
+            <w:r>
+              <w:rPr>
+                <w:rFonts w:ascii="Times New Roman" w:cs="Times New Roman" w:eastAsia="Times New Roman" w:hAnsi="Times New Roman"/>
+                <w:sz w:val="20"/>
+                <w:szCs w:val="20"/>
+              </w:rPr>
+              <w:t xml:space="preserve">2,408</w:t>
+            </w:r>
+          </w:p>
+        </w:tc>
+      </w:tr>
+    </w:tbl>
+    <w:p>
+      <w:pPr>
+        <w:spacing w:after="200" w:line="276"/>
+        <w:jc w:val="both"/>
+      </w:pPr>
+      <w:r>
+        <w:rPr>
+          <w:rFonts w:ascii="Times New Roman" w:cs="Times New Roman" w:eastAsia="Times New Roman" w:hAnsi="Times New Roman"/>
+          <w:i/>
+          <w:iCs/>
+          <w:sz w:val="18"/>
+          <w:szCs w:val="18"/>
+        </w:rPr>
+        <w:t xml:space="preserve">Cost adjusted for inflation using IPCA (base year 2020). ICU = number of ICU admissions. LOS = length of stay in days.</w:t>
+      </w:r>
+    </w:p>
+    <w:p>
+      <w:pPr>
+        <w:spacing w:after="200" w:line="480"/>
+        <w:jc w:val="both"/>
+      </w:pPr>
+      <w:r>
+        <w:rPr>
+          <w:rFonts w:ascii="Times New Roman" w:cs="Times New Roman" w:eastAsia="Times New Roman" w:hAnsi="Times New Roman"/>
+          <w:sz w:val="24"/>
+          <w:szCs w:val="24"/>
+        </w:rPr>
+        <w:t xml:space="preserve"/>
+      </w:r>
+    </w:p>
+    <w:p>
+      <w:pPr>
+        <w:pStyle w:val="Heading2"/>
+        <w:spacing w:after="120" w:line="480" w:before="240"/>
+        <w:jc w:val="left"/>
+      </w:pPr>
+      <w:r>
+        <w:rPr>
+          <w:rFonts w:ascii="Arial" w:cs="Arial" w:eastAsia="Arial" w:hAnsi="Arial"/>
+          <w:b/>
+          <w:bCs/>
+          <w:sz w:val="24"/>
+          <w:szCs w:val="24"/>
+        </w:rPr>
+        <w:t xml:space="preserve">Table 3. Weinstein-Style Variation Metrics: Brazil vs. United States</w:t>
+      </w:r>
+    </w:p>
+    <w:tbl>
+      <w:tblPr>
+        <w:tblW w:type="auto" w:w="100"/>
+        <w:tblBorders>
+          <w:top w:val="single" w:color="auto" w:sz="4"/>
+          <w:left w:val="single" w:color="auto" w:sz="4"/>
+          <w:bottom w:val="single" w:color="auto" w:sz="4"/>
+          <w:right w:val="single" w:color="auto" w:sz="4"/>
+          <w:insideH w:val="single" w:color="auto" w:sz="4"/>
+          <w:insideV w:val="single" w:color="auto" w:sz="4"/>
+        </w:tblBorders>
+      </w:tblPr>
+      <w:tblGrid>
+        <w:gridCol w:w="2400"/>
+        <w:gridCol w:w="2300"/>
+        <w:gridCol w:w="2300"/>
+        <w:gridCol w:w="2360"/>
+      </w:tblGrid>
+      <w:tr>
+        <w:tc>
+          <w:tcPr>
+            <w:tcW w:type="dxa" w:w="2400"/>
+            <w:tcBorders>
+              <w:top w:val="single" w:color="000000" w:sz="1"/>
+              <w:left w:val="none"/>
+              <w:bottom w:val="single" w:color="000000" w:sz="1"/>
+              <w:right w:val="none"/>
+            </w:tcBorders>
+            <w:shd w:fill="FFFFFF" w:val="clear"/>
+            <w:vAlign w:val="center"/>
+          </w:tcPr>
+          <w:p>
+            <w:pPr>
+              <w:spacing w:before="40" w:after="40" w:line="276"/>
+              <w:jc w:val="center"/>
+            </w:pPr>
+            <w:r>
+              <w:rPr>
+                <w:rFonts w:ascii="Times New Roman" w:cs="Times New Roman" w:eastAsia="Times New Roman" w:hAnsi="Times New Roman"/>
+                <w:b/>
+                <w:bCs/>
+                <w:sz w:val="20"/>
+                <w:szCs w:val="20"/>
+              </w:rPr>
+              <w:t xml:space="preserve">Metric</w:t>
+            </w:r>
+          </w:p>
+        </w:tc>
+        <w:tc>
+          <w:tcPr>
+            <w:tcW w:type="dxa" w:w="2300"/>
+            <w:tcBorders>
+              <w:top w:val="single" w:color="000000" w:sz="1"/>
+              <w:left w:val="none"/>
+              <w:bottom w:val="single" w:color="000000" w:sz="1"/>
+              <w:right w:val="none"/>
+            </w:tcBorders>
+            <w:shd w:fill="FFFFFF" w:val="clear"/>
+            <w:vAlign w:val="center"/>
+          </w:tcPr>
+          <w:p>
+            <w:pPr>
+              <w:spacing w:before="40" w:after="40" w:line="276"/>
+              <w:jc w:val="center"/>
+            </w:pPr>
+            <w:r>
+              <w:rPr>
+                <w:rFonts w:ascii="Times New Roman" w:cs="Times New Roman" w:eastAsia="Times New Roman" w:hAnsi="Times New Roman"/>
+                <w:b/>
+                <w:bCs/>
+                <w:sz w:val="20"/>
+                <w:szCs w:val="20"/>
+              </w:rPr>
               <w:t xml:space="preserve">Brazil SUS
 All Arthrodesis</w:t>
             </w:r>
@@ -1757,7 +6750,7 @@
         </w:tc>
         <w:tc>
           <w:tcPr>
-            <w:tcW w:type="dxa" w:w="1800"/>
+            <w:tcW w:type="dxa" w:w="2300"/>
             <w:tcBorders>
               <w:top w:val="single" w:color="000000" w:sz="1"/>
               <w:left w:val="none"/>
@@ -1787,7 +6780,7 @@
         </w:tc>
         <w:tc>
           <w:tcPr>
-            <w:tcW w:type="dxa" w:w="1800"/>
+            <w:tcW w:type="dxa" w:w="2360"/>
             <w:tcBorders>
               <w:top w:val="single" w:color="000000" w:sz="1"/>
               <w:left w:val="none"/>
@@ -1815,40 +6808,11 @@
             </w:r>
           </w:p>
         </w:tc>
-        <w:tc>
-          <w:tcPr>
-            <w:tcW w:type="dxa" w:w="1760"/>
-            <w:tcBorders>
-              <w:top w:val="single" w:color="000000" w:sz="1"/>
-              <w:left w:val="none"/>
-              <w:bottom w:val="single" w:color="000000" w:sz="1"/>
-              <w:right w:val="none"/>
-            </w:tcBorders>
-            <w:shd w:fill="FFFFFF" w:val="clear"/>
-            <w:vAlign w:val="center"/>
-          </w:tcPr>
-          <w:p>
-            <w:pPr>
-              <w:spacing w:before="40" w:after="40" w:line="276"/>
-              <w:jc w:val="center"/>
-            </w:pPr>
-            <w:r>
-              <w:rPr>
-                <w:rFonts w:ascii="Times New Roman" w:cs="Times New Roman" w:eastAsia="Times New Roman" w:hAnsi="Times New Roman"/>
-                <w:b/>
-                <w:bCs/>
-                <w:sz w:val="20"/>
-                <w:szCs w:val="20"/>
-              </w:rPr>
-              <w:t xml:space="preserve">p*</w:t>
-            </w:r>
-          </w:p>
-        </w:tc>
       </w:tr>
       <w:tr>
         <w:tc>
           <w:tcPr>
-            <w:tcW w:type="dxa" w:w="2200"/>
+            <w:tcW w:type="dxa" w:w="2400"/>
             <w:tcBorders>
               <w:top w:val="single" w:color="000000" w:sz="1"/>
               <w:left w:val="none"/>
@@ -1875,7 +6839,7 @@
         </w:tc>
         <w:tc>
           <w:tcPr>
-            <w:tcW w:type="dxa" w:w="1800"/>
+            <w:tcW w:type="dxa" w:w="2300"/>
             <w:tcBorders>
               <w:top w:val="single" w:color="000000" w:sz="1"/>
               <w:left w:val="none"/>
@@ -1902,7 +6866,7 @@
         </w:tc>
         <w:tc>
           <w:tcPr>
-            <w:tcW w:type="dxa" w:w="1800"/>
+            <w:tcW w:type="dxa" w:w="2300"/>
             <w:tcBorders>
               <w:top w:val="single" w:color="000000" w:sz="1"/>
               <w:left w:val="none"/>
@@ -1929,7 +6893,7 @@
         </w:tc>
         <w:tc>
           <w:tcPr>
-            <w:tcW w:type="dxa" w:w="1800"/>
+            <w:tcW w:type="dxa" w:w="2360"/>
             <w:tcBorders>
               <w:top w:val="single" w:color="000000" w:sz="1"/>
               <w:left w:val="none"/>
@@ -1951,33 +6915,6 @@
                 <w:szCs w:val="20"/>
               </w:rPr>
               <w:t xml:space="preserve">HRR (N=306)</w:t>
-            </w:r>
-          </w:p>
-        </w:tc>
-        <w:tc>
-          <w:tcPr>
-            <w:tcW w:type="dxa" w:w="1760"/>
-            <w:tcBorders>
-              <w:top w:val="single" w:color="000000" w:sz="1"/>
-              <w:left w:val="none"/>
-              <w:bottom w:val="single" w:color="000000" w:sz="1"/>
-              <w:right w:val="none"/>
-            </w:tcBorders>
-            <w:shd w:fill="FFFFFF" w:val="clear"/>
-            <w:vAlign w:val="center"/>
-          </w:tcPr>
-          <w:p>
-            <w:pPr>
-              <w:spacing w:before="40" w:after="40" w:line="276"/>
-              <w:jc w:val="center"/>
-            </w:pPr>
-            <w:r>
-              <w:rPr>
-                <w:rFonts w:ascii="Times New Roman" w:cs="Times New Roman" w:eastAsia="Times New Roman" w:hAnsi="Times New Roman"/>
-                <w:sz w:val="20"/>
-                <w:szCs w:val="20"/>
-              </w:rPr>
-              <w:t xml:space="preserve">—</w:t>
             </w:r>
           </w:p>
         </w:tc>
@@ -1985,7 +6922,7 @@
       <w:tr>
         <w:tc>
           <w:tcPr>
-            <w:tcW w:type="dxa" w:w="2200"/>
+            <w:tcW w:type="dxa" w:w="2400"/>
             <w:tcBorders>
               <w:top w:val="single" w:color="000000" w:sz="1"/>
               <w:left w:val="none"/>
@@ -2012,7 +6949,7 @@
         </w:tc>
         <w:tc>
           <w:tcPr>
-            <w:tcW w:type="dxa" w:w="1800"/>
+            <w:tcW w:type="dxa" w:w="2300"/>
             <w:tcBorders>
               <w:top w:val="single" w:color="000000" w:sz="1"/>
               <w:left w:val="none"/>
@@ -2039,7 +6976,7 @@
         </w:tc>
         <w:tc>
           <w:tcPr>
-            <w:tcW w:type="dxa" w:w="1800"/>
+            <w:tcW w:type="dxa" w:w="2300"/>
             <w:tcBorders>
               <w:top w:val="single" w:color="000000" w:sz="1"/>
               <w:left w:val="none"/>
@@ -2066,7 +7003,7 @@
         </w:tc>
         <w:tc>
           <w:tcPr>
-            <w:tcW w:type="dxa" w:w="1800"/>
+            <w:tcW w:type="dxa" w:w="2360"/>
             <w:tcBorders>
               <w:top w:val="single" w:color="000000" w:sz="1"/>
               <w:left w:val="none"/>
@@ -2088,33 +7025,6 @@
                 <w:szCs w:val="20"/>
               </w:rPr>
               <w:t xml:space="preserve">1992–2003</w:t>
-            </w:r>
-          </w:p>
-        </w:tc>
-        <w:tc>
-          <w:tcPr>
-            <w:tcW w:type="dxa" w:w="1760"/>
-            <w:tcBorders>
-              <w:top w:val="single" w:color="000000" w:sz="1"/>
-              <w:left w:val="none"/>
-              <w:bottom w:val="single" w:color="000000" w:sz="1"/>
-              <w:right w:val="none"/>
-            </w:tcBorders>
-            <w:shd w:fill="FFFFFF" w:val="clear"/>
-            <w:vAlign w:val="center"/>
-          </w:tcPr>
-          <w:p>
-            <w:pPr>
-              <w:spacing w:before="40" w:after="40" w:line="276"/>
-              <w:jc w:val="center"/>
-            </w:pPr>
-            <w:r>
-              <w:rPr>
-                <w:rFonts w:ascii="Times New Roman" w:cs="Times New Roman" w:eastAsia="Times New Roman" w:hAnsi="Times New Roman"/>
-                <w:sz w:val="20"/>
-                <w:szCs w:val="20"/>
-              </w:rPr>
-              <w:t xml:space="preserve">—</w:t>
             </w:r>
           </w:p>
         </w:tc>
@@ -2122,7 +7032,7 @@
       <w:tr>
         <w:tc>
           <w:tcPr>
-            <w:tcW w:type="dxa" w:w="2200"/>
+            <w:tcW w:type="dxa" w:w="2400"/>
             <w:tcBorders>
               <w:top w:val="single" w:color="000000" w:sz="1"/>
               <w:left w:val="none"/>
@@ -2149,7 +7059,7 @@
         </w:tc>
         <w:tc>
           <w:tcPr>
-            <w:tcW w:type="dxa" w:w="1800"/>
+            <w:tcW w:type="dxa" w:w="2300"/>
             <w:tcBorders>
               <w:top w:val="single" w:color="000000" w:sz="1"/>
               <w:left w:val="none"/>
@@ -2176,7 +7086,7 @@
         </w:tc>
         <w:tc>
           <w:tcPr>
-            <w:tcW w:type="dxa" w:w="1800"/>
+            <w:tcW w:type="dxa" w:w="2300"/>
             <w:tcBorders>
               <w:top w:val="single" w:color="000000" w:sz="1"/>
               <w:left w:val="none"/>
@@ -2203,34 +7113,7 @@
         </w:tc>
         <w:tc>
           <w:tcPr>
-            <w:tcW w:type="dxa" w:w="1800"/>
-            <w:tcBorders>
-              <w:top w:val="single" w:color="000000" w:sz="1"/>
-              <w:left w:val="none"/>
-              <w:bottom w:val="single" w:color="000000" w:sz="1"/>
-              <w:right w:val="none"/>
-            </w:tcBorders>
-            <w:shd w:fill="FFFFFF" w:val="clear"/>
-            <w:vAlign w:val="center"/>
-          </w:tcPr>
-          <w:p>
-            <w:pPr>
-              <w:spacing w:before="40" w:after="40" w:line="276"/>
-              <w:jc w:val="center"/>
-            </w:pPr>
-            <w:r>
-              <w:rPr>
-                <w:rFonts w:ascii="Times New Roman" w:cs="Times New Roman" w:eastAsia="Times New Roman" w:hAnsi="Times New Roman"/>
-                <w:sz w:val="20"/>
-                <w:szCs w:val="20"/>
-              </w:rPr>
-              <w:t xml:space="preserve">—</w:t>
-            </w:r>
-          </w:p>
-        </w:tc>
-        <w:tc>
-          <w:tcPr>
-            <w:tcW w:type="dxa" w:w="1760"/>
+            <w:tcW w:type="dxa" w:w="2360"/>
             <w:tcBorders>
               <w:top w:val="single" w:color="000000" w:sz="1"/>
               <w:left w:val="none"/>
@@ -2259,7 +7142,7 @@
       <w:tr>
         <w:tc>
           <w:tcPr>
-            <w:tcW w:type="dxa" w:w="2200"/>
+            <w:tcW w:type="dxa" w:w="2400"/>
             <w:tcBorders>
               <w:top w:val="single" w:color="000000" w:sz="1"/>
               <w:left w:val="none"/>
@@ -2286,7 +7169,7 @@
         </w:tc>
         <w:tc>
           <w:tcPr>
-            <w:tcW w:type="dxa" w:w="1800"/>
+            <w:tcW w:type="dxa" w:w="2300"/>
             <w:tcBorders>
               <w:top w:val="single" w:color="000000" w:sz="1"/>
               <w:left w:val="none"/>
@@ -2313,7 +7196,7 @@
         </w:tc>
         <w:tc>
           <w:tcPr>
-            <w:tcW w:type="dxa" w:w="1800"/>
+            <w:tcW w:type="dxa" w:w="2300"/>
             <w:tcBorders>
               <w:top w:val="single" w:color="000000" w:sz="1"/>
               <w:left w:val="none"/>
@@ -2340,34 +7223,7 @@
         </w:tc>
         <w:tc>
           <w:tcPr>
-            <w:tcW w:type="dxa" w:w="1800"/>
-            <w:tcBorders>
-              <w:top w:val="single" w:color="000000" w:sz="1"/>
-              <w:left w:val="none"/>
-              <w:bottom w:val="single" w:color="000000" w:sz="1"/>
-              <w:right w:val="none"/>
-            </w:tcBorders>
-            <w:shd w:fill="FFFFFF" w:val="clear"/>
-            <w:vAlign w:val="center"/>
-          </w:tcPr>
-          <w:p>
-            <w:pPr>
-              <w:spacing w:before="40" w:after="40" w:line="276"/>
-              <w:jc w:val="center"/>
-            </w:pPr>
-            <w:r>
-              <w:rPr>
-                <w:rFonts w:ascii="Times New Roman" w:cs="Times New Roman" w:eastAsia="Times New Roman" w:hAnsi="Times New Roman"/>
-                <w:sz w:val="20"/>
-                <w:szCs w:val="20"/>
-              </w:rPr>
-              <w:t xml:space="preserve">—</w:t>
-            </w:r>
-          </w:p>
-        </w:tc>
-        <w:tc>
-          <w:tcPr>
-            <w:tcW w:type="dxa" w:w="1760"/>
+            <w:tcW w:type="dxa" w:w="2360"/>
             <w:tcBorders>
               <w:top w:val="single" w:color="000000" w:sz="1"/>
               <w:left w:val="none"/>
@@ -2396,7 +7252,7 @@
       <w:tr>
         <w:tc>
           <w:tcPr>
-            <w:tcW w:type="dxa" w:w="2200"/>
+            <w:tcW w:type="dxa" w:w="2400"/>
             <w:tcBorders>
               <w:top w:val="single" w:color="000000" w:sz="1"/>
               <w:left w:val="none"/>
@@ -2423,7 +7279,7 @@
         </w:tc>
         <w:tc>
           <w:tcPr>
-            <w:tcW w:type="dxa" w:w="1800"/>
+            <w:tcW w:type="dxa" w:w="2300"/>
             <w:tcBorders>
               <w:top w:val="single" w:color="000000" w:sz="1"/>
               <w:left w:val="none"/>
@@ -2450,7 +7306,7 @@
         </w:tc>
         <w:tc>
           <w:tcPr>
-            <w:tcW w:type="dxa" w:w="1800"/>
+            <w:tcW w:type="dxa" w:w="2300"/>
             <w:tcBorders>
               <w:top w:val="single" w:color="000000" w:sz="1"/>
               <w:left w:val="none"/>
@@ -2477,7 +7333,7 @@
         </w:tc>
         <w:tc>
           <w:tcPr>
-            <w:tcW w:type="dxa" w:w="1800"/>
+            <w:tcW w:type="dxa" w:w="2360"/>
             <w:tcBorders>
               <w:top w:val="single" w:color="000000" w:sz="1"/>
               <w:left w:val="none"/>
@@ -2499,33 +7355,6 @@
                 <w:szCs w:val="20"/>
               </w:rPr>
               <w:t xml:space="preserve">49.5</w:t>
-            </w:r>
-          </w:p>
-        </w:tc>
-        <w:tc>
-          <w:tcPr>
-            <w:tcW w:type="dxa" w:w="1760"/>
-            <w:tcBorders>
-              <w:top w:val="single" w:color="000000" w:sz="1"/>
-              <w:left w:val="none"/>
-              <w:bottom w:val="single" w:color="000000" w:sz="1"/>
-              <w:right w:val="none"/>
-            </w:tcBorders>
-            <w:shd w:fill="FFFFFF" w:val="clear"/>
-            <w:vAlign w:val="center"/>
-          </w:tcPr>
-          <w:p>
-            <w:pPr>
-              <w:spacing w:before="40" w:after="40" w:line="276"/>
-              <w:jc w:val="center"/>
-            </w:pPr>
-            <w:r>
-              <w:rPr>
-                <w:rFonts w:ascii="Times New Roman" w:cs="Times New Roman" w:eastAsia="Times New Roman" w:hAnsi="Times New Roman"/>
-                <w:sz w:val="20"/>
-                <w:szCs w:val="20"/>
-              </w:rPr>
-              <w:t xml:space="preserve">—</w:t>
             </w:r>
           </w:p>
         </w:tc>
@@ -2533,7 +7362,7 @@
       <w:tr>
         <w:tc>
           <w:tcPr>
-            <w:tcW w:type="dxa" w:w="2200"/>
+            <w:tcW w:type="dxa" w:w="2400"/>
             <w:tcBorders>
               <w:top w:val="single" w:color="000000" w:sz="1"/>
               <w:left w:val="none"/>
@@ -2560,7 +7389,7 @@
         </w:tc>
         <w:tc>
           <w:tcPr>
-            <w:tcW w:type="dxa" w:w="1800"/>
+            <w:tcW w:type="dxa" w:w="2300"/>
             <w:tcBorders>
               <w:top w:val="single" w:color="000000" w:sz="1"/>
               <w:left w:val="none"/>
@@ -2587,7 +7416,7 @@
         </w:tc>
         <w:tc>
           <w:tcPr>
-            <w:tcW w:type="dxa" w:w="1800"/>
+            <w:tcW w:type="dxa" w:w="2300"/>
             <w:tcBorders>
               <w:top w:val="single" w:color="000000" w:sz="1"/>
               <w:left w:val="none"/>
@@ -2614,7 +7443,7 @@
         </w:tc>
         <w:tc>
           <w:tcPr>
-            <w:tcW w:type="dxa" w:w="1800"/>
+            <w:tcW w:type="dxa" w:w="2360"/>
             <w:tcBorders>
               <w:top w:val="single" w:color="000000" w:sz="1"/>
               <w:left w:val="none"/>
@@ -2636,33 +7465,6 @@
                 <w:szCs w:val="20"/>
               </w:rPr>
               <w:t xml:space="preserve">21.0</w:t>
-            </w:r>
-          </w:p>
-        </w:tc>
-        <w:tc>
-          <w:tcPr>
-            <w:tcW w:type="dxa" w:w="1760"/>
-            <w:tcBorders>
-              <w:top w:val="single" w:color="000000" w:sz="1"/>
-              <w:left w:val="none"/>
-              <w:bottom w:val="single" w:color="000000" w:sz="1"/>
-              <w:right w:val="none"/>
-            </w:tcBorders>
-            <w:shd w:fill="FFFFFF" w:val="clear"/>
-            <w:vAlign w:val="center"/>
-          </w:tcPr>
-          <w:p>
-            <w:pPr>
-              <w:spacing w:before="40" w:after="40" w:line="276"/>
-              <w:jc w:val="center"/>
-            </w:pPr>
-            <w:r>
-              <w:rPr>
-                <w:rFonts w:ascii="Times New Roman" w:cs="Times New Roman" w:eastAsia="Times New Roman" w:hAnsi="Times New Roman"/>
-                <w:sz w:val="20"/>
-                <w:szCs w:val="20"/>
-              </w:rPr>
-              <w:t xml:space="preserve">—</w:t>
             </w:r>
           </w:p>
         </w:tc>
@@ -2670,7 +7472,7 @@
       <w:tr>
         <w:tc>
           <w:tcPr>
-            <w:tcW w:type="dxa" w:w="2200"/>
+            <w:tcW w:type="dxa" w:w="2400"/>
             <w:tcBorders>
               <w:top w:val="single" w:color="000000" w:sz="1"/>
               <w:left w:val="none"/>
@@ -2697,7 +7499,7 @@
         </w:tc>
         <w:tc>
           <w:tcPr>
-            <w:tcW w:type="dxa" w:w="1800"/>
+            <w:tcW w:type="dxa" w:w="2300"/>
             <w:tcBorders>
               <w:top w:val="single" w:color="000000" w:sz="1"/>
               <w:left w:val="none"/>
@@ -2724,7 +7526,7 @@
         </w:tc>
         <w:tc>
           <w:tcPr>
-            <w:tcW w:type="dxa" w:w="1800"/>
+            <w:tcW w:type="dxa" w:w="2300"/>
             <w:tcBorders>
               <w:top w:val="single" w:color="000000" w:sz="1"/>
               <w:left w:val="none"/>
@@ -2751,7 +7553,7 @@
         </w:tc>
         <w:tc>
           <w:tcPr>
-            <w:tcW w:type="dxa" w:w="1800"/>
+            <w:tcW w:type="dxa" w:w="2360"/>
             <w:tcBorders>
               <w:top w:val="single" w:color="000000" w:sz="1"/>
               <w:left w:val="none"/>
@@ -2773,33 +7575,6 @@
                 <w:szCs w:val="20"/>
               </w:rPr>
               <w:t xml:space="preserve">2.01</w:t>
-            </w:r>
-          </w:p>
-        </w:tc>
-        <w:tc>
-          <w:tcPr>
-            <w:tcW w:type="dxa" w:w="1760"/>
-            <w:tcBorders>
-              <w:top w:val="single" w:color="000000" w:sz="1"/>
-              <w:left w:val="none"/>
-              <w:bottom w:val="single" w:color="000000" w:sz="1"/>
-              <w:right w:val="none"/>
-            </w:tcBorders>
-            <w:shd w:fill="FFFFFF" w:val="clear"/>
-            <w:vAlign w:val="center"/>
-          </w:tcPr>
-          <w:p>
-            <w:pPr>
-              <w:spacing w:before="40" w:after="40" w:line="276"/>
-              <w:jc w:val="center"/>
-            </w:pPr>
-            <w:r>
-              <w:rPr>
-                <w:rFonts w:ascii="Times New Roman" w:cs="Times New Roman" w:eastAsia="Times New Roman" w:hAnsi="Times New Roman"/>
-                <w:sz w:val="20"/>
-                <w:szCs w:val="20"/>
-              </w:rPr>
-              <w:t xml:space="preserve">—</w:t>
             </w:r>
           </w:p>
         </w:tc>
@@ -2807,7 +7582,7 @@
       <w:tr>
         <w:tc>
           <w:tcPr>
-            <w:tcW w:type="dxa" w:w="2200"/>
+            <w:tcW w:type="dxa" w:w="2400"/>
             <w:tcBorders>
               <w:top w:val="single" w:color="000000" w:sz="1"/>
               <w:left w:val="none"/>
@@ -2834,7 +7609,7 @@
         </w:tc>
         <w:tc>
           <w:tcPr>
-            <w:tcW w:type="dxa" w:w="1800"/>
+            <w:tcW w:type="dxa" w:w="2300"/>
             <w:tcBorders>
               <w:top w:val="single" w:color="000000" w:sz="1"/>
               <w:left w:val="none"/>
@@ -2861,7 +7636,7 @@
         </w:tc>
         <w:tc>
           <w:tcPr>
-            <w:tcW w:type="dxa" w:w="1800"/>
+            <w:tcW w:type="dxa" w:w="2300"/>
             <w:tcBorders>
               <w:top w:val="single" w:color="000000" w:sz="1"/>
               <w:left w:val="none"/>
@@ -2888,7 +7663,7 @@
         </w:tc>
         <w:tc>
           <w:tcPr>
-            <w:tcW w:type="dxa" w:w="1800"/>
+            <w:tcW w:type="dxa" w:w="2360"/>
             <w:tcBorders>
               <w:top w:val="single" w:color="000000" w:sz="1"/>
               <w:left w:val="none"/>
@@ -2910,33 +7685,6 @@
                 <w:szCs w:val="20"/>
               </w:rPr>
               <w:t xml:space="preserve">1.1</w:t>
-            </w:r>
-          </w:p>
-        </w:tc>
-        <w:tc>
-          <w:tcPr>
-            <w:tcW w:type="dxa" w:w="1760"/>
-            <w:tcBorders>
-              <w:top w:val="single" w:color="000000" w:sz="1"/>
-              <w:left w:val="none"/>
-              <w:bottom w:val="single" w:color="000000" w:sz="1"/>
-              <w:right w:val="none"/>
-            </w:tcBorders>
-            <w:shd w:fill="FFFFFF" w:val="clear"/>
-            <w:vAlign w:val="center"/>
-          </w:tcPr>
-          <w:p>
-            <w:pPr>
-              <w:spacing w:before="40" w:after="40" w:line="276"/>
-              <w:jc w:val="center"/>
-            </w:pPr>
-            <w:r>
-              <w:rPr>
-                <w:rFonts w:ascii="Times New Roman" w:cs="Times New Roman" w:eastAsia="Times New Roman" w:hAnsi="Times New Roman"/>
-                <w:sz w:val="20"/>
-                <w:szCs w:val="20"/>
-              </w:rPr>
-              <w:t xml:space="preserve">—</w:t>
             </w:r>
           </w:p>
         </w:tc>
